--- a/output/docx/terms-of-service.docx
+++ b/output/docx/terms-of-service.docx
@@ -226,7 +226,7 @@
         <w:t>Restrictions.</w:t>
       </w:r>
       <w:r>
-        <w:t xml:space="preserve"> You may not: (i) license, sell, rent, lease, transfer, assign, distribute, or commercially exploit the Service or any content on it; (ii) modify, create derivative works from, disassemble, reverse-compile, or reverse-engineer any part of the Service; (iii) access the Service in order to build a similar or competing product or service; (iv) copy, reproduce, distribute, republish, download, display, post, or transmit any part of the Service except as expressly permitted by these Terms; (v) circumvent, remove, alter, deactivate, degrade, or thwart any technological measure or content protection of the Service; (vi) use the Service to create, send, or collect payment on invoices that do not reflect bona fide transactions, or otherwise to engage in fraudulent, deceptive, or unlawful activity; (vii) use the Service in violation of economic sanctions, anti-money-laundering, or export laws; (viii) upload or transmit viruses, malicious code, or any material that interferes with the operation of the Service; or (ix) share account credentials or permit any person other than an Authorized User to access the Service. All copyright and proprietary notices on the Service must be kept intact on any copies you are permitted to make.</w:t>
+        <w:t xml:space="preserve"> You may not: (i) license, sell, rent, lease, transfer, assign, distribute, or commercially exploit the Service or any content on it; (ii) modify, create derivative works from, disassemble, reverse-compile, or reverse-engineer any part of the Service; (iii) access the Service in order to build a similar or competing product or service; (iv) copy, reproduce, distribute, republish, download, display, post, or transmit any part of the Service except as expressly permitted by these Terms; (v) circumvent, remove, alter, deactivate, degrade, or thwart any technological measure or content protection of the Service; (vi) use the Service to create, send, or collect payment on invoices that do not reflect bona fide transactions, or otherwise to engage in fraudulent, deceptive, or unlawful activity; (vii) use the Service in violation of economic sanctions, anti-money-laundering, or export laws; (viii) upload or transmit viruses, malicious code, or any material that interferes with the operation of the Service; (ix) share account credentials or permit any person other than an Authorized User to access the Service; or (x) circumvent or avoid any fees payable for the Service or for Chexbill Payments. All copyright and proprietary notices on the Service must be kept intact on any copies you are permitted to make.</w:t>
       </w:r>
     </w:p>
     <w:p>
@@ -323,7 +323,7 @@
         <w:t>Processing of Personal Data.</w:t>
       </w:r>
       <w:r>
-        <w:t xml:space="preserve"> By using the Service, you acknowledge that you have read and understand our Privacy Policy and that Company will process your personal data and other information in accordance with the Privacy Policy. If there is a conflict between these Terms and the Privacy Policy with respect to the collection, use, or processing of your personal data, the Privacy Policy will control.</w:t>
+        <w:t xml:space="preserve"> By using the Service, you acknowledge that you have read and understand our Privacy Policy and that Company will process your personal data and other information in accordance with the Privacy Policy. If there is a conflict between these Terms and the Privacy Policy with respect to the collection, use, or processing of your personal data, the Privacy Policy will control, except that the Data Processing Addendum controls with respect to personal data we process on your behalf.</w:t>
       </w:r>
     </w:p>
     <w:p>
@@ -360,7 +360,7 @@
         <w:t>Data Processing Addendum.</w:t>
       </w:r>
       <w:r>
-        <w:t xml:space="preserve"> To the extent you use the Service to process personal data of your own customers, vendors, employees, or other individuals that is subject to applicable data protection laws, our Data Processing Addendum, available at https://chexbill.com/dpa, governs our processing of that data on your behalf.</w:t>
+        <w:t xml:space="preserve"> To the extent you use the Service to process personal data of your own customers, vendors, employees, or other individuals that is subject to applicable data protection laws, our Data Processing Addendum, available at https://chexbill.com/dpa, applies to our processing of that data on your behalf.</w:t>
       </w:r>
     </w:p>
     <w:p>
@@ -391,7 +391,7 @@
         <w:t>Customer Data</w:t>
       </w:r>
       <w:r>
-        <w:t>" means the information, data, and other content, in any form or medium, that is submitted, posted, uploaded, or otherwise transmitted by or on behalf of you, your Organization, or your Authorized Users through the Service, including invoices, estimates, bills, expenses, receipts and other uploaded documents, contact records of your customers and vendors, bank transaction data you connect, and reports generated from that data. As between you and Company, Customer Data and all intellectual property rights in it are your exclusive property. All rights in and to Customer Data not expressly granted to Company in these Terms are reserved by you.</w:t>
+        <w:t>" means the information, data, and other content, in any form or medium, that is submitted, posted, uploaded, or otherwise transmitted by or on behalf of you, your Organization, or your Authorized Users through the Service, including invoices, estimates, bills, expenses, receipts and other uploaded documents, contact records of your customers and vendors, bank transaction data you connect, and reports generated from that data. Customer Data does not include information you submit in an application for Chexbill Payments (see Section 6.3) or information we collect about your use of the Service, which we handle as described in our Privacy Policy. As between you and Company, Customer Data and all intellectual property rights in it are your exclusive property. All rights in and to Customer Data not expressly granted to Company in these Terms are reserved by you.</w:t>
       </w:r>
     </w:p>
     <w:p>
@@ -498,7 +498,7 @@
         <w:t>Data Retention and Deletion.</w:t>
       </w:r>
       <w:r>
-        <w:t xml:space="preserve"> Customer Data remains available for as long as your Organization is active. If you delete your Organization, we will prompt you to export your Customer Data before deletion. If an Organization has no active subscription for 365 consecutive days, we may delete the Organization and its Customer Data; we will notify the Administrator by email at least 60 days before doing so. An Organization created during a free trial that does not subscribe to a paid plan may be deleted 90 days after the trial ends. Following deletion, copies of Customer Data may persist in backups for a limited period [TBD — needs attorney/founder decision: state the backup retention window] and we may retain Customer Data to the extent required by applicable law, as described in our Privacy Policy.</w:t>
+        <w:t xml:space="preserve"> Customer Data remains available for as long as your Organization is active. If you delete your user account, you will be asked to either delete the Organizations you administer or transfer them to another user. If you delete your Organization, we will prompt you to export your Customer Data before deletion, and we may require that any outstanding balance owed to us be settled first. If an Organization has no active subscription for 365 consecutive days, we may delete the Organization and its Customer Data; we will notify the Administrator by email at least 60 days before doing so. An Organization created during a free trial that does not subscribe to a paid plan may be deleted 90 days after the trial ends. Following deletion, copies of Customer Data may persist in backups for a limited period [TBD — needs attorney/founder decision: state the backup retention window] and we may retain Customer Data to the extent required by applicable law, as described in our Privacy Policy. [ATTORNEY REVIEW: reconcile this deletion schedule with record-retention requirements for tax forms filed through the Service.]</w:t>
       </w:r>
     </w:p>
     <w:p>
@@ -520,7 +520,7 @@
         <w:t>Free Trial.</w:t>
       </w:r>
       <w:r>
-        <w:t xml:space="preserve"> New Organizations receive a 14-day free trial of the paid features of the Service. No payment method is required to start a trial. At the end of the trial, you may subscribe to a paid plan; if you do not, access to paid features ends and the Organization is subject to deletion as described in Section 4.8.</w:t>
+        <w:t xml:space="preserve"> New Organizations receive a 14-day free trial of the paid features of the Service. No payment method is required to start a trial. At the end of the trial, you may subscribe to a paid plan; if you do not, your Organization's access to the Service is suspended until you subscribe, and the Organization is subject to deletion as described in Section 4.8.</w:t>
       </w:r>
     </w:p>
     <w:p>
@@ -576,7 +576,7 @@
         <w:t>No Refunds.</w:t>
       </w:r>
       <w:r>
-        <w:t xml:space="preserve"> Unless otherwise specified in these Terms, all fees and other amounts paid by you under these Terms are non-refundable, including for partial subscription periods, unused services, or yearly plans cancelled before the end of the year.</w:t>
+        <w:t xml:space="preserve"> All fees and other amounts paid by you under these Terms are non-refundable, including for partial subscription periods, unused services, or yearly plans cancelled before the end of the year.</w:t>
       </w:r>
     </w:p>
     <w:p>
@@ -604,7 +604,7 @@
         <w:t>Failed Payments; Suspension.</w:t>
       </w:r>
       <w:r>
-        <w:t xml:space="preserve"> If a charge fails, we may retry your payment method. If payment is not received within 7 days after the due date, we may suspend your Organization's access to paid features without further notice until the full balance owed has been paid. An Organization that remains unpaid is treated as having no active subscription for purposes of Section 4.8.</w:t>
+        <w:t xml:space="preserve"> If a charge fails, we may retry your payment method. If payment is not received within 7 days after the due date, we may suspend your Organization's access to the Service without further notice until the full balance owed has been paid. We do not charge interest on late payments. An Organization that remains unpaid is treated as having no active subscription for purposes of Section 4.8.</w:t>
       </w:r>
     </w:p>
     <w:p>
@@ -655,10 +655,10 @@
         <w:rPr>
           <w:b/>
         </w:rPr>
-        <w:t>Processor</w:t>
-      </w:r>
-      <w:r>
-        <w:t>"). Company is a software provider and referral partner of the Processor. Company is not a bank, payment processor, money transmitter, or card network, and does not hold, settle, or transmit your funds.</w:t>
+        <w:t>Payment Processor</w:t>
+      </w:r>
+      <w:r>
+        <w:t>"). Company is a software provider and referral partner of the Payment Processor. Company is not a bank, payment processor, money transmitter, or card network, and does not hold, settle, or transmit your funds.</w:t>
       </w:r>
     </w:p>
     <w:p>
@@ -672,7 +672,7 @@
         <w:t>Merchant Agreement Required.</w:t>
       </w:r>
       <w:r>
-        <w:t xml:space="preserve"> To use Chexbill Payments, your Organization must apply for, be approved for, and enter into a merchant processing agreement directly with the Processor (the "</w:t>
+        <w:t xml:space="preserve"> To use Chexbill Payments, your Organization must apply for, be approved for, and enter into a merchant processing agreement directly with the Payment Processor (the "</w:t>
       </w:r>
       <w:r>
         <w:rPr>
@@ -681,7 +681,7 @@
         <w:t>Merchant Agreement</w:t>
       </w:r>
       <w:r>
-        <w:t>"). The Merchant Agreement, not these Terms, governs the processing of your transactions, including settlement and funding of your transactions, chargebacks and disputes, reserves and funding holds, underwriting and approval decisions, card-network rules and compliance (including the Payment Card Industry Data Security Standard), the term of your processing relationship and any early-termination fees, and the closure of your merchant account. The Processor makes those decisions, and Company has no control over, and no liability for, them.</w:t>
+        <w:t>"). The Merchant Agreement, not these Terms, governs the processing of your transactions, including settlement and funding of your transactions, chargebacks and disputes, reserves and funding holds, underwriting and approval decisions, card-network rules and compliance (including the Payment Card Industry Data Security Standard), the term of your processing relationship and any early-termination fees, and the closure of your merchant account. The Payment Processor makes those decisions, and Company has no control over, and no liability for, them. [ATTORNEY REVIEW: no template covers a referral-partner (ISV/sub-rep) arrangement. Confirm Chexbill's role as described in its ISR agreement, whether the Payment Processor's program requires specific disclosures or pass-through terms here, and whether the Merchant Agreement's multi-year term, early-termination fee, and personal guarantee should be called out to merchants in the onboarding flow.]</w:t>
       </w:r>
     </w:p>
     <w:p>
@@ -695,7 +695,7 @@
         <w:t>Onboarding Information.</w:t>
       </w:r>
       <w:r>
-        <w:t xml:space="preserve"> When you apply for Chexbill Payments, we collect business, ownership, and banking information required by the Processor for underwriting and identity verification and transmit it to the Processor. You represent that all information you provide is accurate and complete and that you are authorized to provide it.</w:t>
+        <w:t xml:space="preserve"> When you apply for Chexbill Payments, we collect business, ownership, identification, and banking information required by the Payment Processor for underwriting and identity verification and transmit it to the Payment Processor. We collect and handle this information on our own behalf as described in our Privacy Policy; it is not Customer Data under Section 4, and we delete it from our systems once your onboarding with the Payment Processor is complete. You represent that all information you provide is accurate and complete and that you are authorized to provide it.</w:t>
       </w:r>
     </w:p>
     <w:p>
@@ -718,7 +718,7 @@
         <w:t>Pricing Schedule</w:t>
       </w:r>
       <w:r>
-        <w:t>"), as updated from time to time on notice to you. Processing fees and recurring fees appear on your merchant statement and are collected by the Processor, including by deduction from your settlements or debit of your designated bank account, in accordance with the Merchant Agreement. Payment terminals and other equipment sold or rented to you by Company are billed by Company separately, either in full at the time of order or in monthly installments for the period stated in your order, and are non-refundable except as stated in your order.</w:t>
+        <w:t>"), as updated from time to time on notice to you. Processing fees and recurring fees appear on your merchant statement and are collected by the Payment Processor, including by deduction from your settlements or debit of your designated bank account, in accordance with the Merchant Agreement. Payment terminals and other equipment sold or rented to you by Company are billed by Company separately, either in full at the time of order or in monthly installments for the period stated in your order, and are non-refundable except as stated in your order.</w:t>
       </w:r>
     </w:p>
     <w:p>
@@ -732,7 +732,7 @@
         <w:t>Your Obligations.</w:t>
       </w:r>
       <w:r>
-        <w:t xml:space="preserve"> You will use Chexbill Payments only for bona fide sales of goods or services by your Organization to its customers, in compliance with the Merchant Agreement, applicable card-network rules, and applicable law. You will not use Chexbill Payments for any business or transaction type prohibited by the Processor or the card networks. You are solely responsible for all transactions processed through your merchant account, for all chargebacks, refunds, fines, and penalties relating to those transactions, and for providing the goods and services you sell.</w:t>
+        <w:t xml:space="preserve"> You will use Chexbill Payments only for bona fide sales of goods or services by your Organization to its customers, in compliance with the Merchant Agreement, applicable card-network rules, and applicable law. You will not use Chexbill Payments for any business or transaction type prohibited by the Payment Processor or the card networks. You are solely responsible for all transactions processed through your merchant account, for all chargebacks, refunds, fines, and penalties relating to those transactions, and for providing the goods and services you sell.</w:t>
       </w:r>
     </w:p>
     <w:p>
@@ -755,7 +755,7 @@
         <w:t>Payor</w:t>
       </w:r>
       <w:r>
-        <w:t>") are your customers, not ours. You are solely responsible for your relationship with each Payor, including the sale, delivery, returns, refunds, and any dispute concerning the goods or services for which payment is made. Company is not a party to any transaction between you and a Payor.</w:t>
+        <w:t>") are your customers, not ours. You are solely responsible for your relationship with each Payor, including the sale, delivery, returns, refunds, and any dispute concerning the goods or services for which payment is made. Company is not a party to any transaction between you and a Payor. A Payor's use of a payment page or payment link is subject to these Terms to the extent applicable to that use, and the information we collect from Payors is described in our Privacy Policy.</w:t>
       </w:r>
     </w:p>
     <w:p>
@@ -786,7 +786,7 @@
         <w:t>Third-Party Services</w:t>
       </w:r>
       <w:r>
-        <w:t>"), including the Processor, bank-connection services, and tax-filing services. We do not control, endorse, or take responsibility for any Third-Party Services. You use all Third-Party Services at your own risk, and you acknowledge and agree that the applicable third party's own terms and privacy practices will apply to such use.</w:t>
+        <w:t>"), including the Payment Processor, bank-connection services, and tax-filing services. We do not control, endorse, or take responsibility for any Third-Party Services. You use all Third-Party Services at your own risk, and you acknowledge and agree that the applicable third party's own terms and privacy practices will apply to such use.</w:t>
       </w:r>
     </w:p>
     <w:p>
@@ -823,7 +823,7 @@
         <w:t>Other Users.</w:t>
       </w:r>
       <w:r>
-        <w:t xml:space="preserve"> Your interactions with other users of the Service, including Payors and members of other Organizations, are solely between you and those users. We are not responsible for any loss or harm resulting from those interactions, and we reserve the right, but have no obligation, to get involved in disputes between users.</w:t>
+        <w:t xml:space="preserve"> Your interactions with other users of the Service, including Payors and the other Authorized Users of your Organization, are solely between you and those users. We are not responsible for any loss or harm resulting from those interactions, and we reserve the right, but have no obligation, to get involved in disputes between users.</w:t>
       </w:r>
     </w:p>
     <w:p>
@@ -889,7 +889,7 @@
     </w:p>
     <w:p>
       <w:r>
-        <w:t>These Terms remain in effect while you use the Service. We may suspend or terminate your access (including suspending access to or deleting your account or Organization) at any time and for any reason, including if we believe you have violated these Terms. Where an Organization has an active paid subscription, and except where we suspend or terminate for suspected fraud, abuse, non-payment, legal or security risk, or harm to the Service or others, we will make reasonable efforts to notify you and give you an opportunity to cure the issue before terminating. We are not liable to you for any such suspension or termination. You may stop using the Service and delete your account or Organization at any time as described in Sections 1.1 and 4.8. Upon termination, Sections 2.2 through 2.7 and Sections 3 through 16 will survive.</w:t>
+        <w:t>These Terms remain in effect while you use the Service. We may suspend or terminate your access (including suspending access to or deleting your account or Organization) at any time and for any reason, including if we believe you have violated these Terms. Where an Organization has an active paid subscription, and except where we suspend or terminate for suspected fraud, abuse, non-payment, legal or security risk, or harm to the Service or others, we will make reasonable efforts to notify you and give you an opportunity to cure the issue before terminating. We are not liable to you for any such suspension or termination. Access to Chexbill Payments may also be suspended or terminated by the Payment Processor under the Merchant Agreement. You may stop using the Service and delete your account or Organization at any time as described in Sections 1.1 and 4.8. Upon termination, Sections 2.2 through 2.7 and Sections 3 through 16 will survive.</w:t>
       </w:r>
     </w:p>
     <w:p>
@@ -1153,7 +1153,7 @@
         <w:t>Try to Resolve First.</w:t>
       </w:r>
       <w:r>
-        <w:t xml:space="preserve"> Before starting arbitration, the parties agree to try to resolve the dispute informally. The party raising the dispute must send written notice (an "Informal Notice") to the other party. Within 45 days of receiving that Informal Notice, the parties will meet by phone or video in good faith to try to work things out. Company's notice address: legal@chexbill.com or Chexbill LLC, 257 Chapman Rd #208, Newark, Delaware 19702. If the informal dispute resolution process doesn't resolve the dispute within 60 days, either party may start arbitration.</w:t>
+        <w:t xml:space="preserve"> Before starting arbitration, the parties agree to try to resolve the dispute informally. The party raising the dispute must send written notice (an "Informal Notice") to the other party. Within 45 days of receiving that Informal Notice, the parties will meet by phone or video in good faith to try to work things out. Company's notice address: legal@chexbill.com or Chexbill LLC, 257 Chapman Rd #208, Newark, DE 19702. If the informal dispute resolution process doesn't resolve the dispute within 60 days, either party may start arbitration.</w:t>
       </w:r>
     </w:p>
     <w:p>
@@ -1265,7 +1265,7 @@
         <w:t>Opt-Out.</w:t>
       </w:r>
       <w:r>
-        <w:t xml:space="preserve"> You may opt out of this arbitration agreement within 30 days of first accepting these Terms by sending written notice to: Chexbill LLC, 257 Chapman Rd #208, Newark, Delaware 19702 or legal@chexbill.com. Your notice must include your name, address, and a clear statement that you wish to opt out. Opting out does not affect any other part of these Terms.</w:t>
+        <w:t xml:space="preserve"> You may opt out of this arbitration agreement within 30 days of first accepting these Terms by sending written notice to: Chexbill LLC, 257 Chapman Rd #208, Newark, DE 19702 or legal@chexbill.com. Your notice must include your name, address, and a clear statement that you wish to opt out. Opting out does not affect any other part of these Terms.</w:t>
       </w:r>
     </w:p>
     <w:p>

--- a/output/docx/terms-of-service.docx
+++ b/output/docx/terms-of-service.docx
@@ -254,7 +254,7 @@
         <w:t>No Support Obligation.</w:t>
       </w:r>
       <w:r>
-        <w:t xml:space="preserve"> We have no obligation to provide you with support or maintenance for the Service. Any support we choose to provide is provided on a best-efforts basis.</w:t>
+        <w:t xml:space="preserve"> We have no obligation to provide you with support or maintenance for the Service.</w:t>
       </w:r>
     </w:p>
     <w:p>
@@ -419,7 +419,7 @@
         <w:t>Your Responsibility for Customer Data.</w:t>
       </w:r>
       <w:r>
-        <w:t xml:space="preserve"> You are solely responsible for the accuracy, quality, and legality of Customer Data. You represent and warrant that you own Customer Data or have the necessary licenses, rights, consents, and permissions to authorize Company to use Customer Data in accordance with these Terms, and that you have provided all notices and obtained all consents necessary to submit the personal information of your customers, vendors, and other individuals for use by Company and the Service as contemplated in these Terms. You are responsible for maintaining your own copies of Customer Data; the Service provides export tools for this purpose.</w:t>
+        <w:t xml:space="preserve"> You are solely responsible for the accuracy, quality, and legality of Customer Data. You represent and warrant that you own Customer Data or have the necessary licenses, rights, consents, and permissions to authorize Company to use Customer Data in accordance with these Terms, and that you have provided all notices and obtained all consents necessary to submit the personal information of your customers, vendors, and other individuals for use by Company and the Service as contemplated in these Terms. You further represent and warrant that Customer Data and the use of Customer Data as contemplated by these Terms does not and will not: (a) infringe, violate, or misappropriate any third-party right, including any intellectual property right; (b) slander, defame, libel, or invade the right of privacy, publicity, or other property rights of any other person; (c) violate, or cause Company to violate, any law or regulation; (d) be deceptive, obscene, pornographic or unlawful; or (e) contain any viruses, worms or other malicious computer programming codes intended to damage Company's systems or data. Company may monitor your use of the Service and may prohibit any use of the Service it believes may be in violation of the foregoing warranties or applicable law. You are responsible for maintaining your own copies of Customer Data; the Service provides export tools for this purpose.</w:t>
       </w:r>
     </w:p>
     <w:p>
@@ -618,7 +618,7 @@
         <w:t>Taxes.</w:t>
       </w:r>
       <w:r>
-        <w:t xml:space="preserve"> Fees do not include any taxes of any jurisdiction that may be assessed or imposed on the Service, including sales, use, excise, value added, or similar taxes, excluding only taxes based on Company's net income. Where Company is required to collect such taxes, they will be added to your charges. If you claim a tax exemption, you must provide us with valid proof of exempt status, and you will be liable for any taxes, penalties, or interest assessed as a result of an invalid or lapsed exemption.</w:t>
+        <w:t xml:space="preserve"> Fees do not include any taxes of any jurisdiction that may be assessed or imposed on the Service, including sales, use, excise, value added, or similar taxes, excluding only taxes based on Company's net income. You are responsible for paying all such taxes. Where Company is required to collect such taxes, they will be added to your charges, and you will promptly reimburse Company for any such taxes payable or collectable by Company. If you have provided Company with proof of your tax-exempt status, you must notify Company immediately if that status changes, and you will be liable for all taxes, penalties, and interest assessed against Company or you as a result of any failure to do so.</w:t>
       </w:r>
     </w:p>
     <w:p>
@@ -718,7 +718,7 @@
         <w:t>Pricing Schedule</w:t>
       </w:r>
       <w:r>
-        <w:t>"), as updated from time to time on notice to you. Processing fees and recurring fees appear on your merchant statement and are collected by the Payment Processor, including by deduction from your settlements or debit of your designated bank account, in accordance with the Merchant Agreement. Payment terminals and other equipment sold or rented to you by Company are billed by Company separately, either in full at the time of order or in monthly installments for the period stated in your order, and are non-refundable except as stated in your order.</w:t>
+        <w:t>"), as updated from time to time on notice to you. Processing fees and recurring fees appear on your merchant statement and are collected by the Payment Processor, including by deduction from your settlements or debit of your designated bank account, in accordance with the Merchant Agreement. Payment terminals and other equipment sold or rented to you by Company are billed by Company separately, either in full at the time of order or in monthly installments for the period stated in your order, and are non-refundable.</w:t>
       </w:r>
     </w:p>
     <w:p>
@@ -809,7 +809,7 @@
         <w:t>Plaid</w:t>
       </w:r>
       <w:r>
-        <w:t>") so that transactions can be imported for reconciliation. By connecting an account, you represent and warrant that you are entitled to grant Company and Plaid access to that account and the data in it, and you acknowledge that we may access and use the data retrieved from it in accordance with these Terms and our Privacy Policy. Your use of Plaid is subject to the Plaid End User Privacy Policy. Each connected account, including access to and use of it and the availability and accuracy of its data, is solely determined by the applicable financial institution and Plaid. Company will have no liability for any unavailability, inaccuracy, or delay of connected-account data, or for any third party's decision to discontinue, suspend, or terminate a connected account.</w:t>
+        <w:t>") so that transactions can be imported for reconciliation. By connecting an account, you represent and warrant that you are entitled to grant Company and Plaid access to that account and the data in it and that you are in good standing with respect to that account, and you acknowledge that we may access and use the data retrieved from it in accordance with these Terms and our Privacy Policy. Your use of Plaid is subject to the Plaid End User Privacy Policy. Each connected account, including access to and use of it and the availability and accuracy of its data, is solely determined by the applicable financial institution and Plaid. Company will have no liability for any unavailability, inaccuracy, or delay of connected-account data, or for any third party's decision to discontinue, suspend, or terminate a connected account.</w:t>
       </w:r>
     </w:p>
     <w:p>

--- a/output/docx/terms-of-service.docx
+++ b/output/docx/terms-of-service.docx
@@ -12,94 +12,18 @@
     </w:p>
     <w:p>
       <w:r>
+        <w:t>These Terms of Service are our agreement with you. They set out what you can expect from us as your software provider and what we expect from you as our customer.</w:t>
+      </w:r>
+    </w:p>
+    <w:p>
+      <w:r>
         <w:rPr>
           <w:b/>
         </w:rPr>
-        <w:t>Version 1.0 — Last updated: October 20, 2026</w:t>
-      </w:r>
-    </w:p>
-    <w:p>
-      <w:r>
-        <w:t>The website located at chexbill.com and the web application located at app.chexbill.com, together with the features, tools, and related services we make available through them (collectively, the "</w:t>
-      </w:r>
-      <w:r>
-        <w:rPr>
-          <w:b/>
-        </w:rPr>
-        <w:t>Service</w:t>
-      </w:r>
-      <w:r>
-        <w:t>"), are owned and operated by Chexbill LLC, a Delaware limited liability company ("</w:t>
-      </w:r>
-      <w:r>
-        <w:rPr>
-          <w:b/>
-        </w:rPr>
-        <w:t>Chexbill</w:t>
-      </w:r>
-      <w:r>
-        <w:t>," "</w:t>
-      </w:r>
-      <w:r>
-        <w:rPr>
-          <w:b/>
-        </w:rPr>
-        <w:t>Company</w:t>
-      </w:r>
-      <w:r>
-        <w:t>," "</w:t>
-      </w:r>
-      <w:r>
-        <w:rPr>
-          <w:b/>
-        </w:rPr>
-        <w:t>us</w:t>
-      </w:r>
-      <w:r>
-        <w:t>," "</w:t>
-      </w:r>
-      <w:r>
-        <w:rPr>
-          <w:b/>
-        </w:rPr>
-        <w:t>our</w:t>
-      </w:r>
-      <w:r>
-        <w:t>," or "</w:t>
-      </w:r>
-      <w:r>
-        <w:rPr>
-          <w:b/>
-        </w:rPr>
-        <w:t>we</w:t>
-      </w:r>
-      <w:r>
-        <w:t>"). Certain features of the Service may be subject to additional guidelines or rules posted on the Service, which are incorporated by reference into these Terms.</w:t>
-      </w:r>
-    </w:p>
-    <w:p>
-      <w:r>
-        <w:t>These Terms of Service ("</w:t>
-      </w:r>
-      <w:r>
-        <w:rPr>
-          <w:b/>
-        </w:rPr>
-        <w:t>Terms</w:t>
-      </w:r>
-      <w:r>
-        <w:t>") govern your use of the Service. By accessing or using the Service, or by clicking "I agree" (or a similar button or checkbox) when that option is presented to you, you agree to these Terms on behalf of yourself or the entity you represent, and you confirm that you have the authority to do so. You must be at least 18 years old to use the Service. If you do not agree to these Terms, please do not use the Service.</w:t>
-      </w:r>
-    </w:p>
-    <w:p>
-      <w:r>
-        <w:rPr>
-          <w:b/>
-        </w:rPr>
-        <w:t>IMPORTANT -- PLEASE READ SECTION 16 CAREFULLY.</w:t>
-      </w:r>
-      <w:r>
-        <w:t xml:space="preserve"> It contains an agreement to resolve disputes through binding individual arbitration instead of in court, and includes a waiver of class action rights and jury trial rights. You have 30 days to opt out of the arbitration agreement, as further described in Section 16.</w:t>
+        <w:t>Version 1.0 — Last updated: October 20, 2026.</w:t>
+      </w:r>
+      <w:r>
+        <w:t xml:space="preserve"> This is the first version of these Terms.</w:t>
       </w:r>
     </w:p>
     <w:p>
@@ -107,90 +31,232 @@
         <w:pStyle w:val="Heading2"/>
       </w:pPr>
       <w:r>
-        <w:t>1. Accounts and Organizations</w:t>
+        <w:t>Introduction</w:t>
       </w:r>
     </w:p>
     <w:p>
       <w:r>
-        <w:t xml:space="preserve">1.1 </w:t>
+        <w:t>The website located at chexbill.com and the web application located at app.chexbill.com, together with the features, tools, and related services we make available through them (collectively, the "</w:t>
       </w:r>
       <w:r>
         <w:rPr>
           <w:b/>
         </w:rPr>
-        <w:t>Creating an Account.</w:t>
-      </w:r>
-      <w:r>
-        <w:t xml:space="preserve"> Some features of the Service require you to register for an account. When you register, you agree to provide accurate and complete information and to keep that information current. You may register using an email address and password or through a supported third-party sign-in service (such as Google, Microsoft, or Apple). You can delete your account at any time by following the instructions in your account settings. We may suspend or terminate your account as described in Section 11.</w:t>
-      </w:r>
-    </w:p>
-    <w:p>
-      <w:r>
-        <w:t xml:space="preserve">1.2 </w:t>
+        <w:t>Service</w:t>
+      </w:r>
+      <w:r>
+        <w:t>"), are owned and operated by Chexbill LLC, a Delaware limited liability company ("</w:t>
       </w:r>
       <w:r>
         <w:rPr>
           <w:b/>
         </w:rPr>
-        <w:t>Organizations.</w:t>
-      </w:r>
-      <w:r>
-        <w:t xml:space="preserve"> To use the accounting features of the Service, a user creates an organization within the Service (an "</w:t>
+        <w:t>Chexbill</w:t>
+      </w:r>
+      <w:r>
+        <w:t>," "</w:t>
       </w:r>
       <w:r>
         <w:rPr>
           <w:b/>
         </w:rPr>
-        <w:t>Organization</w:t>
-      </w:r>
-      <w:r>
-        <w:t>"). The user who creates an Organization is its administrator by default (the "</w:t>
+        <w:t>Company</w:t>
+      </w:r>
+      <w:r>
+        <w:t>," "</w:t>
       </w:r>
       <w:r>
         <w:rPr>
           <w:b/>
         </w:rPr>
-        <w:t>Administrator</w:t>
-      </w:r>
-      <w:r>
-        <w:t>") and may invite other users to join the Organization as authorized users ("</w:t>
+        <w:t>us</w:t>
+      </w:r>
+      <w:r>
+        <w:t>," "</w:t>
       </w:r>
       <w:r>
         <w:rPr>
           <w:b/>
         </w:rPr>
-        <w:t>Authorized Users</w:t>
-      </w:r>
-      <w:r>
-        <w:t>"). If you create or administer an Organization, you represent that you are authorized to bind the business the Organization represents to these Terms, and "you" in these Terms includes that business. Subscriptions, fees, and billing under Section 5 apply per Organization.</w:t>
-      </w:r>
-    </w:p>
-    <w:p>
-      <w:r>
-        <w:t xml:space="preserve">1.3 </w:t>
+        <w:t>our</w:t>
+      </w:r>
+      <w:r>
+        <w:t>," or "</w:t>
       </w:r>
       <w:r>
         <w:rPr>
           <w:b/>
         </w:rPr>
-        <w:t>Responsibility for Authorized Users.</w:t>
-      </w:r>
-      <w:r>
-        <w:t xml:space="preserve"> Login credentials cannot be shared or used by more than one Authorized User at a time. The Administrator and the Organization are responsible for the acts and omissions of all Authorized Users in their access to and use of the Service, and any breach of these Terms by an Authorized User will constitute a breach by the Organization. The Organization will use commercially reasonable efforts to prevent unauthorized access to, or use of, the Service and will notify us promptly of any such unauthorized use known to it.</w:t>
+        <w:t>we</w:t>
+      </w:r>
+      <w:r>
+        <w:t>"). Certain features of the Service may be subject to additional guidelines or rules posted on the Service, which are incorporated by reference into these Terms.</w:t>
       </w:r>
     </w:p>
     <w:p>
       <w:r>
-        <w:t xml:space="preserve">1.4 </w:t>
+        <w:t>These Terms of Service ("</w:t>
       </w:r>
       <w:r>
         <w:rPr>
           <w:b/>
         </w:rPr>
-        <w:t>Account Security.</w:t>
-      </w:r>
-      <w:r>
-        <w:t xml:space="preserve"> You are responsible for keeping your login credentials confidential and for all activity that occurs under your account. If you believe your account has been accessed without your authorization, please notify us immediately at support@chexbill.com. We are not liable for any losses resulting from your failure to keep your credentials secure.</w:t>
+        <w:t>Terms</w:t>
+      </w:r>
+      <w:r>
+        <w:t>") govern your use of the Service. By accessing or using the Service, or by clicking "I agree" (or a similar button or checkbox) when that option is presented to you, you agree to these Terms on behalf of yourself or the entity you represent, and you confirm that you have the authority to do so. You must be at least 18 years old to use the Service. If you do not agree to these Terms, please do not use the Service.</w:t>
+      </w:r>
+    </w:p>
+    <w:p>
+      <w:r>
+        <w:t>To make these Terms easier to read, each section starts with a short summary in italics. The summaries are provided for convenience only and do not limit or change the full text of that section, so please read everything.</w:t>
+      </w:r>
+    </w:p>
+    <w:p>
+      <w:r>
+        <w:rPr>
+          <w:b/>
+        </w:rPr>
+        <w:t>IMPORTANT -- PLEASE READ SECTION 12 CAREFULLY.</w:t>
+      </w:r>
+      <w:r>
+        <w:t xml:space="preserve"> It contains an agreement to resolve disputes through binding individual arbitration instead of in court, and includes a waiver of class action rights and jury trial rights. You have 30 days to opt out of the arbitration agreement, as further described in Section 12.</w:t>
+      </w:r>
+    </w:p>
+    <w:p>
+      <w:r>
+        <w:rPr>
+          <w:b/>
+        </w:rPr>
+        <w:t>Contents</w:t>
+      </w:r>
+    </w:p>
+    <w:p>
+      <w:pPr>
+        <w:pStyle w:val="ListNumber"/>
+      </w:pPr>
+      <w:r>
+        <w:t>Accounts and Organizations</w:t>
+      </w:r>
+    </w:p>
+    <w:p>
+      <w:pPr>
+        <w:pStyle w:val="ListNumber"/>
+      </w:pPr>
+      <w:r>
+        <w:t>Access to the Service</w:t>
+      </w:r>
+    </w:p>
+    <w:p>
+      <w:pPr>
+        <w:pStyle w:val="ListNumber"/>
+      </w:pPr>
+      <w:r>
+        <w:t>Subscriptions and Fees</w:t>
+      </w:r>
+    </w:p>
+    <w:p>
+      <w:pPr>
+        <w:pStyle w:val="ListNumber"/>
+      </w:pPr>
+      <w:r>
+        <w:t>Privacy</w:t>
+      </w:r>
+    </w:p>
+    <w:p>
+      <w:pPr>
+        <w:pStyle w:val="ListNumber"/>
+      </w:pPr>
+      <w:r>
+        <w:t>Your Data and Content</w:t>
+      </w:r>
+    </w:p>
+    <w:p>
+      <w:pPr>
+        <w:pStyle w:val="ListNumber"/>
+      </w:pPr>
+      <w:r>
+        <w:t>AI Features, Reports, and Tax Filing</w:t>
+      </w:r>
+    </w:p>
+    <w:p>
+      <w:pPr>
+        <w:pStyle w:val="ListNumber"/>
+      </w:pPr>
+      <w:r>
+        <w:t>Chexbill Payments</w:t>
+      </w:r>
+    </w:p>
+    <w:p>
+      <w:pPr>
+        <w:pStyle w:val="ListNumber"/>
+      </w:pPr>
+      <w:r>
+        <w:t>Third-Party Services and Connected Accounts</w:t>
+      </w:r>
+    </w:p>
+    <w:p>
+      <w:pPr>
+        <w:pStyle w:val="ListNumber"/>
+      </w:pPr>
+      <w:r>
+        <w:t>Copyright Complaints</w:t>
+      </w:r>
+    </w:p>
+    <w:p>
+      <w:pPr>
+        <w:pStyle w:val="ListNumber"/>
+      </w:pPr>
+      <w:r>
+        <w:t>Term, Termination, and Data Retention</w:t>
+      </w:r>
+    </w:p>
+    <w:p>
+      <w:pPr>
+        <w:pStyle w:val="ListNumber"/>
+      </w:pPr>
+      <w:r>
+        <w:t>Disclaimers, Liability, and Indemnity</w:t>
+      </w:r>
+    </w:p>
+    <w:p>
+      <w:pPr>
+        <w:pStyle w:val="ListNumber"/>
+      </w:pPr>
+      <w:r>
+        <w:t>Dispute Resolution</w:t>
+      </w:r>
+    </w:p>
+    <w:p>
+      <w:pPr>
+        <w:pStyle w:val="ListNumber"/>
+      </w:pPr>
+      <w:r>
+        <w:t>State-Specific Legal Notices</w:t>
+      </w:r>
+    </w:p>
+    <w:p>
+      <w:pPr>
+        <w:pStyle w:val="ListNumber"/>
+      </w:pPr>
+      <w:r>
+        <w:t>Accessibility</w:t>
+      </w:r>
+    </w:p>
+    <w:p>
+      <w:pPr>
+        <w:pStyle w:val="ListNumber"/>
+      </w:pPr>
+      <w:r>
+        <w:t>General</w:t>
+      </w:r>
+    </w:p>
+    <w:p>
+      <w:pPr>
+        <w:pStyle w:val="ListNumber"/>
+      </w:pPr>
+      <w:r>
+        <w:t>How to Contact Us</w:t>
       </w:r>
     </w:p>
     <w:p>
@@ -198,105 +264,98 @@
         <w:pStyle w:val="Heading2"/>
       </w:pPr>
       <w:r>
-        <w:t>2. Access to the Service</w:t>
+        <w:t>1. Accounts and Organizations</w:t>
       </w:r>
     </w:p>
     <w:p>
       <w:r>
-        <w:t xml:space="preserve">2.1 </w:t>
+        <w:rPr>
+          <w:i/>
+        </w:rPr>
+        <w:t>Some features need an account. Each business is set up as an Organization, and the Organization and its Administrator are responsible for the users they invite. Keep your login details secure.</w:t>
+      </w:r>
+    </w:p>
+    <w:p>
+      <w:r>
+        <w:t xml:space="preserve">1.1 </w:t>
       </w:r>
       <w:r>
         <w:rPr>
           <w:b/>
         </w:rPr>
-        <w:t>License.</w:t>
-      </w:r>
-      <w:r>
-        <w:t xml:space="preserve"> Subject to these Terms, we grant you a limited, non-exclusive, non-transferable, revocable license to access and use the Service for your own internal business purposes.</w:t>
+        <w:t>Creating an Account.</w:t>
+      </w:r>
+      <w:r>
+        <w:t xml:space="preserve"> Some features of the Service require you to register for an account. When you register, you agree to provide accurate and complete information and to keep that information current. You may register using an email address and password or through a supported third-party sign-in service (such as Google, Microsoft, or Apple). You can delete your account at any time by following the instructions in your account settings. We may suspend or terminate your account as described in Section 10.</w:t>
       </w:r>
     </w:p>
     <w:p>
       <w:r>
-        <w:t xml:space="preserve">2.2 </w:t>
+        <w:t xml:space="preserve">1.2 </w:t>
       </w:r>
       <w:r>
         <w:rPr>
           <w:b/>
         </w:rPr>
-        <w:t>Restrictions.</w:t>
-      </w:r>
-      <w:r>
-        <w:t xml:space="preserve"> You may not: (i) license, sell, rent, lease, transfer, assign, distribute, or commercially exploit the Service or any content on it; (ii) modify, create derivative works from, disassemble, reverse-compile, or reverse-engineer any part of the Service; (iii) access the Service in order to build a similar or competing product or service; (iv) copy, reproduce, distribute, republish, download, display, post, or transmit any part of the Service except as expressly permitted by these Terms; (v) circumvent, remove, alter, deactivate, degrade, or thwart any technological measure or content protection of the Service; (vi) use the Service to create, send, or collect payment on invoices that do not reflect bona fide transactions, or otherwise to engage in fraudulent, deceptive, or unlawful activity; (vii) use the Service in violation of economic sanctions, anti-money-laundering, or export laws; (viii) upload or transmit viruses, malicious code, or any material that interferes with the operation of the Service; (ix) share account credentials or permit any person other than an Authorized User to access the Service; or (x) circumvent or avoid any fees payable for the Service or for Chexbill Payments. All copyright and proprietary notices on the Service must be kept intact on any copies you are permitted to make.</w:t>
-      </w:r>
-    </w:p>
-    <w:p>
-      <w:r>
-        <w:t xml:space="preserve">2.3 </w:t>
+        <w:t>Organizations.</w:t>
+      </w:r>
+      <w:r>
+        <w:t xml:space="preserve"> To use the accounting features of the Service, a user creates an organization within the Service (an "</w:t>
       </w:r>
       <w:r>
         <w:rPr>
           <w:b/>
         </w:rPr>
-        <w:t>Changes to the Service.</w:t>
-      </w:r>
-      <w:r>
-        <w:t xml:space="preserve"> We may modify, suspend, or discontinue the Service (or any part of it) at any time, with or without notice. We are not liable to you or any third party for any such modification, suspension, or discontinuation.</w:t>
-      </w:r>
-    </w:p>
-    <w:p>
-      <w:r>
-        <w:t xml:space="preserve">2.4 </w:t>
+        <w:t>Organization</w:t>
+      </w:r>
+      <w:r>
+        <w:t>"). The user who creates an Organization is its administrator by default (the "</w:t>
       </w:r>
       <w:r>
         <w:rPr>
           <w:b/>
         </w:rPr>
-        <w:t>No Support Obligation.</w:t>
-      </w:r>
-      <w:r>
-        <w:t xml:space="preserve"> We have no obligation to provide you with support or maintenance for the Service.</w:t>
-      </w:r>
-    </w:p>
-    <w:p>
-      <w:r>
-        <w:t xml:space="preserve">2.5 </w:t>
+        <w:t>Administrator</w:t>
+      </w:r>
+      <w:r>
+        <w:t>") and may invite other users to join the Organization as authorized users ("</w:t>
       </w:r>
       <w:r>
         <w:rPr>
           <w:b/>
         </w:rPr>
-        <w:t>Ownership.</w:t>
-      </w:r>
-      <w:r>
-        <w:t xml:space="preserve"> All intellectual property rights in the Service and its content -- including copyrights, patents, trademarks, and trade secrets -- belong to Company or its suppliers. These Terms do not transfer any ownership rights to you, except for the limited access rights in Section 2.1. All rights not expressly granted are reserved.</w:t>
+        <w:t>Authorized Users</w:t>
+      </w:r>
+      <w:r>
+        <w:t>"). If you create or administer an Organization, you represent that you are authorized to bind the business the Organization represents to these Terms, and "you" in these Terms includes that business. Subscriptions, fees, and billing under Section 3 apply per Organization.</w:t>
       </w:r>
     </w:p>
     <w:p>
       <w:r>
-        <w:t xml:space="preserve">2.6 </w:t>
+        <w:t xml:space="preserve">1.3 </w:t>
       </w:r>
       <w:r>
         <w:rPr>
           <w:b/>
         </w:rPr>
-        <w:t>Feedback.</w:t>
-      </w:r>
-      <w:r>
-        <w:t xml:space="preserve"> If you share feedback or suggestions about the Service with us, you grant us a perpetual, irrevocable, worldwide, non-exclusive, fully-paid, royalty-free license to use that feedback freely, in any manner and for any purpose, without attribution. Please do not submit any feedback that you consider proprietary or confidential.</w:t>
+        <w:t>Responsibility for Authorized Users.</w:t>
+      </w:r>
+      <w:r>
+        <w:t xml:space="preserve"> Login credentials cannot be shared or used by more than one Authorized User at a time. The Administrator and the Organization are responsible for the acts and omissions of all Authorized Users in their access to and use of the Service, and any breach of these Terms by an Authorized User will constitute a breach by the Organization. The Organization will use commercially reasonable efforts to prevent unauthorized access to, or use of, the Service and will notify us promptly of any such unauthorized use known to it.</w:t>
       </w:r>
     </w:p>
     <w:p>
       <w:r>
-        <w:t xml:space="preserve">2.7 </w:t>
+        <w:t xml:space="preserve">1.4 </w:t>
       </w:r>
       <w:r>
         <w:rPr>
           <w:b/>
         </w:rPr>
-        <w:t>Third-Party and Open-Source Software.</w:t>
-      </w:r>
-      <w:r>
-        <w:t xml:space="preserve"> The Service includes software components licensed from third parties, including open-source software, which are governed by their own license terms.</w:t>
+        <w:t>Account Security.</w:t>
+      </w:r>
+      <w:r>
+        <w:t xml:space="preserve"> You are responsible for keeping your login credentials confidential and for all activity that occurs under your account. If you believe your account has been accessed without your authorization, please notify us immediately at support@chexbill.com. We are not liable for any losses resulting from your failure to keep your credentials secure.</w:t>
       </w:r>
     </w:p>
     <w:p>
@@ -304,63 +363,113 @@
         <w:pStyle w:val="Heading2"/>
       </w:pPr>
       <w:r>
-        <w:t>3. Privacy</w:t>
+        <w:t>2. Access to the Service</w:t>
       </w:r>
     </w:p>
     <w:p>
       <w:r>
-        <w:t>Your use of the Service is also governed by our Privacy Policy, which is available at https://chexbill.com/privacy and is incorporated into these Terms by reference. The Privacy Policy describes the types of personal data and other information we collect from you or your device, how we use that information, and the circumstances under which we may share it with third parties.</w:t>
+        <w:rPr>
+          <w:i/>
+        </w:rPr>
+        <w:t>We give your business a license to use the Service for its internal business purposes. We own the Service, and there are things you must not do with it, such as using it for fraud or sharing logins.</w:t>
       </w:r>
     </w:p>
     <w:p>
       <w:r>
-        <w:t xml:space="preserve">3.1 </w:t>
+        <w:t xml:space="preserve">2.1 </w:t>
       </w:r>
       <w:r>
         <w:rPr>
           <w:b/>
         </w:rPr>
-        <w:t>Processing of Personal Data.</w:t>
-      </w:r>
-      <w:r>
-        <w:t xml:space="preserve"> By using the Service, you acknowledge that you have read and understand our Privacy Policy and that Company will process your personal data and other information in accordance with the Privacy Policy. If there is a conflict between these Terms and the Privacy Policy with respect to the collection, use, or processing of your personal data, the Privacy Policy will control, except that the Data Processing Addendum controls with respect to personal data we process on your behalf.</w:t>
+        <w:t>License.</w:t>
+      </w:r>
+      <w:r>
+        <w:t xml:space="preserve"> Subject to these Terms, we grant you a limited, non-exclusive, non-transferable, revocable license to access and use the Service for your own internal business purposes.</w:t>
       </w:r>
     </w:p>
     <w:p>
       <w:r>
-        <w:t xml:space="preserve">3.2 </w:t>
+        <w:t xml:space="preserve">2.2 </w:t>
       </w:r>
       <w:r>
         <w:rPr>
           <w:b/>
         </w:rPr>
-        <w:t>Cookies and Tracking Technologies.</w:t>
-      </w:r>
-      <w:r>
-        <w:t xml:space="preserve"> The Service may use cookies, web beacons, pixels, and similar tracking technologies ("</w:t>
+        <w:t>Restrictions.</w:t>
+      </w:r>
+      <w:r>
+        <w:t xml:space="preserve"> You may not: (i) license, sell, rent, lease, transfer, assign, distribute, or commercially exploit the Service or any content on it; (ii) modify, create derivative works from, disassemble, reverse-compile, or reverse-engineer any part of the Service; (iii) access the Service in order to build a similar or competing product or service; (iv) copy, reproduce, distribute, republish, download, display, post, or transmit any part of the Service except as expressly permitted by these Terms; (v) circumvent, remove, alter, deactivate, degrade, or thwart any technological measure or content protection of the Service; (vi) use the Service to create, send, or collect payment on invoices that do not reflect bona fide transactions, or otherwise to engage in fraudulent, deceptive, or unlawful activity; (vii) use the Service in violation of economic sanctions, anti-money-laundering, or export laws; (viii) upload or transmit viruses, malicious code, or any material that interferes with the operation of the Service; (ix) share account credentials or permit any person other than an Authorized User to access the Service; or (x) circumvent or avoid any fees payable for the Service or for Chexbill Payments. All copyright and proprietary notices on the Service must be kept intact on any copies you are permitted to make.</w:t>
+      </w:r>
+    </w:p>
+    <w:p>
+      <w:r>
+        <w:t xml:space="preserve">2.3 </w:t>
       </w:r>
       <w:r>
         <w:rPr>
           <w:b/>
         </w:rPr>
-        <w:t>Tracking Technologies</w:t>
-      </w:r>
-      <w:r>
-        <w:t>") to collect information about your use of the Service. For details on what Tracking Technologies the Service uses, what information they collect, and how you can manage your preferences, please refer to our Cookie Notice at https://chexbill.com/cookies.</w:t>
+        <w:t>Changes to the Service.</w:t>
+      </w:r>
+      <w:r>
+        <w:t xml:space="preserve"> We may modify, suspend, or discontinue the Service (or any part of it) at any time, with or without notice. We are not liable to you or any third party for any such modification, suspension, or discontinuation.</w:t>
       </w:r>
     </w:p>
     <w:p>
       <w:r>
-        <w:t xml:space="preserve">3.3 </w:t>
+        <w:t xml:space="preserve">2.4 </w:t>
       </w:r>
       <w:r>
         <w:rPr>
           <w:b/>
         </w:rPr>
-        <w:t>Data Processing Addendum.</w:t>
-      </w:r>
-      <w:r>
-        <w:t xml:space="preserve"> To the extent you use the Service to process personal data of your own customers, vendors, employees, or other individuals that is subject to applicable data protection laws, our Data Processing Addendum, available at https://chexbill.com/dpa, applies to our processing of that data on your behalf.</w:t>
+        <w:t>No Support Obligation.</w:t>
+      </w:r>
+      <w:r>
+        <w:t xml:space="preserve"> We have no obligation to provide you with support or maintenance for the Service.</w:t>
+      </w:r>
+    </w:p>
+    <w:p>
+      <w:r>
+        <w:t xml:space="preserve">2.5 </w:t>
+      </w:r>
+      <w:r>
+        <w:rPr>
+          <w:b/>
+        </w:rPr>
+        <w:t>Ownership.</w:t>
+      </w:r>
+      <w:r>
+        <w:t xml:space="preserve"> All intellectual property rights in the Service and its content -- including copyrights, patents, trademarks, and trade secrets -- belong to Company or its suppliers. These Terms do not transfer any ownership rights to you, except for the limited access rights in Section 2.1. All rights not expressly granted are reserved.</w:t>
+      </w:r>
+    </w:p>
+    <w:p>
+      <w:r>
+        <w:t xml:space="preserve">2.6 </w:t>
+      </w:r>
+      <w:r>
+        <w:rPr>
+          <w:b/>
+        </w:rPr>
+        <w:t>Feedback.</w:t>
+      </w:r>
+      <w:r>
+        <w:t xml:space="preserve"> If you share feedback or suggestions about the Service with us, you grant us a perpetual, irrevocable, worldwide, non-exclusive, fully-paid, royalty-free license to use that feedback freely, in any manner and for any purpose, without attribution. Please do not submit any feedback that you consider proprietary or confidential.</w:t>
+      </w:r>
+    </w:p>
+    <w:p>
+      <w:r>
+        <w:t xml:space="preserve">2.7 </w:t>
+      </w:r>
+      <w:r>
+        <w:rPr>
+          <w:b/>
+        </w:rPr>
+        <w:t>Third-Party and Open-Source Software.</w:t>
+      </w:r>
+      <w:r>
+        <w:t xml:space="preserve"> The Service includes software components licensed from third parties, including open-source software, which are governed by their own license terms.</w:t>
       </w:r>
     </w:p>
     <w:p>
@@ -368,137 +477,127 @@
         <w:pStyle w:val="Heading2"/>
       </w:pPr>
       <w:r>
-        <w:t>4. Your Data and Content</w:t>
+        <w:t>3. Subscriptions and Fees</w:t>
       </w:r>
     </w:p>
     <w:p>
       <w:r>
-        <w:t xml:space="preserve">4.1 </w:t>
+        <w:rPr>
+          <w:i/>
+        </w:rPr>
+        <w:t>New Organizations get a 14-day free trial. Paid plans renew automatically until you cancel, fees are non-refundable, and we will give you at least 30 days' notice before prices change.</w:t>
+      </w:r>
+    </w:p>
+    <w:p>
+      <w:r>
+        <w:t xml:space="preserve">3.1 </w:t>
       </w:r>
       <w:r>
         <w:rPr>
           <w:b/>
         </w:rPr>
-        <w:t>Customer Data.</w:t>
-      </w:r>
-      <w:r>
-        <w:t xml:space="preserve"> "</w:t>
+        <w:t>Free Trial.</w:t>
+      </w:r>
+      <w:r>
+        <w:t xml:space="preserve"> New Organizations receive a 14-day free trial of the paid features of the Service. No payment method is required to start a trial. At the end of the trial, you may subscribe to a paid plan; if you do not, your Organization's access to the Service is suspended until you subscribe, and the Organization is subject to deletion as described in Section 10.2.</w:t>
+      </w:r>
+    </w:p>
+    <w:p>
+      <w:r>
+        <w:t xml:space="preserve">3.2 </w:t>
       </w:r>
       <w:r>
         <w:rPr>
           <w:b/>
         </w:rPr>
-        <w:t>Customer Data</w:t>
-      </w:r>
-      <w:r>
-        <w:t>" means the information, data, and other content, in any form or medium, that is submitted, posted, uploaded, or otherwise transmitted by or on behalf of you, your Organization, or your Authorized Users through the Service, including invoices, estimates, bills, expenses, receipts and other uploaded documents, contact records of your customers and vendors, bank transaction data you connect, and reports generated from that data. Customer Data does not include information you submit in an application for Chexbill Payments (see Section 6.3) or information we collect about your use of the Service, which we handle as described in our Privacy Policy. As between you and Company, Customer Data and all intellectual property rights in it are your exclusive property. All rights in and to Customer Data not expressly granted to Company in these Terms are reserved by you.</w:t>
+        <w:t>Paid Plans; Automatic Renewal.</w:t>
+      </w:r>
+      <w:r>
+        <w:t xml:space="preserve"> Paid plans are offered on a monthly or yearly subscription basis at the prices stated on the Service at the time you subscribe. Fees are charged in advance at the start of each subscription period. YOUR SUBSCRIPTION WILL AUTOMATICALLY RENEW FOR SUCCESSIVE PERIODS OF THE SAME LENGTH, AND YOUR PAYMENT METHOD WILL BE CHARGED THE THEN-CURRENT FEES AT THE START OF EACH RENEWAL PERIOD, UNLESS YOU CANCEL BEFORE THE END OF THE CURRENT PERIOD.</w:t>
       </w:r>
     </w:p>
     <w:p>
       <w:r>
-        <w:t xml:space="preserve">4.2 </w:t>
+        <w:t xml:space="preserve">3.3 </w:t>
       </w:r>
       <w:r>
         <w:rPr>
           <w:b/>
         </w:rPr>
-        <w:t>License to Company.</w:t>
-      </w:r>
-      <w:r>
-        <w:t xml:space="preserve"> You grant Company a non-exclusive, worldwide, royalty-free, and fully paid license during the term of your use of the Service to host, copy, process, transmit, display, and otherwise use Customer Data as necessary for purposes of providing, securing, maintaining, and improving the Service, and to de-identify and aggregate Customer Data to create Aggregated Data (defined below).</w:t>
+        <w:t>Payment.</w:t>
+      </w:r>
+      <w:r>
+        <w:t xml:space="preserve"> You must provide a valid payment method and authorize us to charge it for all fees due. Payments are processed by our third-party payment processor, CardConnect, LLC, a Fiserv company; Company does not store your full payment card number. You agree to pay all fees without offset or deduction. All amounts are stated and payable in United States dollars.</w:t>
       </w:r>
     </w:p>
     <w:p>
       <w:r>
-        <w:t xml:space="preserve">4.3 </w:t>
+        <w:t xml:space="preserve">3.4 </w:t>
       </w:r>
       <w:r>
         <w:rPr>
           <w:b/>
         </w:rPr>
-        <w:t>Your Responsibility for Customer Data.</w:t>
-      </w:r>
-      <w:r>
-        <w:t xml:space="preserve"> You are solely responsible for the accuracy, quality, and legality of Customer Data. You represent and warrant that you own Customer Data or have the necessary licenses, rights, consents, and permissions to authorize Company to use Customer Data in accordance with these Terms, and that you have provided all notices and obtained all consents necessary to submit the personal information of your customers, vendors, and other individuals for use by Company and the Service as contemplated in these Terms. You further represent and warrant that Customer Data and the use of Customer Data as contemplated by these Terms does not and will not: (a) infringe, violate, or misappropriate any third-party right, including any intellectual property right; (b) slander, defame, libel, or invade the right of privacy, publicity, or other property rights of any other person; (c) violate, or cause Company to violate, any law or regulation; (d) be deceptive, obscene, pornographic or unlawful; or (e) contain any viruses, worms or other malicious computer programming codes intended to damage Company's systems or data. Company may monitor your use of the Service and may prohibit any use of the Service it believes may be in violation of the foregoing warranties or applicable law. You are responsible for maintaining your own copies of Customer Data; the Service provides export tools for this purpose.</w:t>
+        <w:t>Cancellation.</w:t>
+      </w:r>
+      <w:r>
+        <w:t xml:space="preserve"> You may cancel a subscription at any time from your Organization's billing settings. Cancellation stops future charges. Your subscription remains active until the end of the subscription period you have already paid for, after which the Organization is treated as having no active subscription.</w:t>
       </w:r>
     </w:p>
     <w:p>
       <w:r>
-        <w:t xml:space="preserve">4.4 </w:t>
+        <w:t xml:space="preserve">3.5 </w:t>
       </w:r>
       <w:r>
         <w:rPr>
           <w:b/>
         </w:rPr>
-        <w:t>Aggregated Data.</w:t>
-      </w:r>
-      <w:r>
-        <w:t xml:space="preserve"> Notwithstanding anything to the contrary in these Terms, Company may monitor use of the Service and collect and compile data and information related to Customer Data and use of the Service in an aggregate and de-identified manner, including to compile statistical and performance information related to the provision and operation of the Service ("</w:t>
+        <w:t>No Refunds.</w:t>
+      </w:r>
+      <w:r>
+        <w:t xml:space="preserve"> All fees and other amounts paid by you under these Terms are non-refundable, including for partial subscription periods, unused services, or yearly plans cancelled before the end of the year.</w:t>
+      </w:r>
+    </w:p>
+    <w:p>
+      <w:r>
+        <w:t xml:space="preserve">3.6 </w:t>
       </w:r>
       <w:r>
         <w:rPr>
           <w:b/>
         </w:rPr>
-        <w:t>Aggregated Data</w:t>
-      </w:r>
-      <w:r>
-        <w:t>"). As between Company and you, all right, title, and interest in Aggregated Data belong to and are retained solely by Company. Company may use Aggregated Data to improve the Service and Company's other products and services, provided that Aggregated Data does not identify you, your Organization, or any individual.</w:t>
+        <w:t>Price Changes.</w:t>
+      </w:r>
+      <w:r>
+        <w:t xml:space="preserve"> We reserve the right to change the fees for the Service. We will notify you by email at least 30 days before a fee change takes effect, and the new fees will apply beginning with your next renewal after the effective date. If you do not agree to the new fees, you may cancel before the renewal.</w:t>
       </w:r>
     </w:p>
     <w:p>
       <w:r>
-        <w:t xml:space="preserve">4.5 </w:t>
+        <w:t xml:space="preserve">3.7 </w:t>
       </w:r>
       <w:r>
         <w:rPr>
           <w:b/>
         </w:rPr>
-        <w:t>AI-Assisted Data Extraction.</w:t>
-      </w:r>
-      <w:r>
-        <w:t xml:space="preserve"> The Service uses artificial intelligence technology, including services provided by Google, to extract data from receipts, bills, and other documents you upload. The extracted data is Customer Data and belongs to you. COMPANY MAKES NO WARRANTY OR GUARANTY THAT DATA EXTRACTED BY THESE FEATURES WILL BE ACCURATE OR COMPLETE. You are solely responsible for reviewing and correcting extracted data before relying on it, including for accounting, tax, or financial-reporting purposes.</w:t>
+        <w:t>Failed Payments; Suspension.</w:t>
+      </w:r>
+      <w:r>
+        <w:t xml:space="preserve"> If a charge fails, we may retry your payment method. If payment is not received within 7 days after the due date, we may suspend your Organization's access to the Service without further notice until the full balance owed has been paid. We do not charge interest on late payments. An Organization that remains unpaid is treated as having no active subscription for purposes of Section 10.2.</w:t>
       </w:r>
     </w:p>
     <w:p>
       <w:r>
-        <w:t xml:space="preserve">4.6 </w:t>
+        <w:t xml:space="preserve">3.8 </w:t>
       </w:r>
       <w:r>
         <w:rPr>
           <w:b/>
         </w:rPr>
-        <w:t>Not Professional Advice.</w:t>
-      </w:r>
-      <w:r>
-        <w:t xml:space="preserve"> The Service is software. Company is not an accounting firm, tax advisor, law firm, or financial advisor, and nothing in the Service, its reports, or any assistance we provide constitutes accounting, tax, legal, or other professional advice. Reports, financial statements, and tax forms generated by the Service are prepared from Customer Data you provide and are only as accurate as that data. You are solely responsible for the accuracy and completeness of Customer Data, for reviewing all reports and forms before using or filing them, and for meeting all filing deadlines and other legal obligations.</w:t>
-      </w:r>
-    </w:p>
-    <w:p>
-      <w:r>
-        <w:t xml:space="preserve">4.7 </w:t>
-      </w:r>
-      <w:r>
-        <w:rPr>
-          <w:b/>
-        </w:rPr>
-        <w:t>Tax Form Filing.</w:t>
-      </w:r>
-      <w:r>
-        <w:t xml:space="preserve"> If you use the Service to prepare and file information returns (such as IRS Form 1099) with a tax authority, the filing is submitted through a third-party filing service on your instruction. We will inform you whether the tax authority has accepted or rejected the filing based on the information the filing service makes available to us. You are responsible for the accuracy of the taxpayer information you provide, for any corrections or re-filings, and for any penalties or interest arising from late, incorrect, or incomplete filings.</w:t>
-      </w:r>
-    </w:p>
-    <w:p>
-      <w:r>
-        <w:t xml:space="preserve">4.8 </w:t>
-      </w:r>
-      <w:r>
-        <w:rPr>
-          <w:b/>
-        </w:rPr>
-        <w:t>Data Retention and Deletion.</w:t>
-      </w:r>
-      <w:r>
-        <w:t xml:space="preserve"> Customer Data remains available for as long as your Organization is active. If you delete your user account, you will be asked to either delete the Organizations you administer or transfer them to another user. If you delete your Organization, we will prompt you to export your Customer Data before deletion, and we may require that any outstanding balance owed to us be settled first. If an Organization has no active subscription for 365 consecutive days, we may delete the Organization and its Customer Data; we will notify the Administrator by email at least 60 days before doing so. An Organization created during a free trial that does not subscribe to a paid plan may be deleted 90 days after the trial ends. Following deletion, copies of Customer Data may persist in backups for a limited period [TBD — needs attorney/founder decision: state the backup retention window] and we may retain Customer Data to the extent required by applicable law, as described in our Privacy Policy. [ATTORNEY REVIEW: reconcile this deletion schedule with record-retention requirements for tax forms filed through the Service.]</w:t>
+        <w:t>Taxes.</w:t>
+      </w:r>
+      <w:r>
+        <w:t xml:space="preserve"> Fees do not include any taxes of any jurisdiction that may be assessed or imposed on the Service, including sales, use, excise, value added, or similar taxes, excluding only taxes based on Company's net income. You are responsible for paying all such taxes. Where Company is required to collect such taxes, they will be added to your charges, and you will promptly reimburse Company for any such taxes payable or collectable by Company. If you have provided Company with proof of your tax-exempt status, you must notify Company immediately if that status changes, and you will be liable for all taxes, penalties, and interest assessed against Company or you as a result of any failure to do so.</w:t>
       </w:r>
     </w:p>
     <w:p>
@@ -506,119 +605,71 @@
         <w:pStyle w:val="Heading2"/>
       </w:pPr>
       <w:r>
-        <w:t>5. Subscriptions and Fees</w:t>
+        <w:t>4. Privacy</w:t>
       </w:r>
     </w:p>
     <w:p>
       <w:r>
-        <w:t xml:space="preserve">5.1 </w:t>
+        <w:rPr>
+          <w:i/>
+        </w:rPr>
+        <w:t>Our Privacy Policy and Cookie Notice explain how we handle personal information. Our Data Processing Addendum applies to personal data we process on your behalf.</w:t>
+      </w:r>
+    </w:p>
+    <w:p>
+      <w:r>
+        <w:t>Your use of the Service is also governed by our Privacy Policy, which is available at https://chexbill.com/privacy and is incorporated into these Terms by reference. The Privacy Policy describes the types of personal data and other information we collect from you or your device, how we use that information, and the circumstances under which we may share it with third parties.</w:t>
+      </w:r>
+    </w:p>
+    <w:p>
+      <w:r>
+        <w:t xml:space="preserve">4.1 </w:t>
       </w:r>
       <w:r>
         <w:rPr>
           <w:b/>
         </w:rPr>
-        <w:t>Free Trial.</w:t>
-      </w:r>
-      <w:r>
-        <w:t xml:space="preserve"> New Organizations receive a 14-day free trial of the paid features of the Service. No payment method is required to start a trial. At the end of the trial, you may subscribe to a paid plan; if you do not, your Organization's access to the Service is suspended until you subscribe, and the Organization is subject to deletion as described in Section 4.8.</w:t>
+        <w:t>Processing of Personal Data.</w:t>
+      </w:r>
+      <w:r>
+        <w:t xml:space="preserve"> By using the Service, you acknowledge that you have read and understand our Privacy Policy and that Company will process your personal data and other information in accordance with the Privacy Policy. If there is a conflict between these Terms and the Privacy Policy with respect to the collection, use, or processing of your personal data, the Privacy Policy will control, except that the Data Processing Addendum controls with respect to personal data we process on your behalf.</w:t>
       </w:r>
     </w:p>
     <w:p>
       <w:r>
-        <w:t xml:space="preserve">5.2 </w:t>
+        <w:t xml:space="preserve">4.2 </w:t>
       </w:r>
       <w:r>
         <w:rPr>
           <w:b/>
         </w:rPr>
-        <w:t>Paid Plans; Automatic Renewal.</w:t>
-      </w:r>
-      <w:r>
-        <w:t xml:space="preserve"> Paid plans are offered on a monthly or yearly subscription basis at the prices stated on the Service at the time you subscribe. Fees are charged in advance at the start of each subscription period. YOUR SUBSCRIPTION WILL AUTOMATICALLY RENEW FOR SUCCESSIVE PERIODS OF THE SAME LENGTH, AND YOUR PAYMENT METHOD WILL BE CHARGED THE THEN-CURRENT FEES AT THE START OF EACH RENEWAL PERIOD, UNLESS YOU CANCEL BEFORE THE END OF THE CURRENT PERIOD.</w:t>
-      </w:r>
-    </w:p>
-    <w:p>
-      <w:r>
-        <w:t xml:space="preserve">5.3 </w:t>
+        <w:t>Cookies and Tracking Technologies.</w:t>
+      </w:r>
+      <w:r>
+        <w:t xml:space="preserve"> The Service may use cookies, web beacons, pixels, and similar tracking technologies ("</w:t>
       </w:r>
       <w:r>
         <w:rPr>
           <w:b/>
         </w:rPr>
-        <w:t>Payment.</w:t>
-      </w:r>
-      <w:r>
-        <w:t xml:space="preserve"> You must provide a valid payment method and authorize us to charge it for all fees due. Payments are processed by our third-party payment processor, CardConnect, LLC, a Fiserv company; Company does not store your full payment card number. You agree to pay all fees without offset or deduction. All amounts are stated and payable in United States dollars.</w:t>
+        <w:t>Tracking Technologies</w:t>
+      </w:r>
+      <w:r>
+        <w:t>") to collect information about your use of the Service. For details on what Tracking Technologies the Service uses, what information they collect, and how you can manage your preferences, please refer to our Cookie Notice at https://chexbill.com/cookies.</w:t>
       </w:r>
     </w:p>
     <w:p>
       <w:r>
-        <w:t xml:space="preserve">5.4 </w:t>
+        <w:t xml:space="preserve">4.3 </w:t>
       </w:r>
       <w:r>
         <w:rPr>
           <w:b/>
         </w:rPr>
-        <w:t>Cancellation.</w:t>
-      </w:r>
-      <w:r>
-        <w:t xml:space="preserve"> You may cancel a subscription at any time from your Organization's billing settings. Cancellation stops future charges. Your subscription remains active until the end of the subscription period you have already paid for, after which the Organization is treated as having no active subscription.</w:t>
-      </w:r>
-    </w:p>
-    <w:p>
-      <w:r>
-        <w:t xml:space="preserve">5.5 </w:t>
-      </w:r>
-      <w:r>
-        <w:rPr>
-          <w:b/>
-        </w:rPr>
-        <w:t>No Refunds.</w:t>
-      </w:r>
-      <w:r>
-        <w:t xml:space="preserve"> All fees and other amounts paid by you under these Terms are non-refundable, including for partial subscription periods, unused services, or yearly plans cancelled before the end of the year.</w:t>
-      </w:r>
-    </w:p>
-    <w:p>
-      <w:r>
-        <w:t xml:space="preserve">5.6 </w:t>
-      </w:r>
-      <w:r>
-        <w:rPr>
-          <w:b/>
-        </w:rPr>
-        <w:t>Price Changes.</w:t>
-      </w:r>
-      <w:r>
-        <w:t xml:space="preserve"> We reserve the right to change the fees for the Service. We will notify you by email at least 30 days before a fee change takes effect, and the new fees will apply beginning with your next renewal after the effective date. If you do not agree to the new fees, you may cancel before the renewal.</w:t>
-      </w:r>
-    </w:p>
-    <w:p>
-      <w:r>
-        <w:t xml:space="preserve">5.7 </w:t>
-      </w:r>
-      <w:r>
-        <w:rPr>
-          <w:b/>
-        </w:rPr>
-        <w:t>Failed Payments; Suspension.</w:t>
-      </w:r>
-      <w:r>
-        <w:t xml:space="preserve"> If a charge fails, we may retry your payment method. If payment is not received within 7 days after the due date, we may suspend your Organization's access to the Service without further notice until the full balance owed has been paid. We do not charge interest on late payments. An Organization that remains unpaid is treated as having no active subscription for purposes of Section 4.8.</w:t>
-      </w:r>
-    </w:p>
-    <w:p>
-      <w:r>
-        <w:t xml:space="preserve">5.8 </w:t>
-      </w:r>
-      <w:r>
-        <w:rPr>
-          <w:b/>
-        </w:rPr>
-        <w:t>Taxes.</w:t>
-      </w:r>
-      <w:r>
-        <w:t xml:space="preserve"> Fees do not include any taxes of any jurisdiction that may be assessed or imposed on the Service, including sales, use, excise, value added, or similar taxes, excluding only taxes based on Company's net income. You are responsible for paying all such taxes. Where Company is required to collect such taxes, they will be added to your charges, and you will promptly reimburse Company for any such taxes payable or collectable by Company. If you have provided Company with proof of your tax-exempt status, you must notify Company immediately if that status changes, and you will be liable for all taxes, penalties, and interest assessed against Company or you as a result of any failure to do so.</w:t>
+        <w:t>Data Processing Addendum.</w:t>
+      </w:r>
+      <w:r>
+        <w:t xml:space="preserve"> To the extent you use the Service to process personal data of your own customers, vendors, employees, or other individuals that is subject to applicable data protection laws, our Data Processing Addendum, available at https://chexbill.com/dpa, applies to our processing of that data on your behalf.</w:t>
       </w:r>
     </w:p>
     <w:p>
@@ -626,18 +677,26 @@
         <w:pStyle w:val="Heading2"/>
       </w:pPr>
       <w:r>
-        <w:t>6. Chexbill Payments</w:t>
+        <w:t>5. Your Data and Content</w:t>
       </w:r>
     </w:p>
     <w:p>
       <w:r>
-        <w:t xml:space="preserve">6.1 </w:t>
+        <w:rPr>
+          <w:i/>
+        </w:rPr>
+        <w:t>Your business data belongs to you. You let us use it to run and improve the Service, and you are responsible for having the right to upload it. We may also use de-identified, aggregated data to improve our products.</w:t>
+      </w:r>
+    </w:p>
+    <w:p>
+      <w:r>
+        <w:t xml:space="preserve">5.1 </w:t>
       </w:r>
       <w:r>
         <w:rPr>
           <w:b/>
         </w:rPr>
-        <w:t>What Chexbill Payments Is.</w:t>
+        <w:t>Customer Data.</w:t>
       </w:r>
       <w:r>
         <w:t xml:space="preserve"> "</w:t>
@@ -646,116 +705,61 @@
         <w:rPr>
           <w:b/>
         </w:rPr>
-        <w:t>Chexbill Payments</w:t>
-      </w:r>
-      <w:r>
-        <w:t>" is an optional feature that lets your Organization accept card and electronic payments from its customers online (including through invoice payment links) and in person. Payment processing for Chexbill Payments is provided by CardConnect, LLC, a Fiserv company, together with its affiliates and sponsor bank (collectively, the "</w:t>
+        <w:t>Customer Data</w:t>
+      </w:r>
+      <w:r>
+        <w:t>" means the information, data, and other content, in any form or medium, that is submitted, posted, uploaded, or otherwise transmitted by or on behalf of you, your Organization, or your Authorized Users through the Service, including invoices, estimates, bills, expenses, receipts and other uploaded documents, contact records of your customers and vendors, bank transaction data you connect, and reports generated from that data. Customer Data does not include information you submit in an application for Chexbill Payments (see Section 7.3) or information we collect about your use of the Service, which we handle as described in our Privacy Policy. As between you and Company, Customer Data and all intellectual property rights in it are your exclusive property. All rights in and to Customer Data not expressly granted to Company in these Terms are reserved by you.</w:t>
+      </w:r>
+    </w:p>
+    <w:p>
+      <w:r>
+        <w:t xml:space="preserve">5.2 </w:t>
       </w:r>
       <w:r>
         <w:rPr>
           <w:b/>
         </w:rPr>
-        <w:t>Payment Processor</w:t>
-      </w:r>
-      <w:r>
-        <w:t>"). Company is a software provider and referral partner of the Payment Processor. Company is not a bank, payment processor, money transmitter, or card network, and does not hold, settle, or transmit your funds.</w:t>
+        <w:t>License to Company.</w:t>
+      </w:r>
+      <w:r>
+        <w:t xml:space="preserve"> You grant Company a non-exclusive, worldwide, royalty-free, and fully paid license during the term of your use of the Service to host, copy, process, transmit, display, and otherwise use Customer Data as necessary for purposes of providing, securing, maintaining, and improving the Service, and to de-identify and aggregate Customer Data to create Aggregated Data (defined below).</w:t>
       </w:r>
     </w:p>
     <w:p>
       <w:r>
-        <w:t xml:space="preserve">6.2 </w:t>
+        <w:t xml:space="preserve">5.3 </w:t>
       </w:r>
       <w:r>
         <w:rPr>
           <w:b/>
         </w:rPr>
-        <w:t>Merchant Agreement Required.</w:t>
-      </w:r>
-      <w:r>
-        <w:t xml:space="preserve"> To use Chexbill Payments, your Organization must apply for, be approved for, and enter into a merchant processing agreement directly with the Payment Processor (the "</w:t>
+        <w:t>Your Responsibility for Customer Data.</w:t>
+      </w:r>
+      <w:r>
+        <w:t xml:space="preserve"> You are solely responsible for the accuracy, quality, and legality of Customer Data. You represent and warrant that you own Customer Data or have the necessary licenses, rights, consents, and permissions to authorize Company to use Customer Data in accordance with these Terms, and that you have provided all notices and obtained all consents necessary to submit the personal information of your customers, vendors, and other individuals for use by Company and the Service as contemplated in these Terms. You further represent and warrant that Customer Data and the use of Customer Data as contemplated by these Terms does not and will not: (a) infringe, violate, or misappropriate any third-party right, including any intellectual property right; (b) slander, defame, libel, or invade the right of privacy, publicity, or other property rights of any other person; (c) violate, or cause Company to violate, any law or regulation; (d) be deceptive, obscene, pornographic or unlawful; or (e) contain any viruses, worms or other malicious computer programming codes intended to damage Company's systems or data. Company may monitor your use of the Service and may prohibit any use of the Service it believes may be in violation of the foregoing warranties or applicable law. You are responsible for maintaining your own copies of Customer Data; the Service provides export tools for this purpose.</w:t>
+      </w:r>
+    </w:p>
+    <w:p>
+      <w:r>
+        <w:t xml:space="preserve">5.4 </w:t>
       </w:r>
       <w:r>
         <w:rPr>
           <w:b/>
         </w:rPr>
-        <w:t>Merchant Agreement</w:t>
-      </w:r>
-      <w:r>
-        <w:t>"). The Merchant Agreement, not these Terms, governs the processing of your transactions, including settlement and funding of your transactions, chargebacks and disputes, reserves and funding holds, underwriting and approval decisions, card-network rules and compliance (including the Payment Card Industry Data Security Standard), the term of your processing relationship and any early-termination fees, and the closure of your merchant account. The Payment Processor makes those decisions, and Company has no control over, and no liability for, them. [ATTORNEY REVIEW: no template covers a referral-partner (ISV/sub-rep) arrangement. Confirm Chexbill's role as described in its ISR agreement, whether the Payment Processor's program requires specific disclosures or pass-through terms here, and whether the Merchant Agreement's multi-year term, early-termination fee, and personal guarantee should be called out to merchants in the onboarding flow.]</w:t>
-      </w:r>
-    </w:p>
-    <w:p>
-      <w:r>
-        <w:t xml:space="preserve">6.3 </w:t>
+        <w:t>Aggregated Data.</w:t>
+      </w:r>
+      <w:r>
+        <w:t xml:space="preserve"> Notwithstanding anything to the contrary in these Terms, Company may monitor use of the Service and collect and compile data and information related to Customer Data and use of the Service in an aggregate and de-identified manner, including to compile statistical and performance information related to the provision and operation of the Service ("</w:t>
       </w:r>
       <w:r>
         <w:rPr>
           <w:b/>
         </w:rPr>
-        <w:t>Onboarding Information.</w:t>
-      </w:r>
-      <w:r>
-        <w:t xml:space="preserve"> When you apply for Chexbill Payments, we collect business, ownership, identification, and banking information required by the Payment Processor for underwriting and identity verification and transmit it to the Payment Processor. We collect and handle this information on our own behalf as described in our Privacy Policy; it is not Customer Data under Section 4, and we delete it from our systems once your onboarding with the Payment Processor is complete. You represent that all information you provide is accurate and complete and that you are authorized to provide it.</w:t>
-      </w:r>
-    </w:p>
-    <w:p>
-      <w:r>
-        <w:t xml:space="preserve">6.4 </w:t>
-      </w:r>
-      <w:r>
-        <w:rPr>
-          <w:b/>
-        </w:rPr>
-        <w:t>Fees.</w:t>
-      </w:r>
-      <w:r>
-        <w:t xml:space="preserve"> The processing rates and other fees for Chexbill Payments are those set out in the pricing schedule and merchant application provided to your Organization when you apply (the "</w:t>
-      </w:r>
-      <w:r>
-        <w:rPr>
-          <w:b/>
-        </w:rPr>
-        <w:t>Pricing Schedule</w:t>
-      </w:r>
-      <w:r>
-        <w:t>"), as updated from time to time on notice to you. Processing fees and recurring fees appear on your merchant statement and are collected by the Payment Processor, including by deduction from your settlements or debit of your designated bank account, in accordance with the Merchant Agreement. Payment terminals and other equipment sold or rented to you by Company are billed by Company separately, either in full at the time of order or in monthly installments for the period stated in your order, and are non-refundable.</w:t>
-      </w:r>
-    </w:p>
-    <w:p>
-      <w:r>
-        <w:t xml:space="preserve">6.5 </w:t>
-      </w:r>
-      <w:r>
-        <w:rPr>
-          <w:b/>
-        </w:rPr>
-        <w:t>Your Obligations.</w:t>
-      </w:r>
-      <w:r>
-        <w:t xml:space="preserve"> You will use Chexbill Payments only for bona fide sales of goods or services by your Organization to its customers, in compliance with the Merchant Agreement, applicable card-network rules, and applicable law. You will not use Chexbill Payments for any business or transaction type prohibited by the Payment Processor or the card networks. You are solely responsible for all transactions processed through your merchant account, for all chargebacks, refunds, fines, and penalties relating to those transactions, and for providing the goods and services you sell.</w:t>
-      </w:r>
-    </w:p>
-    <w:p>
-      <w:r>
-        <w:t xml:space="preserve">6.6 </w:t>
-      </w:r>
-      <w:r>
-        <w:rPr>
-          <w:b/>
-        </w:rPr>
-        <w:t>Payors.</w:t>
-      </w:r>
-      <w:r>
-        <w:t xml:space="preserve"> Individuals and businesses who pay your invoices through the Service (each, a "</w:t>
-      </w:r>
-      <w:r>
-        <w:rPr>
-          <w:b/>
-        </w:rPr>
-        <w:t>Payor</w:t>
-      </w:r>
-      <w:r>
-        <w:t>") are your customers, not ours. You are solely responsible for your relationship with each Payor, including the sale, delivery, returns, refunds, and any dispute concerning the goods or services for which payment is made. Company is not a party to any transaction between you and a Payor. A Payor's use of a payment page or payment link is subject to these Terms to the extent applicable to that use, and the information we collect from Payors is described in our Privacy Policy.</w:t>
+        <w:t>Aggregated Data</w:t>
+      </w:r>
+      <w:r>
+        <w:t>"). As between Company and you, all right, title, and interest in Aggregated Data belong to and are retained solely by Company. Company may use Aggregated Data to improve the Service and Company's other products and services, provided that Aggregated Data does not identify you, your Organization, or any individual.</w:t>
       </w:r>
     </w:p>
     <w:p>
@@ -763,81 +767,57 @@
         <w:pStyle w:val="Heading2"/>
       </w:pPr>
       <w:r>
-        <w:t>7. Third-Party Services and Connected Accounts</w:t>
+        <w:t>6. AI Features, Reports, and Tax Filing</w:t>
       </w:r>
     </w:p>
     <w:p>
       <w:r>
-        <w:t xml:space="preserve">7.1 </w:t>
+        <w:rPr>
+          <w:i/>
+        </w:rPr>
+        <w:t>Chexbill is software, not an accountant or tax advisor. Check AI-extracted data, reports, and tax forms before you rely on them or file them.</w:t>
+      </w:r>
+    </w:p>
+    <w:p>
+      <w:r>
+        <w:t xml:space="preserve">6.1 </w:t>
       </w:r>
       <w:r>
         <w:rPr>
           <w:b/>
         </w:rPr>
-        <w:t>Third-Party Services.</w:t>
-      </w:r>
-      <w:r>
-        <w:t xml:space="preserve"> The Service may include links to or integrations with third-party websites or services (collectively, "</w:t>
+        <w:t>AI-Assisted Data Extraction.</w:t>
+      </w:r>
+      <w:r>
+        <w:t xml:space="preserve"> The Service uses artificial intelligence technology, including services provided by Google, to extract data from receipts, bills, and other documents you upload. The extracted data is Customer Data and belongs to you. COMPANY MAKES NO WARRANTY OR GUARANTY THAT DATA EXTRACTED BY THESE FEATURES WILL BE ACCURATE OR COMPLETE. You are solely responsible for reviewing and correcting extracted data before relying on it, including for accounting, tax, or financial-reporting purposes.</w:t>
+      </w:r>
+    </w:p>
+    <w:p>
+      <w:r>
+        <w:t xml:space="preserve">6.2 </w:t>
       </w:r>
       <w:r>
         <w:rPr>
           <w:b/>
         </w:rPr>
-        <w:t>Third-Party Services</w:t>
-      </w:r>
-      <w:r>
-        <w:t>"), including the Payment Processor, bank-connection services, and tax-filing services. We do not control, endorse, or take responsibility for any Third-Party Services. You use all Third-Party Services at your own risk, and you acknowledge and agree that the applicable third party's own terms and privacy practices will apply to such use.</w:t>
+        <w:t>Not Professional Advice.</w:t>
+      </w:r>
+      <w:r>
+        <w:t xml:space="preserve"> The Service is software. Company is not an accounting firm, tax advisor, law firm, or financial advisor, and nothing in the Service, its reports, or any assistance we provide constitutes accounting, tax, legal, or other professional advice. Reports, financial statements, and tax forms generated by the Service are prepared from Customer Data you provide and are only as accurate as that data. You are solely responsible for the accuracy and completeness of Customer Data, for reviewing all reports and forms before using or filing them, and for meeting all filing deadlines and other legal obligations.</w:t>
       </w:r>
     </w:p>
     <w:p>
       <w:r>
-        <w:t xml:space="preserve">7.2 </w:t>
+        <w:t xml:space="preserve">6.3 </w:t>
       </w:r>
       <w:r>
         <w:rPr>
           <w:b/>
         </w:rPr>
-        <w:t>Connected Bank Accounts.</w:t>
-      </w:r>
-      <w:r>
-        <w:t xml:space="preserve"> The Service lets you connect bank and financial accounts through Plaid Inc. ("</w:t>
-      </w:r>
-      <w:r>
-        <w:rPr>
-          <w:b/>
-        </w:rPr>
-        <w:t>Plaid</w:t>
-      </w:r>
-      <w:r>
-        <w:t>") so that transactions can be imported for reconciliation. By connecting an account, you represent and warrant that you are entitled to grant Company and Plaid access to that account and the data in it and that you are in good standing with respect to that account, and you acknowledge that we may access and use the data retrieved from it in accordance with these Terms and our Privacy Policy. Your use of Plaid is subject to the Plaid End User Privacy Policy. Each connected account, including access to and use of it and the availability and accuracy of its data, is solely determined by the applicable financial institution and Plaid. Company will have no liability for any unavailability, inaccuracy, or delay of connected-account data, or for any third party's decision to discontinue, suspend, or terminate a connected account.</w:t>
-      </w:r>
-    </w:p>
-    <w:p>
-      <w:r>
-        <w:t xml:space="preserve">7.3 </w:t>
-      </w:r>
-      <w:r>
-        <w:rPr>
-          <w:b/>
-        </w:rPr>
-        <w:t>Other Users.</w:t>
-      </w:r>
-      <w:r>
-        <w:t xml:space="preserve"> Your interactions with other users of the Service, including Payors and the other Authorized Users of your Organization, are solely between you and those users. We are not responsible for any loss or harm resulting from those interactions, and we reserve the right, but have no obligation, to get involved in disputes between users.</w:t>
-      </w:r>
-    </w:p>
-    <w:p>
-      <w:r>
-        <w:t xml:space="preserve">7.4 </w:t>
-      </w:r>
-      <w:r>
-        <w:rPr>
-          <w:b/>
-        </w:rPr>
-        <w:t>Release.</w:t>
-      </w:r>
-      <w:r>
-        <w:t xml:space="preserve"> To the fullest extent permitted by law, you release Company and its officers, employees, agents, successors, and assigns from all claims, demands, and damages of any kind arising out of or related to the Service, other users, Payors, or Third-Party Services. If you are a California resident, you waive California Civil Code Section 1542, which provides: "A general release does not extend to claims which the creditor or releasing party does not know or suspect to exist in his or her favor at the time of executing the release, which if known by him or her must have materially affected his or her settlement with the debtor or released party."</w:t>
+        <w:t>Tax Form Filing.</w:t>
+      </w:r>
+      <w:r>
+        <w:t xml:space="preserve"> If you use the Service to prepare and file information returns (such as IRS Form 1099) with a tax authority, the filing is submitted through a third-party filing service on your instruction. We will inform you whether the tax authority has accepted or rejected the filing based on the information the filing service makes available to us. You are responsible for the accuracy of the taxpayer information you provide, for any corrections or re-filings, and for any penalties or interest arising from late, incorrect, or incomplete filings.</w:t>
       </w:r>
     </w:p>
     <w:p>
@@ -845,12 +825,144 @@
         <w:pStyle w:val="Heading2"/>
       </w:pPr>
       <w:r>
-        <w:t>8. Indemnification</w:t>
+        <w:t>7. Chexbill Payments</w:t>
       </w:r>
     </w:p>
     <w:p>
       <w:r>
-        <w:t>You agree to defend, indemnify, and hold harmless Company and its officers, employees, and agents from any claims and reasonable costs or attorneys' fees arising out of (i) your use of the Service, (ii) your violation of these Terms, (iii) your violation of any applicable law or regulation, (iv) Customer Data, or (v) if you use Chexbill Payments, transactions processed through your merchant account, chargebacks, and your compliance with the Merchant Agreement and card-network rules. We may assume control of the defense of any such claim at your expense, and you agree to cooperate with our defense. You agree not to settle any such claim without our prior written consent. We will make reasonable efforts to notify you promptly of any claim we become aware of.</w:t>
+        <w:rPr>
+          <w:i/>
+        </w:rPr>
+        <w:t>Chexbill Payments is optional. Payment processing is provided by CardConnect (a Fiserv company) under a merchant agreement between your business and the processor, and you are responsible for your transactions, chargebacks, and the people who pay you.</w:t>
+      </w:r>
+    </w:p>
+    <w:p>
+      <w:r>
+        <w:t xml:space="preserve">7.1 </w:t>
+      </w:r>
+      <w:r>
+        <w:rPr>
+          <w:b/>
+        </w:rPr>
+        <w:t>What Chexbill Payments Is.</w:t>
+      </w:r>
+      <w:r>
+        <w:t xml:space="preserve"> "</w:t>
+      </w:r>
+      <w:r>
+        <w:rPr>
+          <w:b/>
+        </w:rPr>
+        <w:t>Chexbill Payments</w:t>
+      </w:r>
+      <w:r>
+        <w:t>" is an optional feature that lets your Organization accept card and electronic payments from its customers online (including through invoice payment links) and in person. Payment processing for Chexbill Payments is provided by CardConnect, LLC, a Fiserv company, together with its affiliates and sponsor bank (collectively, the "</w:t>
+      </w:r>
+      <w:r>
+        <w:rPr>
+          <w:b/>
+        </w:rPr>
+        <w:t>Payment Processor</w:t>
+      </w:r>
+      <w:r>
+        <w:t>"). Company is a software provider and referral partner of the Payment Processor. Company is not a bank, payment processor, money transmitter, or card network, and does not hold, settle, or transmit your funds.</w:t>
+      </w:r>
+    </w:p>
+    <w:p>
+      <w:r>
+        <w:t xml:space="preserve">7.2 </w:t>
+      </w:r>
+      <w:r>
+        <w:rPr>
+          <w:b/>
+        </w:rPr>
+        <w:t>Merchant Agreement Required.</w:t>
+      </w:r>
+      <w:r>
+        <w:t xml:space="preserve"> To use Chexbill Payments, your Organization must apply for, be approved for, and enter into a merchant processing agreement directly with the Payment Processor (the "</w:t>
+      </w:r>
+      <w:r>
+        <w:rPr>
+          <w:b/>
+        </w:rPr>
+        <w:t>Merchant Agreement</w:t>
+      </w:r>
+      <w:r>
+        <w:t>"). The Merchant Agreement, not these Terms, governs the processing of your transactions, including settlement and funding of your transactions, chargebacks and disputes, reserves and funding holds, underwriting and approval decisions, card-network rules and compliance (including the Payment Card Industry Data Security Standard), the term of your processing relationship and any early-termination fees, and the closure of your merchant account. The Payment Processor makes those decisions, and Company has no control over, and no liability for, them. [ATTORNEY REVIEW: no template covers a referral-partner (ISV/sub-rep) arrangement. Confirm Chexbill's role as described in its ISR agreement, whether the Payment Processor's program requires specific disclosures or pass-through terms here, and whether the Merchant Agreement's multi-year term, early-termination fee, and personal guarantee should be called out to merchants in the onboarding flow.]</w:t>
+      </w:r>
+    </w:p>
+    <w:p>
+      <w:r>
+        <w:t xml:space="preserve">7.3 </w:t>
+      </w:r>
+      <w:r>
+        <w:rPr>
+          <w:b/>
+        </w:rPr>
+        <w:t>Onboarding Information.</w:t>
+      </w:r>
+      <w:r>
+        <w:t xml:space="preserve"> When you apply for Chexbill Payments, we collect business, ownership, identification, and banking information required by the Payment Processor for underwriting and identity verification and transmit it to the Payment Processor. We collect and handle this information on our own behalf as described in our Privacy Policy; it is not Customer Data under Section 5, and we delete it from our systems once your onboarding with the Payment Processor is complete. You represent that all information you provide is accurate and complete and that you are authorized to provide it.</w:t>
+      </w:r>
+    </w:p>
+    <w:p>
+      <w:r>
+        <w:t xml:space="preserve">7.4 </w:t>
+      </w:r>
+      <w:r>
+        <w:rPr>
+          <w:b/>
+        </w:rPr>
+        <w:t>Fees.</w:t>
+      </w:r>
+      <w:r>
+        <w:t xml:space="preserve"> The processing rates and other fees for Chexbill Payments are those set out in the pricing schedule and merchant application provided to your Organization when you apply (the "</w:t>
+      </w:r>
+      <w:r>
+        <w:rPr>
+          <w:b/>
+        </w:rPr>
+        <w:t>Pricing Schedule</w:t>
+      </w:r>
+      <w:r>
+        <w:t>"), as updated from time to time on notice to you. Processing fees and recurring fees appear on your merchant statement and are collected by the Payment Processor, including by deduction from your settlements or debit of your designated bank account, in accordance with the Merchant Agreement. Payment terminals and other equipment sold or rented to you by Company are billed by Company separately, either in full at the time of order or in monthly installments for the period stated in your order, and are non-refundable.</w:t>
+      </w:r>
+    </w:p>
+    <w:p>
+      <w:r>
+        <w:t xml:space="preserve">7.5 </w:t>
+      </w:r>
+      <w:r>
+        <w:rPr>
+          <w:b/>
+        </w:rPr>
+        <w:t>Your Obligations.</w:t>
+      </w:r>
+      <w:r>
+        <w:t xml:space="preserve"> You will use Chexbill Payments only for bona fide sales of goods or services by your Organization to its customers, in compliance with the Merchant Agreement, applicable card-network rules, and applicable law. You will not use Chexbill Payments for any business or transaction type prohibited by the Payment Processor or the card networks. You are solely responsible for all transactions processed through your merchant account, for all chargebacks, refunds, fines, and penalties relating to those transactions, and for providing the goods and services you sell.</w:t>
+      </w:r>
+    </w:p>
+    <w:p>
+      <w:r>
+        <w:t xml:space="preserve">7.6 </w:t>
+      </w:r>
+      <w:r>
+        <w:rPr>
+          <w:b/>
+        </w:rPr>
+        <w:t>Payors.</w:t>
+      </w:r>
+      <w:r>
+        <w:t xml:space="preserve"> Individuals and businesses who pay your invoices through the Service (each, a "</w:t>
+      </w:r>
+      <w:r>
+        <w:rPr>
+          <w:b/>
+        </w:rPr>
+        <w:t>Payor</w:t>
+      </w:r>
+      <w:r>
+        <w:t>") are your customers, not ours. You are solely responsible for your relationship with each Payor, including the sale, delivery, returns, refunds, and any dispute concerning the goods or services for which payment is made. Company is not a party to any transaction between you and a Payor. A Payor's use of a payment page or payment link is subject to these Terms to the extent applicable to that use, and the information we collect from Payors is described in our Privacy Policy.</w:t>
       </w:r>
     </w:p>
     <w:p>
@@ -858,12 +970,89 @@
         <w:pStyle w:val="Heading2"/>
       </w:pPr>
       <w:r>
-        <w:t>9. Disclaimers</w:t>
+        <w:t>8. Third-Party Services and Connected Accounts</w:t>
       </w:r>
     </w:p>
     <w:p>
       <w:r>
-        <w:t>THE SERVICE IS PROVIDED "AS IS" AND "AS AVAILABLE." TO THE FULLEST EXTENT PERMITTED BY LAW, COMPANY AND ITS SUPPLIERS DISCLAIM ALL WARRANTIES, EXPRESS OR IMPLIED, INCLUDING WARRANTIES OF MERCHANTABILITY, FITNESS FOR A PARTICULAR PURPOSE, TITLE, AND NON-INFRINGEMENT. WE DO NOT WARRANT THAT THE SERVICE WILL BE UNINTERRUPTED, ERROR-FREE, SECURE, OR FREE OF VIRUSES OR HARMFUL CODE, OR THAT ANY REPORT, CALCULATION, DATA EXTRACTION, OR TAX FORM GENERATED BY THE SERVICE WILL BE ACCURATE, COMPLETE, OR SUFFICIENT FOR YOUR PURPOSES. COMPANY, NOT BEING THE OWNER, OPERATOR, SUPPLIER, OR PRODUCER OF ANY THIRD-PARTY SERVICE NOR ITS AGENT, DOES NOT ENDORSE ANY THIRD-PARTY SERVICE AND MAKES NO EXPRESS OR IMPLIED WARRANTY OF ANY KIND WHATSOEVER WITH RESPECT TO THIRD-PARTY SERVICES. WHERE APPLICABLE LAW REQUIRES WARRANTIES, THEY ARE LIMITED TO 90 DAYS FROM YOUR FIRST USE.</w:t>
+        <w:rPr>
+          <w:i/>
+        </w:rPr>
+        <w:t>We are not responsible for third-party services, including bank connections through Plaid, or for your dealings with other users and the people who pay your invoices.</w:t>
+      </w:r>
+    </w:p>
+    <w:p>
+      <w:r>
+        <w:t xml:space="preserve">8.1 </w:t>
+      </w:r>
+      <w:r>
+        <w:rPr>
+          <w:b/>
+        </w:rPr>
+        <w:t>Third-Party Services.</w:t>
+      </w:r>
+      <w:r>
+        <w:t xml:space="preserve"> The Service may include links to or integrations with third-party websites or services (collectively, "</w:t>
+      </w:r>
+      <w:r>
+        <w:rPr>
+          <w:b/>
+        </w:rPr>
+        <w:t>Third-Party Services</w:t>
+      </w:r>
+      <w:r>
+        <w:t>"), including the Payment Processor, bank-connection services, and tax-filing services. We do not control, endorse, or take responsibility for any Third-Party Services. You use all Third-Party Services at your own risk, and you acknowledge and agree that the applicable third party's own terms and privacy practices will apply to such use.</w:t>
+      </w:r>
+    </w:p>
+    <w:p>
+      <w:r>
+        <w:t xml:space="preserve">8.2 </w:t>
+      </w:r>
+      <w:r>
+        <w:rPr>
+          <w:b/>
+        </w:rPr>
+        <w:t>Connected Bank Accounts.</w:t>
+      </w:r>
+      <w:r>
+        <w:t xml:space="preserve"> The Service lets you connect bank and financial accounts through Plaid Inc. ("</w:t>
+      </w:r>
+      <w:r>
+        <w:rPr>
+          <w:b/>
+        </w:rPr>
+        <w:t>Plaid</w:t>
+      </w:r>
+      <w:r>
+        <w:t>") so that transactions can be imported for reconciliation. By connecting an account, you represent and warrant that you are entitled to grant Company and Plaid access to that account and the data in it and that you are in good standing with respect to that account, and you acknowledge that we may access and use the data retrieved from it in accordance with these Terms and our Privacy Policy. Your use of Plaid is subject to the Plaid End User Privacy Policy. Each connected account, including access to and use of it and the availability and accuracy of its data, is solely determined by the applicable financial institution and Plaid. Company will have no liability for any unavailability, inaccuracy, or delay of connected-account data, or for any third party's decision to discontinue, suspend, or terminate a connected account.</w:t>
+      </w:r>
+    </w:p>
+    <w:p>
+      <w:r>
+        <w:t xml:space="preserve">8.3 </w:t>
+      </w:r>
+      <w:r>
+        <w:rPr>
+          <w:b/>
+        </w:rPr>
+        <w:t>Other Users.</w:t>
+      </w:r>
+      <w:r>
+        <w:t xml:space="preserve"> Your interactions with other users of the Service, including Payors and the other Authorized Users of your Organization, are solely between you and those users. We are not responsible for any loss or harm resulting from those interactions, and we reserve the right, but have no obligation, to get involved in disputes between users.</w:t>
+      </w:r>
+    </w:p>
+    <w:p>
+      <w:r>
+        <w:t xml:space="preserve">8.4 </w:t>
+      </w:r>
+      <w:r>
+        <w:rPr>
+          <w:b/>
+        </w:rPr>
+        <w:t>Release.</w:t>
+      </w:r>
+      <w:r>
+        <w:t xml:space="preserve"> To the fullest extent permitted by law, you release Company and its officers, employees, agents, successors, and assigns from all claims, demands, and damages of any kind arising out of or related to the Service, other users, Payors, or Third-Party Services. If you are a California resident, you waive California Civil Code Section 1542, which provides: "A general release does not extend to claims which the creditor or releasing party does not know or suspect to exist in his or her favor at the time of executing the release, which if known by him or her must have materially affected his or her settlement with the debtor or released party."</w:t>
       </w:r>
     </w:p>
     <w:p>
@@ -871,12 +1060,20 @@
         <w:pStyle w:val="Heading2"/>
       </w:pPr>
       <w:r>
-        <w:t>10. Limitation of Liability</w:t>
+        <w:t>9. Copyright Complaints</w:t>
       </w:r>
     </w:p>
     <w:p>
       <w:r>
-        <w:t>TO THE MAXIMUM EXTENT PERMITTED BY LAW: (A) COMPANY AND ITS SUPPLIERS WILL NOT BE LIABLE FOR ANY LOST PROFITS, LOST DATA, COSTS OF SUBSTITUTE PRODUCTS, TAX PENALTIES OR INTEREST, CHARGEBACKS, FINES, OR PROCESSING LOSSES, OR ANY INDIRECT, CONSEQUENTIAL, INCIDENTAL, SPECIAL, EXEMPLARY, OR PUNITIVE DAMAGES ARISING FROM OR RELATED TO THESE TERMS OR YOUR USE OF (OR INABILITY TO USE) THE SERVICE; AND (B) OUR TOTAL LIABILITY TO YOU FOR ANY CLAIM ARISING UNDER THESE TERMS IS CAPPED AT THE GREATER OF (i) $100 USD AND (ii) THE AMOUNT PAID TO COMPANY BY YOU UNDER THESE TERMS IN THE TWELVE MONTHS PRIOR TO THE INCIDENT GIVING RISE TO THE CLAIM. THE EXISTENCE OF MULTIPLE CLAIMS DOES NOT INCREASE THIS CAP.</w:t>
+        <w:rPr>
+          <w:i/>
+        </w:rPr>
+        <w:t>If you believe content on the Service infringes your copyright, you can send us a notice.</w:t>
+      </w:r>
+    </w:p>
+    <w:p>
+      <w:r>
+        <w:t>If you believe that content available through the Service infringes your copyright, please send a notice to legal@chexbill.com that identifies the copyrighted work, identifies the material you believe is infringing and where it is located on the Service, provides your contact information, and includes a statement that you have a good-faith belief that the use is not authorized by the copyright owner, its agent, or the law. We may remove or disable access to material that we determine to be infringing. [ATTORNEY REVIEW: the templates contain no copyright-complaint clause; registering a designated agent with the U.S. Copyright Office is required for the DMCA safe harbor.]</w:t>
       </w:r>
     </w:p>
     <w:p>
@@ -884,12 +1081,43 @@
         <w:pStyle w:val="Heading2"/>
       </w:pPr>
       <w:r>
-        <w:t>11. Term and Termination</w:t>
+        <w:t>10. Term, Termination, and Data Retention</w:t>
       </w:r>
     </w:p>
     <w:p>
       <w:r>
-        <w:t>These Terms remain in effect while you use the Service. We may suspend or terminate your access (including suspending access to or deleting your account or Organization) at any time and for any reason, including if we believe you have violated these Terms. Where an Organization has an active paid subscription, and except where we suspend or terminate for suspected fraud, abuse, non-payment, legal or security risk, or harm to the Service or others, we will make reasonable efforts to notify you and give you an opportunity to cure the issue before terminating. We are not liable to you for any such suspension or termination. Access to Chexbill Payments may also be suspended or terminated by the Payment Processor under the Merchant Agreement. You may stop using the Service and delete your account or Organization at any time as described in Sections 1.1 and 4.8. Upon termination, Sections 2.2 through 2.7 and Sections 3 through 16 will survive.</w:t>
+        <w:rPr>
+          <w:i/>
+        </w:rPr>
+        <w:t>You can stop using the Service at any time. We can suspend or end your access, but for paying Organizations we will make reasonable efforts to give notice and a chance to fix the problem first, except in cases such as fraud or non-payment. An Organization without an active subscription for 365 days may be deleted after at least 60 days' email notice, so export anything you want to keep.</w:t>
+      </w:r>
+    </w:p>
+    <w:p>
+      <w:r>
+        <w:t xml:space="preserve">10.1 </w:t>
+      </w:r>
+      <w:r>
+        <w:rPr>
+          <w:b/>
+        </w:rPr>
+        <w:t>Term and Termination.</w:t>
+      </w:r>
+      <w:r>
+        <w:t xml:space="preserve"> These Terms remain in effect while you use the Service. We may suspend or terminate your access (including suspending access to or deleting your account or Organization) at any time and for any reason, including if we believe you have violated these Terms. Where an Organization has an active paid subscription, and except where we suspend or terminate for suspected fraud, abuse, non-payment, legal or security risk, or harm to the Service or others, we will make reasonable efforts to notify you and give you an opportunity to cure the issue before terminating. We are not liable to you for any such suspension or termination. Access to Chexbill Payments may also be suspended or terminated by the Payment Processor under the Merchant Agreement. You may stop using the Service and delete your account or Organization at any time as described in Sections 1.1 and 10.2. Upon termination, Sections 2.2 through 2.7 and Sections 3 through 16 will survive.</w:t>
+      </w:r>
+    </w:p>
+    <w:p>
+      <w:r>
+        <w:t xml:space="preserve">10.2 </w:t>
+      </w:r>
+      <w:r>
+        <w:rPr>
+          <w:b/>
+        </w:rPr>
+        <w:t>Data Retention and Deletion.</w:t>
+      </w:r>
+      <w:r>
+        <w:t xml:space="preserve"> Customer Data remains available for as long as your Organization is active. If you delete your user account, you will be asked to either delete the Organizations you administer or transfer them to another user. If you delete your Organization, we will prompt you to export your Customer Data before deletion, and we may require that any outstanding balance owed to us be settled first. If an Organization has no active subscription for 365 consecutive days, we may delete the Organization and its Customer Data; we will notify the Administrator by email at least 60 days before doing so. An Organization created during a free trial that does not subscribe to a paid plan may be deleted 90 days after the trial ends. Following deletion, copies of Customer Data may persist in backups for a limited period [TBD — needs attorney/founder decision: state the backup retention window] and we may retain Customer Data to the extent required by applicable law, as described in our Privacy Policy. [ATTORNEY REVIEW: reconcile this deletion schedule with record-retention requirements for tax forms filed through the Service.]</w:t>
       </w:r>
     </w:p>
     <w:p>
@@ -897,12 +1125,57 @@
         <w:pStyle w:val="Heading2"/>
       </w:pPr>
       <w:r>
-        <w:t>12. Copyright Complaints</w:t>
+        <w:t>11. Disclaimers, Liability, and Indemnity</w:t>
       </w:r>
     </w:p>
     <w:p>
       <w:r>
-        <w:t>If you believe that content available through the Service infringes your copyright, please send a notice to legal@chexbill.com that identifies the copyrighted work, identifies the material you believe is infringing and where it is located on the Service, provides your contact information, and includes a statement that you have a good-faith belief that the use is not authorized by the copyright owner, its agent, or the law. We may remove or disable access to material that we determine to be infringing. [ATTORNEY REVIEW: the templates contain no copyright-complaint clause; registering a designated agent with the U.S. Copyright Office is required for the DMCA safe harbor.]</w:t>
+        <w:rPr>
+          <w:i/>
+        </w:rPr>
+        <w:t>The Service is provided "as is." Our total liability to you is capped at the greater of $100 or the amount you paid us in the previous 12 months, and you agree to cover certain claims arising from your use of the Service, your data, and your payments activity.</w:t>
+      </w:r>
+    </w:p>
+    <w:p>
+      <w:r>
+        <w:t xml:space="preserve">11.1 </w:t>
+      </w:r>
+      <w:r>
+        <w:rPr>
+          <w:b/>
+        </w:rPr>
+        <w:t>Disclaimers.</w:t>
+      </w:r>
+      <w:r>
+        <w:t xml:space="preserve"> THE SERVICE IS PROVIDED "AS IS" AND "AS AVAILABLE." TO THE FULLEST EXTENT PERMITTED BY LAW, COMPANY AND ITS SUPPLIERS DISCLAIM ALL WARRANTIES, EXPRESS OR IMPLIED, INCLUDING WARRANTIES OF MERCHANTABILITY, FITNESS FOR A PARTICULAR PURPOSE, TITLE, AND NON-INFRINGEMENT. WE DO NOT WARRANT THAT THE SERVICE WILL BE UNINTERRUPTED, ERROR-FREE, SECURE, OR FREE OF VIRUSES OR HARMFUL CODE, OR THAT ANY REPORT, CALCULATION, DATA EXTRACTION, OR TAX FORM GENERATED BY THE SERVICE WILL BE ACCURATE, COMPLETE, OR SUFFICIENT FOR YOUR PURPOSES. COMPANY, NOT BEING THE OWNER, OPERATOR, SUPPLIER, OR PRODUCER OF ANY THIRD-PARTY SERVICE NOR ITS AGENT, DOES NOT ENDORSE ANY THIRD-PARTY SERVICE AND MAKES NO EXPRESS OR IMPLIED WARRANTY OF ANY KIND WHATSOEVER WITH RESPECT TO THIRD-PARTY SERVICES. WHERE APPLICABLE LAW REQUIRES WARRANTIES, THEY ARE LIMITED TO 90 DAYS FROM YOUR FIRST USE.</w:t>
+      </w:r>
+    </w:p>
+    <w:p>
+      <w:r>
+        <w:t xml:space="preserve">11.2 </w:t>
+      </w:r>
+      <w:r>
+        <w:rPr>
+          <w:b/>
+        </w:rPr>
+        <w:t>Limitation of Liability.</w:t>
+      </w:r>
+      <w:r>
+        <w:t xml:space="preserve"> TO THE MAXIMUM EXTENT PERMITTED BY LAW: (A) COMPANY AND ITS SUPPLIERS WILL NOT BE LIABLE FOR ANY LOST PROFITS, LOST DATA, COSTS OF SUBSTITUTE PRODUCTS, TAX PENALTIES OR INTEREST, CHARGEBACKS, FINES, OR PROCESSING LOSSES, OR ANY INDIRECT, CONSEQUENTIAL, INCIDENTAL, SPECIAL, EXEMPLARY, OR PUNITIVE DAMAGES ARISING FROM OR RELATED TO THESE TERMS OR YOUR USE OF (OR INABILITY TO USE) THE SERVICE; AND (B) OUR TOTAL LIABILITY TO YOU FOR ANY CLAIM ARISING UNDER THESE TERMS IS CAPPED AT THE GREATER OF (i) $100 USD AND (ii) THE AMOUNT PAID TO COMPANY BY YOU UNDER THESE TERMS IN THE TWELVE MONTHS PRIOR TO THE INCIDENT GIVING RISE TO THE CLAIM. THE EXISTENCE OF MULTIPLE CLAIMS DOES NOT INCREASE THIS CAP.</w:t>
+      </w:r>
+    </w:p>
+    <w:p>
+      <w:r>
+        <w:t xml:space="preserve">11.3 </w:t>
+      </w:r>
+      <w:r>
+        <w:rPr>
+          <w:b/>
+        </w:rPr>
+        <w:t>Indemnification.</w:t>
+      </w:r>
+      <w:r>
+        <w:t xml:space="preserve"> You agree to defend, indemnify, and hold harmless Company and its officers, employees, and agents from any claims and reasonable costs or attorneys' fees arising out of (i) your use of the Service, (ii) your violation of these Terms, (iii) your violation of any applicable law or regulation, (iv) Customer Data, or (v) if you use Chexbill Payments, transactions processed through your merchant account, chargebacks, and your compliance with the Merchant Agreement and card-network rules. We may assume control of the defense of any such claim at your expense, and you agree to cooperate with our defense. You agree not to settle any such claim without our prior written consent. We will make reasonable efforts to notify you promptly of any claim we become aware of.</w:t>
       </w:r>
     </w:p>
     <w:p>
@@ -910,87 +1183,177 @@
         <w:pStyle w:val="Heading2"/>
       </w:pPr>
       <w:r>
-        <w:t>13. State-Specific Legal Notices</w:t>
+        <w:t>12. Dispute Resolution</w:t>
       </w:r>
     </w:p>
     <w:p>
       <w:r>
-        <w:t>The provisions in this Section 13 apply only to users to the extent such users are subject to the laws of the applicable states identified below. If a provision in this section conflicts with another provision of these Terms, the state-specific provision controls for users subject to that state's laws.</w:t>
+        <w:rPr>
+          <w:i/>
+        </w:rPr>
+        <w:t>Most disputes must be resolved through individual arbitration with JAMS rather than in court, after we first try to resolve them informally. You give up your right to a jury trial and to take part in a class action, but you can opt out of arbitration within 30 days of first accepting these Terms.</w:t>
       </w:r>
     </w:p>
     <w:p>
-      <w:r>
-        <w:t xml:space="preserve">13.1 </w:t>
-      </w:r>
       <w:r>
         <w:rPr>
           <w:b/>
         </w:rPr>
-        <w:t>California.</w:t>
-      </w:r>
-      <w:r>
-        <w:t xml:space="preserve"> If you are a California resident, you may report complaints to the Complaint Assistance Unit of the Division of Consumer Services of the California Department of Consumer Affairs, at 1625 N. Market Blvd. Suite N112, Sacramento, CA 95834, or by phone at (800) 952-5210. Under California Civil Code Section 1789.3, California users of the Service are entitled to the following specific consumer rights notice: The provider of the Service is Chexbill LLC, 257 Chapman Rd #208, Newark, DE 19702. To file a complaint regarding the Service, or to receive further information regarding use of the Service, send a letter to the above address or contact us at legal@chexbill.com. You may also contact the Complaint Assistance Unit at the address and phone number above. If you are a California resident, you may have additional rights under the California Consumer Privacy Act (as amended by the California Privacy Rights Act), including the right to know what personal information we collect, the right to delete your personal information, the right to correct inaccurate personal information, and the right to opt out of the sale or sharing of your personal information. For details on how to exercise these rights, please see our Privacy Policy at https://chexbill.com/privacy.</w:t>
+        <w:t>Please read this section carefully. It affects your legal rights, including your right to sue in court and your right to a jury trial.</w:t>
       </w:r>
     </w:p>
     <w:p>
       <w:r>
-        <w:t xml:space="preserve">13.2 </w:t>
+        <w:t xml:space="preserve">12.1 </w:t>
       </w:r>
       <w:r>
         <w:rPr>
           <w:b/>
         </w:rPr>
-        <w:t>Colorado.</w:t>
-      </w:r>
-      <w:r>
-        <w:t xml:space="preserve"> If you are a Colorado resident, you may have additional rights under the Colorado Privacy Act (CPA), including the right to opt out of the processing of your personal data for purposes of targeted advertising, the sale of personal data, and certain profiling. For details, please see our Privacy Policy.</w:t>
+        <w:t>Applicability.</w:t>
+      </w:r>
+      <w:r>
+        <w:t xml:space="preserve"> Except as described below, you and Company agree to resolve all disputes arising out of or relating to the Service, its services, or these Terms through binding individual arbitration -- not in court. Exceptions include: (i) claims that qualify for small claims court, brought on an individual basis; and (ii) requests for equitable relief related to intellectual property (such as trademarks, trade secrets, or copyrights). This arbitration agreement applies to all claims, including those that arose before you agreed to these Terms.</w:t>
       </w:r>
     </w:p>
     <w:p>
       <w:r>
-        <w:t xml:space="preserve">13.3 </w:t>
+        <w:t xml:space="preserve">12.2 </w:t>
       </w:r>
       <w:r>
         <w:rPr>
           <w:b/>
         </w:rPr>
-        <w:t>Connecticut.</w:t>
-      </w:r>
-      <w:r>
-        <w:t xml:space="preserve"> If you are a Connecticut resident, you may have additional rights under the Connecticut Data Privacy Act (CTDPA), including rights of access, correction, deletion, and data portability, as well as the right to opt out of the sale of personal data, targeted advertising, and profiling. For details, please see our Privacy Policy.</w:t>
+        <w:t>Try to Resolve First.</w:t>
+      </w:r>
+      <w:r>
+        <w:t xml:space="preserve"> Before starting arbitration, the parties agree to try to resolve the dispute informally. The party raising the dispute must send written notice (an "Informal Notice") to the other party. Within 45 days of receiving that Informal Notice, the parties will meet by phone or video in good faith to try to work things out. Company's notice address: legal@chexbill.com or Chexbill LLC, 257 Chapman Rd #208, Newark, DE 19702. If the informal dispute resolution process doesn't resolve the dispute within 60 days, either party may start arbitration.</w:t>
       </w:r>
     </w:p>
     <w:p>
       <w:r>
-        <w:t xml:space="preserve">13.4 </w:t>
+        <w:t xml:space="preserve">12.3 </w:t>
       </w:r>
       <w:r>
         <w:rPr>
           <w:b/>
         </w:rPr>
-        <w:t>Virginia.</w:t>
-      </w:r>
-      <w:r>
-        <w:t xml:space="preserve"> If you are a Virginia resident, you may have additional rights under the Virginia Consumer Data Protection Act (VCDPA), including the right to access, correct, delete, and obtain a copy of your personal data, and the right to opt out of the processing of your personal data for targeted advertising, sale, or profiling. For details, please see our Privacy Policy.</w:t>
+        <w:t>Arbitration Rules.</w:t>
+      </w:r>
+      <w:r>
+        <w:t xml:space="preserve"> Arbitrations will be administered by JAMS (www.jamsadr.com). Claims under $250,000 (excluding fees and interest) will use JAMS' Streamlined Arbitration Rules; larger claims will use JAMS' Comprehensive Arbitration Rules. Unless the parties agree otherwise, arbitration will be conducted in the county where you live. All arbitration materials and documents are confidential.</w:t>
       </w:r>
     </w:p>
     <w:p>
       <w:r>
-        <w:t xml:space="preserve">13.5 </w:t>
+        <w:t xml:space="preserve">12.4 </w:t>
       </w:r>
       <w:r>
         <w:rPr>
           <w:b/>
         </w:rPr>
-        <w:t>Nevada.</w:t>
-      </w:r>
-      <w:r>
-        <w:t xml:space="preserve"> If you are a Nevada resident, you have the right under Nevada Revised Statutes Chapter 603A to direct us not to sell certain information we have collected or will collect about you. To exercise this right, please contact us at privacy@chexbill.com.</w:t>
+        <w:t>Arbitration Request.</w:t>
+      </w:r>
+      <w:r>
+        <w:t xml:space="preserve"> The arbitration request must include: (i) your contact information and account username (if applicable); (ii) a description of the claims and supporting facts; (iii) the relief you're seeking and a good-faith damages estimate; (iv) confirmation that you completed the informal resolution process; and (v) proof of any required filing fee payment.</w:t>
       </w:r>
     </w:p>
     <w:p>
       <w:r>
-        <w:t>[ATTORNEY REVIEW: the template notes that additional state-specific provisions may be required (e.g., Texas, Oregon, Montana, Utah, Iowa, Indiana, Tennessee, and others with comprehensive consumer privacy laws); review applicable state laws and add or prune provisions as necessary.]</w:t>
+        <w:t xml:space="preserve">12.5 </w:t>
+      </w:r>
+      <w:r>
+        <w:rPr>
+          <w:b/>
+        </w:rPr>
+        <w:t>Authority of Arbitrator.</w:t>
+      </w:r>
+      <w:r>
+        <w:t xml:space="preserve"> The arbitrator has authority to resolve all arbitrable disputes, including questions about the scope and enforceability of this arbitration agreement -- except that courts (not arbitrators) will decide: (i) challenges to the class action waiver below; (ii) disputes about arbitration fees; (iii) whether a condition precedent to arbitration has been satisfied; and (iv) which version of this agreement applies. The arbitrator may award the same relief as a court, but on an individual basis only. The arbitrator's award is final and binding, and judgment may be entered in any court with jurisdiction.</w:t>
+      </w:r>
+    </w:p>
+    <w:p>
+      <w:r>
+        <w:t xml:space="preserve">12.6 </w:t>
+      </w:r>
+      <w:r>
+        <w:rPr>
+          <w:b/>
+        </w:rPr>
+        <w:t>Waiver of Jury Trial.</w:t>
+      </w:r>
+      <w:r>
+        <w:t xml:space="preserve"> BY AGREEING TO ARBITRATION, YOU AND COMPANY WAIVE THE RIGHT TO A TRIAL BY JUDGE OR JURY FOR ALL COVERED CLAIMS.</w:t>
+      </w:r>
+    </w:p>
+    <w:p>
+      <w:r>
+        <w:t xml:space="preserve">12.7 </w:t>
+      </w:r>
+      <w:r>
+        <w:rPr>
+          <w:b/>
+        </w:rPr>
+        <w:t>Waiver of Class Actions.</w:t>
+      </w:r>
+      <w:r>
+        <w:t xml:space="preserve"> ALL DISPUTES MUST BE BROUGHT ON AN INDIVIDUAL BASIS. NEITHER YOU NOR COMPANY MAY BRING CLAIMS AS A PLAINTIFF OR CLASS MEMBER IN ANY CLASS, REPRESENTATIVE, OR COLLECTIVE PROCEEDING. The arbitrator may only award relief on an individual basis. If a court finds this class action waiver unenforceable as to a specific claim, that claim may be litigated in state or federal court in Delaware; all other claims remain subject to arbitration.</w:t>
+      </w:r>
+    </w:p>
+    <w:p>
+      <w:r>
+        <w:t xml:space="preserve">12.8 </w:t>
+      </w:r>
+      <w:r>
+        <w:rPr>
+          <w:b/>
+        </w:rPr>
+        <w:t>Attorneys' Fees.</w:t>
+      </w:r>
+      <w:r>
+        <w:t xml:space="preserve"> Each party bears its own attorneys' fees unless the arbitrator finds a claim was frivolous or brought for an improper purpose.</w:t>
+      </w:r>
+    </w:p>
+    <w:p>
+      <w:r>
+        <w:t xml:space="preserve">12.9 </w:t>
+      </w:r>
+      <w:r>
+        <w:rPr>
+          <w:b/>
+        </w:rPr>
+        <w:t>Batch Arbitration.</w:t>
+      </w:r>
+      <w:r>
+        <w:t xml:space="preserve"> If 100 or more substantially similar arbitration demands are filed against Company within a 30-day period by the same law firm or coordinated group, JAMS will batch them into groups of 100 and appoint one arbitrator per batch, with one set of fees per batch.</w:t>
+      </w:r>
+    </w:p>
+    <w:p>
+      <w:r>
+        <w:t xml:space="preserve">12.10 </w:t>
+      </w:r>
+      <w:r>
+        <w:rPr>
+          <w:b/>
+        </w:rPr>
+        <w:t>Opt-Out.</w:t>
+      </w:r>
+      <w:r>
+        <w:t xml:space="preserve"> You may opt out of this arbitration agreement within 30 days of first accepting these Terms by sending written notice to: Chexbill LLC, 257 Chapman Rd #208, Newark, DE 19702 or legal@chexbill.com. Your notice must include your name, address, and a clear statement that you wish to opt out. Opting out does not affect any other part of these Terms.</w:t>
+      </w:r>
+    </w:p>
+    <w:p>
+      <w:r>
+        <w:t xml:space="preserve">12.11 </w:t>
+      </w:r>
+      <w:r>
+        <w:rPr>
+          <w:b/>
+        </w:rPr>
+        <w:t>Severability.</w:t>
+      </w:r>
+      <w:r>
+        <w:t xml:space="preserve"> If any part of this arbitration agreement is found invalid, it will be modified to the minimum extent necessary to make it enforceable; the rest of the agreement remains in effect.</w:t>
       </w:r>
     </w:p>
     <w:p>
@@ -998,12 +1361,95 @@
         <w:pStyle w:val="Heading2"/>
       </w:pPr>
       <w:r>
-        <w:t>14. Accessibility</w:t>
+        <w:t>13. State-Specific Legal Notices</w:t>
       </w:r>
     </w:p>
     <w:p>
       <w:r>
-        <w:t>Company is committed to making the Service accessible to all users, including individuals with disabilities. We endeavor to conform to the Web Content Accessibility Guidelines (WCAG) 2.1, Level AA, as published by the World Wide Web Consortium (W3C). If you experience any difficulty accessing or navigating the Service, or if you have suggestions for improving accessibility, please contact us at support@chexbill.com. We will make reasonable efforts to address accessibility concerns promptly.</w:t>
+        <w:rPr>
+          <w:i/>
+        </w:rPr>
+        <w:t>Residents of some U.S. states have additional rights, which are summarized here.</w:t>
+      </w:r>
+    </w:p>
+    <w:p>
+      <w:r>
+        <w:t>The provisions in this Section 13 apply only to users to the extent such users are subject to the laws of the applicable states identified below. If a provision in this section conflicts with another provision of these Terms, the state-specific provision controls for users subject to that state's laws.</w:t>
+      </w:r>
+    </w:p>
+    <w:p>
+      <w:r>
+        <w:t xml:space="preserve">13.1 </w:t>
+      </w:r>
+      <w:r>
+        <w:rPr>
+          <w:b/>
+        </w:rPr>
+        <w:t>California.</w:t>
+      </w:r>
+      <w:r>
+        <w:t xml:space="preserve"> If you are a California resident, you may report complaints to the Complaint Assistance Unit of the Division of Consumer Services of the California Department of Consumer Affairs, at 1625 N. Market Blvd. Suite N112, Sacramento, CA 95834, or by phone at (800) 952-5210. Under California Civil Code Section 1789.3, California users of the Service are entitled to the following specific consumer rights notice: The provider of the Service is Chexbill LLC, 257 Chapman Rd #208, Newark, DE 19702. To file a complaint regarding the Service, or to receive further information regarding use of the Service, send a letter to the above address or contact us at legal@chexbill.com. You may also contact the Complaint Assistance Unit at the address and phone number above. If you are a California resident, you may have additional rights under the California Consumer Privacy Act (as amended by the California Privacy Rights Act), including the right to know what personal information we collect, the right to delete your personal information, the right to correct inaccurate personal information, and the right to opt out of the sale or sharing of your personal information. For details on how to exercise these rights, please see our Privacy Policy at https://chexbill.com/privacy.</w:t>
+      </w:r>
+    </w:p>
+    <w:p>
+      <w:r>
+        <w:t xml:space="preserve">13.2 </w:t>
+      </w:r>
+      <w:r>
+        <w:rPr>
+          <w:b/>
+        </w:rPr>
+        <w:t>Colorado.</w:t>
+      </w:r>
+      <w:r>
+        <w:t xml:space="preserve"> If you are a Colorado resident, you may have additional rights under the Colorado Privacy Act (CPA), including the right to opt out of the processing of your personal data for purposes of targeted advertising, the sale of personal data, and certain profiling. For details, please see our Privacy Policy.</w:t>
+      </w:r>
+    </w:p>
+    <w:p>
+      <w:r>
+        <w:t xml:space="preserve">13.3 </w:t>
+      </w:r>
+      <w:r>
+        <w:rPr>
+          <w:b/>
+        </w:rPr>
+        <w:t>Connecticut.</w:t>
+      </w:r>
+      <w:r>
+        <w:t xml:space="preserve"> If you are a Connecticut resident, you may have additional rights under the Connecticut Data Privacy Act (CTDPA), including rights of access, correction, deletion, and data portability, as well as the right to opt out of the sale of personal data, targeted advertising, and profiling. For details, please see our Privacy Policy.</w:t>
+      </w:r>
+    </w:p>
+    <w:p>
+      <w:r>
+        <w:t xml:space="preserve">13.4 </w:t>
+      </w:r>
+      <w:r>
+        <w:rPr>
+          <w:b/>
+        </w:rPr>
+        <w:t>Virginia.</w:t>
+      </w:r>
+      <w:r>
+        <w:t xml:space="preserve"> If you are a Virginia resident, you may have additional rights under the Virginia Consumer Data Protection Act (VCDPA), including the right to access, correct, delete, and obtain a copy of your personal data, and the right to opt out of the processing of your personal data for targeted advertising, sale, or profiling. For details, please see our Privacy Policy.</w:t>
+      </w:r>
+    </w:p>
+    <w:p>
+      <w:r>
+        <w:t xml:space="preserve">13.5 </w:t>
+      </w:r>
+      <w:r>
+        <w:rPr>
+          <w:b/>
+        </w:rPr>
+        <w:t>Nevada.</w:t>
+      </w:r>
+      <w:r>
+        <w:t xml:space="preserve"> If you are a Nevada resident, you have the right under Nevada Revised Statutes Chapter 603A to direct us not to sell certain information we have collected or will collect about you. To exercise this right, please contact us at privacy@chexbill.com.</w:t>
+      </w:r>
+    </w:p>
+    <w:p>
+      <w:r>
+        <w:t>[ATTORNEY REVIEW: the template notes that additional state-specific provisions may be required (e.g., Texas, Oregon, Montana, Utah, Iowa, Indiana, Tennessee, and others with comprehensive consumer privacy laws); review applicable state laws and add or prune provisions as necessary.]</w:t>
       </w:r>
     </w:p>
     <w:p>
@@ -1011,105 +1457,20 @@
         <w:pStyle w:val="Heading2"/>
       </w:pPr>
       <w:r>
-        <w:t>15. General</w:t>
+        <w:t>14. Accessibility</w:t>
       </w:r>
     </w:p>
     <w:p>
       <w:r>
-        <w:t xml:space="preserve">15.1 </w:t>
-      </w:r>
-      <w:r>
         <w:rPr>
-          <w:b/>
+          <w:i/>
         </w:rPr>
-        <w:t>Changes to Terms.</w:t>
-      </w:r>
-      <w:r>
-        <w:t xml:space="preserve"> We may update these Terms from time to time. If we make material changes, we may notify you by email (at the address on file) or by a prominent notice on the Service. Your continued use of the Service after notice of changes means you accept the updated Terms.</w:t>
+        <w:t>We aim to make the Service accessible to everyone. Tell us if something gets in your way.</w:t>
       </w:r>
     </w:p>
     <w:p>
       <w:r>
-        <w:t xml:space="preserve">15.2 </w:t>
-      </w:r>
-      <w:r>
-        <w:rPr>
-          <w:b/>
-        </w:rPr>
-        <w:t>Governing Law.</w:t>
-      </w:r>
-      <w:r>
-        <w:t xml:space="preserve"> These Terms and any dispute arising out of or related to these Terms or the Service will be governed by and construed in accordance with the laws of the State of Delaware, without regard to its conflict-of-law principles. For any claim or dispute not subject to the arbitration provisions in Section 16, you and Company irrevocably consent to the exclusive jurisdiction and venue of the state and federal courts located in New Castle County, Delaware. Notwithstanding the foregoing: (a) either party may bring an action in any court of competent jurisdiction for injunctive or other equitable relief to protect its intellectual property rights (including patents, copyrights, trademarks, and trade secrets); and (b) either party may bring an individual action in small claims court for claims within that court's jurisdictional limits.</w:t>
-      </w:r>
-    </w:p>
-    <w:p>
-      <w:r>
-        <w:t xml:space="preserve">15.3 </w:t>
-      </w:r>
-      <w:r>
-        <w:rPr>
-          <w:b/>
-        </w:rPr>
-        <w:t>Export.</w:t>
-      </w:r>
-      <w:r>
-        <w:t xml:space="preserve"> You agree not to export, re-export, or transfer any technical data or products acquired from the Service in violation of U.S. export control laws or applicable regulations in other countries.</w:t>
-      </w:r>
-    </w:p>
-    <w:p>
-      <w:r>
-        <w:t xml:space="preserve">15.4 </w:t>
-      </w:r>
-      <w:r>
-        <w:rPr>
-          <w:b/>
-        </w:rPr>
-        <w:t>Electronic Communications.</w:t>
-      </w:r>
-      <w:r>
-        <w:t xml:space="preserve"> By using the Service, you consent to receiving communications from us electronically (by email or notices posted on the Service). These electronic communications satisfy any legal requirement for written notice.</w:t>
-      </w:r>
-    </w:p>
-    <w:p>
-      <w:r>
-        <w:t xml:space="preserve">15.5 </w:t>
-      </w:r>
-      <w:r>
-        <w:rPr>
-          <w:b/>
-        </w:rPr>
-        <w:t>Entire Agreement.</w:t>
-      </w:r>
-      <w:r>
-        <w:t xml:space="preserve"> These Terms (together with the Privacy Policy, the Cookie Notice, the Data Processing Addendum where applicable, and any other policies or guidelines referenced herein) are the entire agreement between you and Company regarding your use of the Service. If any provision of these Terms is found to be invalid or unenforceable, it will be modified to the minimum extent necessary to be valid, and the remaining provisions will continue in effect. Our failure to enforce any provision is not a waiver of that provision. The word "including" means "including without limitation." You may not assign these Terms without our prior written consent; we may assign them freely. These Terms bind any permitted assignees.</w:t>
-      </w:r>
-    </w:p>
-    <w:p>
-      <w:r>
-        <w:t xml:space="preserve">15.6 </w:t>
-      </w:r>
-      <w:r>
-        <w:rPr>
-          <w:b/>
-        </w:rPr>
-        <w:t>Copyright/Trademark.</w:t>
-      </w:r>
-      <w:r>
-        <w:t xml:space="preserve"> Copyright © 2026 Chexbill LLC. All rights reserved. Chexbill and Chexbill Payments are trademarks of Chexbill LLC. All other trademarks, logos, and service marks displayed on the Service are owned by Company or third parties. You may not use any of them without prior written consent from the owner.</w:t>
-      </w:r>
-    </w:p>
-    <w:p>
-      <w:r>
-        <w:t xml:space="preserve">15.7 </w:t>
-      </w:r>
-      <w:r>
-        <w:rPr>
-          <w:b/>
-        </w:rPr>
-        <w:t>Contact Information.</w:t>
-      </w:r>
-      <w:r>
-        <w:t xml:space="preserve"> Chexbill LLC, 257 Chapman Rd #208, Newark, DE 19702. General inquiries: support@chexbill.com. Legal notices: legal@chexbill.com. Privacy requests: privacy@chexbill.com.</w:t>
+        <w:t>Company is committed to making the Service accessible to all users, including individuals with disabilities. We endeavor to conform to the Web Content Accessibility Guidelines (WCAG) 2.1, Level AA, as published by the World Wide Web Consortium (W3C). If you experience any difficulty accessing or navigating the Service, or if you have suggestions for improving accessibility, please contact us at support@chexbill.com. We will make reasonable efforts to address accessibility concerns promptly.</w:t>
       </w:r>
     </w:p>
     <w:p>
@@ -1117,169 +1478,166 @@
         <w:pStyle w:val="Heading2"/>
       </w:pPr>
       <w:r>
-        <w:t>16. Dispute Resolution</w:t>
+        <w:t>15. General</w:t>
       </w:r>
     </w:p>
     <w:p>
+      <w:r>
+        <w:rPr>
+          <w:i/>
+        </w:rPr>
+        <w:t>The remaining legal terms, including how we may change these Terms, which laws apply, and how we communicate with you.</w:t>
+      </w:r>
+    </w:p>
+    <w:p>
+      <w:r>
+        <w:t xml:space="preserve">15.1 </w:t>
+      </w:r>
       <w:r>
         <w:rPr>
           <w:b/>
         </w:rPr>
-        <w:t>Please read this section carefully. It affects your legal rights, including your right to sue in court and your right to a jury trial.</w:t>
+        <w:t>Changes to Terms.</w:t>
+      </w:r>
+      <w:r>
+        <w:t xml:space="preserve"> We may update these Terms from time to time. If we make material changes, we may notify you by email (at the address on file) or by a prominent notice on the Service. Your continued use of the Service after notice of changes means you accept the updated Terms.</w:t>
       </w:r>
     </w:p>
     <w:p>
       <w:r>
-        <w:t xml:space="preserve">16.1 </w:t>
+        <w:t xml:space="preserve">15.2 </w:t>
       </w:r>
       <w:r>
         <w:rPr>
           <w:b/>
         </w:rPr>
-        <w:t>Applicability.</w:t>
-      </w:r>
-      <w:r>
-        <w:t xml:space="preserve"> Except as described below, you and Company agree to resolve all disputes arising out of or relating to the Service, its services, or these Terms through binding individual arbitration -- not in court. Exceptions include: (i) claims that qualify for small claims court, brought on an individual basis; and (ii) requests for equitable relief related to intellectual property (such as trademarks, trade secrets, or copyrights). This arbitration agreement applies to all claims, including those that arose before you agreed to these Terms.</w:t>
+        <w:t>Governing Law.</w:t>
+      </w:r>
+      <w:r>
+        <w:t xml:space="preserve"> These Terms and any dispute arising out of or related to these Terms or the Service will be governed by and construed in accordance with the laws of the State of Delaware, without regard to its conflict-of-law principles. For any claim or dispute not subject to the arbitration provisions in Section 12, you and Company irrevocably consent to the exclusive jurisdiction and venue of the state and federal courts located in New Castle County, Delaware. Notwithstanding the foregoing: (a) either party may bring an action in any court of competent jurisdiction for injunctive or other equitable relief to protect its intellectual property rights (including patents, copyrights, trademarks, and trade secrets); and (b) either party may bring an individual action in small claims court for claims within that court's jurisdictional limits.</w:t>
       </w:r>
     </w:p>
     <w:p>
       <w:r>
-        <w:t xml:space="preserve">16.2 </w:t>
+        <w:t xml:space="preserve">15.3 </w:t>
       </w:r>
       <w:r>
         <w:rPr>
           <w:b/>
         </w:rPr>
-        <w:t>Try to Resolve First.</w:t>
-      </w:r>
-      <w:r>
-        <w:t xml:space="preserve"> Before starting arbitration, the parties agree to try to resolve the dispute informally. The party raising the dispute must send written notice (an "Informal Notice") to the other party. Within 45 days of receiving that Informal Notice, the parties will meet by phone or video in good faith to try to work things out. Company's notice address: legal@chexbill.com or Chexbill LLC, 257 Chapman Rd #208, Newark, DE 19702. If the informal dispute resolution process doesn't resolve the dispute within 60 days, either party may start arbitration.</w:t>
+        <w:t>Export.</w:t>
+      </w:r>
+      <w:r>
+        <w:t xml:space="preserve"> You agree not to export, re-export, or transfer any technical data or products acquired from the Service in violation of U.S. export control laws or applicable regulations in other countries.</w:t>
       </w:r>
     </w:p>
     <w:p>
       <w:r>
-        <w:t xml:space="preserve">16.3 </w:t>
+        <w:t xml:space="preserve">15.4 </w:t>
       </w:r>
       <w:r>
         <w:rPr>
           <w:b/>
         </w:rPr>
-        <w:t>Arbitration Rules.</w:t>
-      </w:r>
-      <w:r>
-        <w:t xml:space="preserve"> Arbitrations will be administered by JAMS (www.jamsadr.com). Claims under $250,000 (excluding fees and interest) will use JAMS' Streamlined Arbitration Rules; larger claims will use JAMS' Comprehensive Arbitration Rules. Unless the parties agree otherwise, arbitration will be conducted in the county where you live. All arbitration materials and documents are confidential.</w:t>
+        <w:t>Electronic Communications.</w:t>
+      </w:r>
+      <w:r>
+        <w:t xml:space="preserve"> By using the Service, you consent to receiving communications from us electronically (by email or notices posted on the Service). These electronic communications satisfy any legal requirement for written notice.</w:t>
       </w:r>
     </w:p>
     <w:p>
       <w:r>
-        <w:t xml:space="preserve">16.4 </w:t>
+        <w:t xml:space="preserve">15.5 </w:t>
       </w:r>
       <w:r>
         <w:rPr>
           <w:b/>
         </w:rPr>
-        <w:t>Arbitration Request.</w:t>
-      </w:r>
-      <w:r>
-        <w:t xml:space="preserve"> The arbitration request must include: (i) your contact information and account username (if applicable); (ii) a description of the claims and supporting facts; (iii) the relief you're seeking and a good-faith damages estimate; (iv) confirmation that you completed the informal resolution process; and (v) proof of any required filing fee payment.</w:t>
+        <w:t>Entire Agreement.</w:t>
+      </w:r>
+      <w:r>
+        <w:t xml:space="preserve"> These Terms (together with the Privacy Policy, the Cookie Notice, the Data Processing Addendum where applicable, and any other policies or guidelines referenced herein) are the entire agreement between you and Company regarding your use of the Service. If any provision of these Terms is found to be invalid or unenforceable, it will be modified to the minimum extent necessary to be valid, and the remaining provisions will continue in effect. Our failure to enforce any provision is not a waiver of that provision. The word "including" means "including without limitation." You may not assign these Terms without our prior written consent; we may assign them freely. These Terms bind any permitted assignees.</w:t>
       </w:r>
     </w:p>
     <w:p>
       <w:r>
-        <w:t xml:space="preserve">16.5 </w:t>
+        <w:t xml:space="preserve">15.6 </w:t>
       </w:r>
       <w:r>
         <w:rPr>
           <w:b/>
         </w:rPr>
-        <w:t>Authority of Arbitrator.</w:t>
-      </w:r>
-      <w:r>
-        <w:t xml:space="preserve"> The arbitrator has authority to resolve all arbitrable disputes, including questions about the scope and enforceability of this arbitration agreement -- except that courts (not arbitrators) will decide: (i) challenges to the class action waiver below; (ii) disputes about arbitration fees; (iii) whether a condition precedent to arbitration has been satisfied; and (iv) which version of this agreement applies. The arbitrator may award the same relief as a court, but on an individual basis only. The arbitrator's award is final and binding, and judgment may be entered in any court with jurisdiction.</w:t>
+        <w:t>Copyright/Trademark.</w:t>
+      </w:r>
+      <w:r>
+        <w:t xml:space="preserve"> Copyright © 2026 Chexbill LLC. All rights reserved. Chexbill and Chexbill Payments are trademarks of Chexbill LLC. All other trademarks, logos, and service marks displayed on the Service are owned by Company or third parties. You may not use any of them without prior written consent from the owner.</w:t>
       </w:r>
     </w:p>
     <w:p>
-      <w:r>
-        <w:t xml:space="preserve">16.6 </w:t>
-      </w:r>
+      <w:pPr>
+        <w:pStyle w:val="Heading2"/>
+      </w:pPr>
+      <w:r>
+        <w:t>16. How to Contact Us</w:t>
+      </w:r>
+    </w:p>
+    <w:p>
+      <w:r>
+        <w:rPr>
+          <w:i/>
+        </w:rPr>
+        <w:t>Here is how to reach us with questions or legal notices.</w:t>
+      </w:r>
+    </w:p>
+    <w:p>
       <w:r>
         <w:rPr>
           <w:b/>
         </w:rPr>
-        <w:t>Waiver of Jury Trial.</w:t>
-      </w:r>
-      <w:r>
-        <w:t xml:space="preserve"> BY AGREEING TO ARBITRATION, YOU AND COMPANY WAIVE THE RIGHT TO A TRIAL BY JUDGE OR JURY FOR ALL COVERED CLAIMS.</w:t>
+        <w:t>Contact Information.</w:t>
+      </w:r>
+      <w:r>
+        <w:t xml:space="preserve"> Chexbill LLC, 257 Chapman Rd #208, Newark, DE 19702. General inquiries: support@chexbill.com. Legal notices: legal@chexbill.com. Privacy requests: privacy@chexbill.com.</w:t>
       </w:r>
     </w:p>
     <w:p>
-      <w:r>
-        <w:t xml:space="preserve">16.7 </w:t>
-      </w:r>
       <w:r>
         <w:rPr>
           <w:b/>
         </w:rPr>
-        <w:t>Waiver of Class Actions.</w:t>
-      </w:r>
-      <w:r>
-        <w:t xml:space="preserve"> ALL DISPUTES MUST BE BROUGHT ON AN INDIVIDUAL BASIS. NEITHER YOU NOR COMPANY MAY BRING CLAIMS AS A PLAINTIFF OR CLASS MEMBER IN ANY CLASS, REPRESENTATIVE, OR COLLECTIVE PROCEEDING. The arbitrator may only award relief on an individual basis. If a court finds this class action waiver unenforceable as to a specific claim, that claim may be litigated in state or federal court in Delaware; all other claims remain subject to arbitration.</w:t>
+        <w:t>Related policies</w:t>
       </w:r>
     </w:p>
     <w:p>
-      <w:r>
-        <w:t xml:space="preserve">16.8 </w:t>
-      </w:r>
-      <w:r>
-        <w:rPr>
-          <w:b/>
-        </w:rPr>
-        <w:t>Attorneys' Fees.</w:t>
-      </w:r>
-      <w:r>
-        <w:t xml:space="preserve"> Each party bears its own attorneys' fees unless the arbitrator finds a claim was frivolous or brought for an improper purpose.</w:t>
+      <w:pPr>
+        <w:pStyle w:val="ListBullet"/>
+      </w:pPr>
+      <w:r>
+        <w:t>Privacy Policy: https://chexbill.com/privacy</w:t>
       </w:r>
     </w:p>
     <w:p>
-      <w:r>
-        <w:t xml:space="preserve">16.9 </w:t>
-      </w:r>
-      <w:r>
-        <w:rPr>
-          <w:b/>
-        </w:rPr>
-        <w:t>Batch Arbitration.</w:t>
-      </w:r>
-      <w:r>
-        <w:t xml:space="preserve"> If 100 or more substantially similar arbitration demands are filed against Company within a 30-day period by the same law firm or coordinated group, JAMS will batch them into groups of 100 and appoint one arbitrator per batch, with one set of fees per batch.</w:t>
+      <w:pPr>
+        <w:pStyle w:val="ListBullet"/>
+      </w:pPr>
+      <w:r>
+        <w:t>Cookie Notice: https://chexbill.com/cookies</w:t>
       </w:r>
     </w:p>
     <w:p>
-      <w:r>
-        <w:t xml:space="preserve">16.10 </w:t>
-      </w:r>
-      <w:r>
-        <w:rPr>
-          <w:b/>
-        </w:rPr>
-        <w:t>Opt-Out.</w:t>
-      </w:r>
-      <w:r>
-        <w:t xml:space="preserve"> You may opt out of this arbitration agreement within 30 days of first accepting these Terms by sending written notice to: Chexbill LLC, 257 Chapman Rd #208, Newark, DE 19702 or legal@chexbill.com. Your notice must include your name, address, and a clear statement that you wish to opt out. Opting out does not affect any other part of these Terms.</w:t>
+      <w:pPr>
+        <w:pStyle w:val="ListBullet"/>
+      </w:pPr>
+      <w:r>
+        <w:t>Data Processing Addendum: https://chexbill.com/dpa</w:t>
       </w:r>
     </w:p>
     <w:p>
-      <w:r>
-        <w:t xml:space="preserve">16.11 </w:t>
-      </w:r>
-      <w:r>
-        <w:rPr>
-          <w:b/>
-        </w:rPr>
-        <w:t>Severability.</w:t>
-      </w:r>
-      <w:r>
-        <w:t xml:space="preserve"> If any part of this arbitration agreement is found invalid, it will be modified to the minimum extent necessary to make it enforceable; the rest of the agreement remains in effect.</w:t>
+      <w:pPr>
+        <w:pStyle w:val="ListBullet"/>
+      </w:pPr>
+      <w:r>
+        <w:t>Subprocessors: https://chexbill.com/subprocessors</w:t>
       </w:r>
     </w:p>
     <w:p>

--- a/output/docx/terms-of-service.docx
+++ b/output/docx/terms-of-service.docx
@@ -36,16 +36,7 @@
     </w:p>
     <w:p>
       <w:r>
-        <w:t>The website located at chexbill.com and the web application located at app.chexbill.com, together with the features, tools, and related services we make available through them (collectively, the "</w:t>
-      </w:r>
-      <w:r>
-        <w:rPr>
-          <w:b/>
-        </w:rPr>
-        <w:t>Service</w:t>
-      </w:r>
-      <w:r>
-        <w:t>"), are owned and operated by Chexbill LLC, a Delaware limited liability company ("</w:t>
+        <w:t>Chexbill LLC, a Delaware limited liability company ("</w:t>
       </w:r>
       <w:r>
         <w:rPr>
@@ -60,7 +51,7 @@
         <w:rPr>
           <w:b/>
         </w:rPr>
-        <w:t>Company</w:t>
+        <w:t>we</w:t>
       </w:r>
       <w:r>
         <w:t>," "</w:t>
@@ -72,7 +63,7 @@
         <w:t>us</w:t>
       </w:r>
       <w:r>
-        <w:t>," "</w:t>
+        <w:t>," or "</w:t>
       </w:r>
       <w:r>
         <w:rPr>
@@ -81,21 +72,16 @@
         <w:t>our</w:t>
       </w:r>
       <w:r>
-        <w:t>," or "</w:t>
+        <w:t>"), provides the website at chexbill.com, the web application at app.chexbill.com, and the features and services available through them (together, the "</w:t>
       </w:r>
       <w:r>
         <w:rPr>
           <w:b/>
         </w:rPr>
-        <w:t>we</w:t>
+        <w:t>Service</w:t>
       </w:r>
       <w:r>
-        <w:t>"). Certain features of the Service may be subject to additional guidelines or rules posted on the Service, which are incorporated by reference into these Terms.</w:t>
-      </w:r>
-    </w:p>
-    <w:p>
-      <w:r>
-        <w:t>These Terms of Service ("</w:t>
+        <w:t>"). These Terms of Service ("</w:t>
       </w:r>
       <w:r>
         <w:rPr>
@@ -104,12 +90,17 @@
         <w:t>Terms</w:t>
       </w:r>
       <w:r>
-        <w:t>") govern your use of the Service. By accessing or using the Service, or by clicking "I agree" (or a similar button or checkbox) when that option is presented to you, you agree to these Terms on behalf of yourself or the entity you represent, and you confirm that you have the authority to do so. You must be at least 18 years old to use the Service. If you do not agree to these Terms, please do not use the Service.</w:t>
+        <w:t>") govern your use of the Service.</w:t>
       </w:r>
     </w:p>
     <w:p>
       <w:r>
-        <w:t>To make these Terms easier to read, each section starts with a short summary in italics. The summaries are provided for convenience only and do not limit or change the full text of that section, so please read everything.</w:t>
+        <w:t>By using the Service, or by clicking "I agree" (or a similar button) when it is presented, you agree to these Terms for yourself or for the business you represent, and you confirm that you are authorized to do so. You must be at least 18 years old to use the Service. If you do not agree, do not use the Service.</w:t>
+      </w:r>
+    </w:p>
+    <w:p>
+      <w:r>
+        <w:t>Each section starts with a short summary in italics. The summaries are for convenience only and do not limit or change the full text, so please read everything.</w:t>
       </w:r>
     </w:p>
     <w:p>
@@ -117,10 +108,10 @@
         <w:rPr>
           <w:b/>
         </w:rPr>
-        <w:t>IMPORTANT -- PLEASE READ SECTION 12 CAREFULLY.</w:t>
+        <w:t>IMPORTANT -- PLEASE READ SECTION 11 CAREFULLY.</w:t>
       </w:r>
       <w:r>
-        <w:t xml:space="preserve"> It contains an agreement to resolve disputes through binding individual arbitration instead of in court, and includes a waiver of class action rights and jury trial rights. You have 30 days to opt out of the arbitration agreement, as further described in Section 12.</w:t>
+        <w:t xml:space="preserve"> It requires disputes to be resolved through binding individual arbitration instead of in court, and it waives class action and jury trial rights. You have 30 days to opt out, as described in Section 11.</w:t>
       </w:r>
     </w:p>
     <w:p>
@@ -144,7 +135,7 @@
         <w:pStyle w:val="ListNumber"/>
       </w:pPr>
       <w:r>
-        <w:t>Access to the Service</w:t>
+        <w:t>Using the Service</w:t>
       </w:r>
     </w:p>
     <w:p>
@@ -168,7 +159,7 @@
         <w:pStyle w:val="ListNumber"/>
       </w:pPr>
       <w:r>
-        <w:t>Your Data and Content</w:t>
+        <w:t>Your Data</w:t>
       </w:r>
     </w:p>
     <w:p>
@@ -192,7 +183,7 @@
         <w:pStyle w:val="ListNumber"/>
       </w:pPr>
       <w:r>
-        <w:t>Third-Party Services and Connected Accounts</w:t>
+        <w:t>Third-Party Services</w:t>
       </w:r>
     </w:p>
     <w:p>
@@ -200,15 +191,7 @@
         <w:pStyle w:val="ListNumber"/>
       </w:pPr>
       <w:r>
-        <w:t>Copyright Complaints</w:t>
-      </w:r>
-    </w:p>
-    <w:p>
-      <w:pPr>
-        <w:pStyle w:val="ListNumber"/>
-      </w:pPr>
-      <w:r>
-        <w:t>Term, Termination, and Data Retention</w:t>
+        <w:t>Termination and Data Retention</w:t>
       </w:r>
     </w:p>
     <w:p>
@@ -225,22 +208,6 @@
       </w:pPr>
       <w:r>
         <w:t>Dispute Resolution</w:t>
-      </w:r>
-    </w:p>
-    <w:p>
-      <w:pPr>
-        <w:pStyle w:val="ListNumber"/>
-      </w:pPr>
-      <w:r>
-        <w:t>State-Specific Legal Notices</w:t>
-      </w:r>
-    </w:p>
-    <w:p>
-      <w:pPr>
-        <w:pStyle w:val="ListNumber"/>
-      </w:pPr>
-      <w:r>
-        <w:t>Accessibility</w:t>
       </w:r>
     </w:p>
     <w:p>
@@ -272,7 +239,7 @@
         <w:rPr>
           <w:i/>
         </w:rPr>
-        <w:t>Some features need an account. Each business is set up as an Organization, and the Organization and its Administrator are responsible for the users they invite. Keep your login details secure.</w:t>
+        <w:t>Each business is set up as an Organization. The Organization and its Administrator are responsible for the users they invite. Keep your login details secure.</w:t>
       </w:r>
     </w:p>
     <w:p>
@@ -283,10 +250,10 @@
         <w:rPr>
           <w:b/>
         </w:rPr>
-        <w:t>Creating an Account.</w:t>
+        <w:t>Accounts.</w:t>
       </w:r>
       <w:r>
-        <w:t xml:space="preserve"> Some features of the Service require you to register for an account. When you register, you agree to provide accurate and complete information and to keep that information current. You may register using an email address and password or through a supported third-party sign-in service (such as Google, Microsoft, or Apple). You can delete your account at any time by following the instructions in your account settings. We may suspend or terminate your account as described in Section 10.</w:t>
+        <w:t xml:space="preserve"> Some features of the Service require an account. Give us accurate, complete information and keep it current. You can register with an email address and password or through a supported sign-in service (such as Google, Microsoft, or Apple), and you can delete your account at any time in your account settings.</w:t>
       </w:r>
     </w:p>
     <w:p>
@@ -300,7 +267,7 @@
         <w:t>Organizations.</w:t>
       </w:r>
       <w:r>
-        <w:t xml:space="preserve"> To use the accounting features of the Service, a user creates an organization within the Service (an "</w:t>
+        <w:t xml:space="preserve"> To use the accounting features, a user creates an organization in the Service (an "</w:t>
       </w:r>
       <w:r>
         <w:rPr>
@@ -309,7 +276,7 @@
         <w:t>Organization</w:t>
       </w:r>
       <w:r>
-        <w:t>"). The user who creates an Organization is its administrator by default (the "</w:t>
+        <w:t>"). That user is its administrator by default (the "</w:t>
       </w:r>
       <w:r>
         <w:rPr>
@@ -318,7 +285,7 @@
         <w:t>Administrator</w:t>
       </w:r>
       <w:r>
-        <w:t>") and may invite other users to join the Organization as authorized users ("</w:t>
+        <w:t>") and can invite others as authorized users ("</w:t>
       </w:r>
       <w:r>
         <w:rPr>
@@ -327,7 +294,7 @@
         <w:t>Authorized Users</w:t>
       </w:r>
       <w:r>
-        <w:t>"). If you create or administer an Organization, you represent that you are authorized to bind the business the Organization represents to these Terms, and "you" in these Terms includes that business. Subscriptions, fees, and billing under Section 3 apply per Organization.</w:t>
+        <w:t>"). If you create or administer an Organization, you confirm that you are authorized to bind the business it represents, and "you" in these Terms includes that business. Subscriptions and fees apply per Organization.</w:t>
       </w:r>
     </w:p>
     <w:p>
@@ -338,24 +305,10 @@
         <w:rPr>
           <w:b/>
         </w:rPr>
-        <w:t>Responsibility for Authorized Users.</w:t>
+        <w:t>Users and Security.</w:t>
       </w:r>
       <w:r>
-        <w:t xml:space="preserve"> Login credentials cannot be shared or used by more than one Authorized User at a time. The Administrator and the Organization are responsible for the acts and omissions of all Authorized Users in their access to and use of the Service, and any breach of these Terms by an Authorized User will constitute a breach by the Organization. The Organization will use commercially reasonable efforts to prevent unauthorized access to, or use of, the Service and will notify us promptly of any such unauthorized use known to it.</w:t>
-      </w:r>
-    </w:p>
-    <w:p>
-      <w:r>
-        <w:t xml:space="preserve">1.4 </w:t>
-      </w:r>
-      <w:r>
-        <w:rPr>
-          <w:b/>
-        </w:rPr>
-        <w:t>Account Security.</w:t>
-      </w:r>
-      <w:r>
-        <w:t xml:space="preserve"> You are responsible for keeping your login credentials confidential and for all activity that occurs under your account. If you believe your account has been accessed without your authorization, please notify us immediately at support@chexbill.com. We are not liable for any losses resulting from your failure to keep your credentials secure.</w:t>
+        <w:t xml:space="preserve"> The Organization and its Administrator are responsible for everything their Authorized Users do in the Service, and a breach of these Terms by an Authorized User is a breach by the Organization. Keep your login credentials confidential; you are responsible for all activity under your account. Tell us right away at support@chexbill.com if you think your account has been accessed without permission. We are not liable for losses caused by your failure to keep your credentials secure.</w:t>
       </w:r>
     </w:p>
     <w:p>
@@ -363,7 +316,7 @@
         <w:pStyle w:val="Heading2"/>
       </w:pPr>
       <w:r>
-        <w:t>2. Access to the Service</w:t>
+        <w:t>2. Using the Service</w:t>
       </w:r>
     </w:p>
     <w:p>
@@ -371,7 +324,7 @@
         <w:rPr>
           <w:i/>
         </w:rPr>
-        <w:t>We give your business a license to use the Service for its internal business purposes. We own the Service, and there are things you must not do with it, such as using it for fraud or sharing logins.</w:t>
+        <w:t>You may use the Service for your business. We own it, and there are some things you must not do with it.</w:t>
       </w:r>
     </w:p>
     <w:p>
@@ -385,7 +338,7 @@
         <w:t>License.</w:t>
       </w:r>
       <w:r>
-        <w:t xml:space="preserve"> Subject to these Terms, we grant you a limited, non-exclusive, non-transferable, revocable license to access and use the Service for your own internal business purposes.</w:t>
+        <w:t xml:space="preserve"> Subject to these Terms, we grant you a limited, non-exclusive, non-transferable, revocable license to use the Service for your internal business purposes.</w:t>
       </w:r>
     </w:p>
     <w:p>
@@ -399,7 +352,7 @@
         <w:t>Restrictions.</w:t>
       </w:r>
       <w:r>
-        <w:t xml:space="preserve"> You may not: (i) license, sell, rent, lease, transfer, assign, distribute, or commercially exploit the Service or any content on it; (ii) modify, create derivative works from, disassemble, reverse-compile, or reverse-engineer any part of the Service; (iii) access the Service in order to build a similar or competing product or service; (iv) copy, reproduce, distribute, republish, download, display, post, or transmit any part of the Service except as expressly permitted by these Terms; (v) circumvent, remove, alter, deactivate, degrade, or thwart any technological measure or content protection of the Service; (vi) use the Service to create, send, or collect payment on invoices that do not reflect bona fide transactions, or otherwise to engage in fraudulent, deceptive, or unlawful activity; (vii) use the Service in violation of economic sanctions, anti-money-laundering, or export laws; (viii) upload or transmit viruses, malicious code, or any material that interferes with the operation of the Service; (ix) share account credentials or permit any person other than an Authorized User to access the Service; or (x) circumvent or avoid any fees payable for the Service or for Chexbill Payments. All copyright and proprietary notices on the Service must be kept intact on any copies you are permitted to make.</w:t>
+        <w:t xml:space="preserve"> You may not: (i) resell, sublicense, or commercially exploit the Service; (ii) copy, modify, reverse-engineer, or create derivative works of any part of the Service, except as these Terms allow; (iii) use the Service to build a competing product; (iv) circumvent any security or technical measure of the Service; (v) use the Service for invoices that do not reflect genuine transactions, or for any fraudulent, deceptive, or unlawful activity, including activity that violates sanctions, anti-money-laundering, or export laws; (vi) upload malicious code or interfere with the operation of the Service; (vii) share login credentials or let anyone other than an Authorized User access the Service; or (viii) avoid fees owed for the Service or for Chexbill Payments.</w:t>
       </w:r>
     </w:p>
     <w:p>
@@ -413,7 +366,7 @@
         <w:t>Changes to the Service.</w:t>
       </w:r>
       <w:r>
-        <w:t xml:space="preserve"> We may modify, suspend, or discontinue the Service (or any part of it) at any time, with or without notice. We are not liable to you or any third party for any such modification, suspension, or discontinuation.</w:t>
+        <w:t xml:space="preserve"> We may change, suspend, or discontinue any part of the Service at any time, with or without notice, and we are not liable to you for doing so.</w:t>
       </w:r>
     </w:p>
     <w:p>
@@ -424,52 +377,10 @@
         <w:rPr>
           <w:b/>
         </w:rPr>
-        <w:t>No Support Obligation.</w:t>
+        <w:t>Ownership and Feedback.</w:t>
       </w:r>
       <w:r>
-        <w:t xml:space="preserve"> We have no obligation to provide you with support or maintenance for the Service.</w:t>
-      </w:r>
-    </w:p>
-    <w:p>
-      <w:r>
-        <w:t xml:space="preserve">2.5 </w:t>
-      </w:r>
-      <w:r>
-        <w:rPr>
-          <w:b/>
-        </w:rPr>
-        <w:t>Ownership.</w:t>
-      </w:r>
-      <w:r>
-        <w:t xml:space="preserve"> All intellectual property rights in the Service and its content -- including copyrights, patents, trademarks, and trade secrets -- belong to Company or its suppliers. These Terms do not transfer any ownership rights to you, except for the limited access rights in Section 2.1. All rights not expressly granted are reserved.</w:t>
-      </w:r>
-    </w:p>
-    <w:p>
-      <w:r>
-        <w:t xml:space="preserve">2.6 </w:t>
-      </w:r>
-      <w:r>
-        <w:rPr>
-          <w:b/>
-        </w:rPr>
-        <w:t>Feedback.</w:t>
-      </w:r>
-      <w:r>
-        <w:t xml:space="preserve"> If you share feedback or suggestions about the Service with us, you grant us a perpetual, irrevocable, worldwide, non-exclusive, fully-paid, royalty-free license to use that feedback freely, in any manner and for any purpose, without attribution. Please do not submit any feedback that you consider proprietary or confidential.</w:t>
-      </w:r>
-    </w:p>
-    <w:p>
-      <w:r>
-        <w:t xml:space="preserve">2.7 </w:t>
-      </w:r>
-      <w:r>
-        <w:rPr>
-          <w:b/>
-        </w:rPr>
-        <w:t>Third-Party and Open-Source Software.</w:t>
-      </w:r>
-      <w:r>
-        <w:t xml:space="preserve"> The Service includes software components licensed from third parties, including open-source software, which are governed by their own license terms.</w:t>
+        <w:t xml:space="preserve"> We and our licensors own the Service and all intellectual property in it. These Terms give you only the license in Section 2.1. If you send us feedback or suggestions, you grant us a perpetual, irrevocable, royalty-free license to use them for any purpose without any obligation to you.</w:t>
       </w:r>
     </w:p>
     <w:p>
@@ -485,7 +396,7 @@
         <w:rPr>
           <w:i/>
         </w:rPr>
-        <w:t>New Organizations get a 14-day free trial. Paid plans renew automatically until you cancel, fees are non-refundable, and we will give you at least 30 days' notice before prices change.</w:t>
+        <w:t>New Organizations get a 14-day free trial. Paid plans renew automatically until you cancel, fees are non-refundable, and we give at least 30 days' notice of price changes.</w:t>
       </w:r>
     </w:p>
     <w:p>
@@ -499,7 +410,7 @@
         <w:t>Free Trial.</w:t>
       </w:r>
       <w:r>
-        <w:t xml:space="preserve"> New Organizations receive a 14-day free trial of the paid features of the Service. No payment method is required to start a trial. At the end of the trial, you may subscribe to a paid plan; if you do not, your Organization's access to the Service is suspended until you subscribe, and the Organization is subject to deletion as described in Section 10.2.</w:t>
+        <w:t xml:space="preserve"> New Organizations get a 14-day free trial of the paid features. No payment method is needed. If you do not subscribe when the trial ends, access is suspended until you do, and the Organization may be deleted as described in Section 9.2.</w:t>
       </w:r>
     </w:p>
     <w:p>
@@ -510,10 +421,10 @@
         <w:rPr>
           <w:b/>
         </w:rPr>
-        <w:t>Paid Plans; Automatic Renewal.</w:t>
+        <w:t>Automatic Renewal.</w:t>
       </w:r>
       <w:r>
-        <w:t xml:space="preserve"> Paid plans are offered on a monthly or yearly subscription basis at the prices stated on the Service at the time you subscribe. Fees are charged in advance at the start of each subscription period. YOUR SUBSCRIPTION WILL AUTOMATICALLY RENEW FOR SUCCESSIVE PERIODS OF THE SAME LENGTH, AND YOUR PAYMENT METHOD WILL BE CHARGED THE THEN-CURRENT FEES AT THE START OF EACH RENEWAL PERIOD, UNLESS YOU CANCEL BEFORE THE END OF THE CURRENT PERIOD.</w:t>
+        <w:t xml:space="preserve"> Paid plans are monthly or yearly, at the prices shown when you subscribe, and are charged in advance. YOUR SUBSCRIPTION WILL AUTOMATICALLY RENEW FOR PERIODS OF THE SAME LENGTH, AND YOUR PAYMENT METHOD WILL BE CHARGED THE THEN-CURRENT FEES AT THE START OF EACH RENEWAL PERIOD, UNLESS YOU CANCEL BEFORE THE END OF THE CURRENT PERIOD.</w:t>
       </w:r>
     </w:p>
     <w:p>
@@ -527,7 +438,7 @@
         <w:t>Payment.</w:t>
       </w:r>
       <w:r>
-        <w:t xml:space="preserve"> You must provide a valid payment method and authorize us to charge it for all fees due. Payments are processed by our third-party payment processor, CardConnect, LLC, a Fiserv company; Company does not store your full payment card number. You agree to pay all fees without offset or deduction. All amounts are stated and payable in United States dollars.</w:t>
+        <w:t xml:space="preserve"> You authorize us to charge your payment method for all fees due. Payments are processed by CardConnect, LLC, a Fiserv company; we do not store your full card number. Fees are in U.S. dollars and payable without offset or deduction.</w:t>
       </w:r>
     </w:p>
     <w:p>
@@ -538,10 +449,10 @@
         <w:rPr>
           <w:b/>
         </w:rPr>
-        <w:t>Cancellation.</w:t>
+        <w:t>Cancellation; No Refunds.</w:t>
       </w:r>
       <w:r>
-        <w:t xml:space="preserve"> You may cancel a subscription at any time from your Organization's billing settings. Cancellation stops future charges. Your subscription remains active until the end of the subscription period you have already paid for, after which the Organization is treated as having no active subscription.</w:t>
+        <w:t xml:space="preserve"> You can cancel at any time in your Organization's billing settings. Cancellation stops future charges, and your plan stays active until the end of the period you have paid for. Fees are non-refundable, including for partial periods and for yearly plans cancelled early.</w:t>
       </w:r>
     </w:p>
     <w:p>
@@ -552,10 +463,10 @@
         <w:rPr>
           <w:b/>
         </w:rPr>
-        <w:t>No Refunds.</w:t>
+        <w:t>Price Changes.</w:t>
       </w:r>
       <w:r>
-        <w:t xml:space="preserve"> All fees and other amounts paid by you under these Terms are non-refundable, including for partial subscription periods, unused services, or yearly plans cancelled before the end of the year.</w:t>
+        <w:t xml:space="preserve"> We will email you at least 30 days before a fee change takes effect. New fees apply from your next renewal after that date. If you do not agree to them, cancel before the renewal.</w:t>
       </w:r>
     </w:p>
     <w:p>
@@ -566,10 +477,10 @@
         <w:rPr>
           <w:b/>
         </w:rPr>
-        <w:t>Price Changes.</w:t>
+        <w:t>Failed Payments.</w:t>
       </w:r>
       <w:r>
-        <w:t xml:space="preserve"> We reserve the right to change the fees for the Service. We will notify you by email at least 30 days before a fee change takes effect, and the new fees will apply beginning with your next renewal after the effective date. If you do not agree to the new fees, you may cancel before the renewal.</w:t>
+        <w:t xml:space="preserve"> If a payment fails, we may retry it. If it is still unpaid 7 days after the due date, we may suspend your Organization until the balance is paid. We do not charge interest. An unpaid Organization is treated as having no active subscription for purposes of Section 9.2.</w:t>
       </w:r>
     </w:p>
     <w:p>
@@ -580,24 +491,10 @@
         <w:rPr>
           <w:b/>
         </w:rPr>
-        <w:t>Failed Payments; Suspension.</w:t>
-      </w:r>
-      <w:r>
-        <w:t xml:space="preserve"> If a charge fails, we may retry your payment method. If payment is not received within 7 days after the due date, we may suspend your Organization's access to the Service without further notice until the full balance owed has been paid. We do not charge interest on late payments. An Organization that remains unpaid is treated as having no active subscription for purposes of Section 10.2.</w:t>
-      </w:r>
-    </w:p>
-    <w:p>
-      <w:r>
-        <w:t xml:space="preserve">3.8 </w:t>
-      </w:r>
-      <w:r>
-        <w:rPr>
-          <w:b/>
-        </w:rPr>
         <w:t>Taxes.</w:t>
       </w:r>
       <w:r>
-        <w:t xml:space="preserve"> Fees do not include any taxes of any jurisdiction that may be assessed or imposed on the Service, including sales, use, excise, value added, or similar taxes, excluding only taxes based on Company's net income. You are responsible for paying all such taxes. Where Company is required to collect such taxes, they will be added to your charges, and you will promptly reimburse Company for any such taxes payable or collectable by Company. If you have provided Company with proof of your tax-exempt status, you must notify Company immediately if that status changes, and you will be liable for all taxes, penalties, and interest assessed against Company or you as a result of any failure to do so.</w:t>
+        <w:t xml:space="preserve"> Fees do not include taxes. You are responsible for all taxes on your use of the Service, other than taxes on our net income, and we will add them to your charges where we are required to collect them.</w:t>
       </w:r>
     </w:p>
     <w:p>
@@ -613,63 +510,12 @@
         <w:rPr>
           <w:i/>
         </w:rPr>
-        <w:t>Our Privacy Policy and Cookie Notice explain how we handle personal information. Our Data Processing Addendum applies to personal data we process on your behalf.</w:t>
+        <w:t>Our Privacy Policy and Cookie Notice explain how we handle personal information. Our Data Processing Addendum covers personal data we process for you.</w:t>
       </w:r>
     </w:p>
     <w:p>
       <w:r>
-        <w:t>Your use of the Service is also governed by our Privacy Policy, which is available at https://chexbill.com/privacy and is incorporated into these Terms by reference. The Privacy Policy describes the types of personal data and other information we collect from you or your device, how we use that information, and the circumstances under which we may share it with third parties.</w:t>
-      </w:r>
-    </w:p>
-    <w:p>
-      <w:r>
-        <w:t xml:space="preserve">4.1 </w:t>
-      </w:r>
-      <w:r>
-        <w:rPr>
-          <w:b/>
-        </w:rPr>
-        <w:t>Processing of Personal Data.</w:t>
-      </w:r>
-      <w:r>
-        <w:t xml:space="preserve"> By using the Service, you acknowledge that you have read and understand our Privacy Policy and that Company will process your personal data and other information in accordance with the Privacy Policy. If there is a conflict between these Terms and the Privacy Policy with respect to the collection, use, or processing of your personal data, the Privacy Policy will control, except that the Data Processing Addendum controls with respect to personal data we process on your behalf.</w:t>
-      </w:r>
-    </w:p>
-    <w:p>
-      <w:r>
-        <w:t xml:space="preserve">4.2 </w:t>
-      </w:r>
-      <w:r>
-        <w:rPr>
-          <w:b/>
-        </w:rPr>
-        <w:t>Cookies and Tracking Technologies.</w:t>
-      </w:r>
-      <w:r>
-        <w:t xml:space="preserve"> The Service may use cookies, web beacons, pixels, and similar tracking technologies ("</w:t>
-      </w:r>
-      <w:r>
-        <w:rPr>
-          <w:b/>
-        </w:rPr>
-        <w:t>Tracking Technologies</w:t>
-      </w:r>
-      <w:r>
-        <w:t>") to collect information about your use of the Service. For details on what Tracking Technologies the Service uses, what information they collect, and how you can manage your preferences, please refer to our Cookie Notice at https://chexbill.com/cookies.</w:t>
-      </w:r>
-    </w:p>
-    <w:p>
-      <w:r>
-        <w:t xml:space="preserve">4.3 </w:t>
-      </w:r>
-      <w:r>
-        <w:rPr>
-          <w:b/>
-        </w:rPr>
-        <w:t>Data Processing Addendum.</w:t>
-      </w:r>
-      <w:r>
-        <w:t xml:space="preserve"> To the extent you use the Service to process personal data of your own customers, vendors, employees, or other individuals that is subject to applicable data protection laws, our Data Processing Addendum, available at https://chexbill.com/dpa, applies to our processing of that data on your behalf.</w:t>
+        <w:t>Our Privacy Policy (https://chexbill.com/privacy) and Cookie Notice (https://chexbill.com/cookies) form part of these Terms. If these Terms and the Privacy Policy conflict on personal data, the Privacy Policy controls. Our Data Processing Addendum (https://chexbill.com/dpa) applies to personal data we process on your behalf as part of Customer Data, and it controls over the Privacy Policy for that data.</w:t>
       </w:r>
     </w:p>
     <w:p>
@@ -677,7 +523,7 @@
         <w:pStyle w:val="Heading2"/>
       </w:pPr>
       <w:r>
-        <w:t>5. Your Data and Content</w:t>
+        <w:t>5. Your Data</w:t>
       </w:r>
     </w:p>
     <w:p>
@@ -685,7 +531,7 @@
         <w:rPr>
           <w:i/>
         </w:rPr>
-        <w:t>Your business data belongs to you. You let us use it to run and improve the Service, and you are responsible for having the right to upload it. We may also use de-identified, aggregated data to improve our products.</w:t>
+        <w:t>Your business data belongs to you. You let us use it to run and improve the Service, and you are responsible for having the right to upload it.</w:t>
       </w:r>
     </w:p>
     <w:p>
@@ -696,7 +542,7 @@
         <w:rPr>
           <w:b/>
         </w:rPr>
-        <w:t>Customer Data.</w:t>
+        <w:t>Your Data Is Yours.</w:t>
       </w:r>
       <w:r>
         <w:t xml:space="preserve"> "</w:t>
@@ -708,7 +554,7 @@
         <w:t>Customer Data</w:t>
       </w:r>
       <w:r>
-        <w:t>" means the information, data, and other content, in any form or medium, that is submitted, posted, uploaded, or otherwise transmitted by or on behalf of you, your Organization, or your Authorized Users through the Service, including invoices, estimates, bills, expenses, receipts and other uploaded documents, contact records of your customers and vendors, bank transaction data you connect, and reports generated from that data. Customer Data does not include information you submit in an application for Chexbill Payments (see Section 7.3) or information we collect about your use of the Service, which we handle as described in our Privacy Policy. As between you and Company, Customer Data and all intellectual property rights in it are your exclusive property. All rights in and to Customer Data not expressly granted to Company in these Terms are reserved by you.</w:t>
+        <w:t>" means the content that you, your Organization, or your Authorized Users submit to or create in the Service, such as invoices, estimates, bills, expenses, receipts and other documents, customer and vendor records, connected bank transactions, and reports. It does not include your Chexbill Payments application (Section 7.3) or information about how you use the Service, which our Privacy Policy covers. You own Customer Data.</w:t>
       </w:r>
     </w:p>
     <w:p>
@@ -719,10 +565,10 @@
         <w:rPr>
           <w:b/>
         </w:rPr>
-        <w:t>License to Company.</w:t>
+        <w:t>Our License to Use It.</w:t>
       </w:r>
       <w:r>
-        <w:t xml:space="preserve"> You grant Company a non-exclusive, worldwide, royalty-free, and fully paid license during the term of your use of the Service to host, copy, process, transmit, display, and otherwise use Customer Data as necessary for purposes of providing, securing, maintaining, and improving the Service, and to de-identify and aggregate Customer Data to create Aggregated Data (defined below).</w:t>
+        <w:t xml:space="preserve"> You grant us a non-exclusive, worldwide, royalty-free license, for as long as you use the Service, to host, copy, process, transmit, and display Customer Data as needed to provide, secure, maintain, and improve the Service, and to create Aggregated Data.</w:t>
       </w:r>
     </w:p>
     <w:p>
@@ -733,10 +579,10 @@
         <w:rPr>
           <w:b/>
         </w:rPr>
-        <w:t>Your Responsibility for Customer Data.</w:t>
+        <w:t>Your Responsibilities.</w:t>
       </w:r>
       <w:r>
-        <w:t xml:space="preserve"> You are solely responsible for the accuracy, quality, and legality of Customer Data. You represent and warrant that you own Customer Data or have the necessary licenses, rights, consents, and permissions to authorize Company to use Customer Data in accordance with these Terms, and that you have provided all notices and obtained all consents necessary to submit the personal information of your customers, vendors, and other individuals for use by Company and the Service as contemplated in these Terms. You further represent and warrant that Customer Data and the use of Customer Data as contemplated by these Terms does not and will not: (a) infringe, violate, or misappropriate any third-party right, including any intellectual property right; (b) slander, defame, libel, or invade the right of privacy, publicity, or other property rights of any other person; (c) violate, or cause Company to violate, any law or regulation; (d) be deceptive, obscene, pornographic or unlawful; or (e) contain any viruses, worms or other malicious computer programming codes intended to damage Company's systems or data. Company may monitor your use of the Service and may prohibit any use of the Service it believes may be in violation of the foregoing warranties or applicable law. You are responsible for maintaining your own copies of Customer Data; the Service provides export tools for this purpose.</w:t>
+        <w:t xml:space="preserve"> You are responsible for Customer Data, including its accuracy and legality, and for having all the rights, notices, and consents needed to submit it, including for personal information about your customers, vendors, and others. Customer Data must not infringe anyone's rights, be unlawful, defamatory, or deceptive, or contain malicious code, and we may block any use of the Service that we believe breaks this rule or the law. Keep your own copies of Customer Data; the Service has export tools for this.</w:t>
       </w:r>
     </w:p>
     <w:p>
@@ -750,7 +596,7 @@
         <w:t>Aggregated Data.</w:t>
       </w:r>
       <w:r>
-        <w:t xml:space="preserve"> Notwithstanding anything to the contrary in these Terms, Company may monitor use of the Service and collect and compile data and information related to Customer Data and use of the Service in an aggregate and de-identified manner, including to compile statistical and performance information related to the provision and operation of the Service ("</w:t>
+        <w:t xml:space="preserve"> We may compile de-identified, aggregated information about the use of the Service ("</w:t>
       </w:r>
       <w:r>
         <w:rPr>
@@ -759,7 +605,7 @@
         <w:t>Aggregated Data</w:t>
       </w:r>
       <w:r>
-        <w:t>"). As between Company and you, all right, title, and interest in Aggregated Data belong to and are retained solely by Company. Company may use Aggregated Data to improve the Service and Company's other products and services, provided that Aggregated Data does not identify you, your Organization, or any individual.</w:t>
+        <w:t>"). We own Aggregated Data and may use it to improve our products, as long as it does not identify you, your Organization, or any individual.</w:t>
       </w:r>
     </w:p>
     <w:p>
@@ -786,10 +632,10 @@
         <w:rPr>
           <w:b/>
         </w:rPr>
-        <w:t>AI-Assisted Data Extraction.</w:t>
+        <w:t>AI Data Extraction.</w:t>
       </w:r>
       <w:r>
-        <w:t xml:space="preserve"> The Service uses artificial intelligence technology, including services provided by Google, to extract data from receipts, bills, and other documents you upload. The extracted data is Customer Data and belongs to you. COMPANY MAKES NO WARRANTY OR GUARANTY THAT DATA EXTRACTED BY THESE FEATURES WILL BE ACCURATE OR COMPLETE. You are solely responsible for reviewing and correcting extracted data before relying on it, including for accounting, tax, or financial-reporting purposes.</w:t>
+        <w:t xml:space="preserve"> The Service uses artificial intelligence, including services from Google, to extract data from documents you upload. Extracted data is Customer Data. WE DO NOT GUARANTEE THAT EXTRACTED DATA WILL BE ACCURATE OR COMPLETE. You are responsible for reviewing and correcting it before relying on it.</w:t>
       </w:r>
     </w:p>
     <w:p>
@@ -803,7 +649,7 @@
         <w:t>Not Professional Advice.</w:t>
       </w:r>
       <w:r>
-        <w:t xml:space="preserve"> The Service is software. Company is not an accounting firm, tax advisor, law firm, or financial advisor, and nothing in the Service, its reports, or any assistance we provide constitutes accounting, tax, legal, or other professional advice. Reports, financial statements, and tax forms generated by the Service are prepared from Customer Data you provide and are only as accurate as that data. You are solely responsible for the accuracy and completeness of Customer Data, for reviewing all reports and forms before using or filing them, and for meeting all filing deadlines and other legal obligations.</w:t>
+        <w:t xml:space="preserve"> We are not an accounting firm, tax advisor, law firm, or financial advisor, and nothing in the Service is accounting, tax, legal, or other professional advice. Reports, financial statements, and tax forms are only as accurate as the data you provide. You are responsible for reviewing them before you use or file them, and for meeting your filing deadlines and other legal obligations.</w:t>
       </w:r>
     </w:p>
     <w:p>
@@ -817,7 +663,7 @@
         <w:t>Tax Form Filing.</w:t>
       </w:r>
       <w:r>
-        <w:t xml:space="preserve"> If you use the Service to prepare and file information returns (such as IRS Form 1099) with a tax authority, the filing is submitted through a third-party filing service on your instruction. We will inform you whether the tax authority has accepted or rejected the filing based on the information the filing service makes available to us. You are responsible for the accuracy of the taxpayer information you provide, for any corrections or re-filings, and for any penalties or interest arising from late, incorrect, or incomplete filings.</w:t>
+        <w:t xml:space="preserve"> If you file information returns (such as IRS Form 1099) through the Service, a third-party filing service submits them on your instruction. We will tell you whether the tax authority accepted or rejected the filing, based on what the filing service reports to us. You are responsible for the accuracy of the taxpayer information you provide, for corrections and re-filings, and for any penalties or interest from late, incorrect, or incomplete filings.</w:t>
       </w:r>
     </w:p>
     <w:p>
@@ -833,7 +679,7 @@
         <w:rPr>
           <w:i/>
         </w:rPr>
-        <w:t>Chexbill Payments is optional. Payment processing is provided by CardConnect (a Fiserv company) under a merchant agreement between your business and the processor, and you are responsible for your transactions, chargebacks, and the people who pay you.</w:t>
+        <w:t>Chexbill Payments is optional. CardConnect (a Fiserv company) processes the payments under a merchant agreement with your business, and you are responsible for your transactions and chargebacks.</w:t>
       </w:r>
     </w:p>
     <w:p>
@@ -844,7 +690,7 @@
         <w:rPr>
           <w:b/>
         </w:rPr>
-        <w:t>What Chexbill Payments Is.</w:t>
+        <w:t>What It Is.</w:t>
       </w:r>
       <w:r>
         <w:t xml:space="preserve"> "</w:t>
@@ -856,7 +702,7 @@
         <w:t>Chexbill Payments</w:t>
       </w:r>
       <w:r>
-        <w:t>" is an optional feature that lets your Organization accept card and electronic payments from its customers online (including through invoice payment links) and in person. Payment processing for Chexbill Payments is provided by CardConnect, LLC, a Fiserv company, together with its affiliates and sponsor bank (collectively, the "</w:t>
+        <w:t>" is an optional feature for accepting card and electronic payments online (including through invoice payment links) and in person. Payments are processed by CardConnect, LLC, a Fiserv company, with its affiliates and sponsor bank (the "</w:t>
       </w:r>
       <w:r>
         <w:rPr>
@@ -865,7 +711,7 @@
         <w:t>Payment Processor</w:t>
       </w:r>
       <w:r>
-        <w:t>"). Company is a software provider and referral partner of the Payment Processor. Company is not a bank, payment processor, money transmitter, or card network, and does not hold, settle, or transmit your funds.</w:t>
+        <w:t>"). We are a software provider and referral partner of the Payment Processor. We are not a bank, payment processor, money transmitter, or card network, and we do not hold, settle, or transmit your funds.</w:t>
       </w:r>
     </w:p>
     <w:p>
@@ -876,10 +722,10 @@
         <w:rPr>
           <w:b/>
         </w:rPr>
-        <w:t>Merchant Agreement Required.</w:t>
+        <w:t>Merchant Agreement.</w:t>
       </w:r>
       <w:r>
-        <w:t xml:space="preserve"> To use Chexbill Payments, your Organization must apply for, be approved for, and enter into a merchant processing agreement directly with the Payment Processor (the "</w:t>
+        <w:t xml:space="preserve"> To use Chexbill Payments, your Organization must be approved by, and enter into a merchant agreement directly with, the Payment Processor (the "</w:t>
       </w:r>
       <w:r>
         <w:rPr>
@@ -888,7 +734,7 @@
         <w:t>Merchant Agreement</w:t>
       </w:r>
       <w:r>
-        <w:t>"). The Merchant Agreement, not these Terms, governs the processing of your transactions, including settlement and funding of your transactions, chargebacks and disputes, reserves and funding holds, underwriting and approval decisions, card-network rules and compliance (including the Payment Card Industry Data Security Standard), the term of your processing relationship and any early-termination fees, and the closure of your merchant account. The Payment Processor makes those decisions, and Company has no control over, and no liability for, them. [ATTORNEY REVIEW: no template covers a referral-partner (ISV/sub-rep) arrangement. Confirm Chexbill's role as described in its ISR agreement, whether the Payment Processor's program requires specific disclosures or pass-through terms here, and whether the Merchant Agreement's multi-year term, early-termination fee, and personal guarantee should be called out to merchants in the onboarding flow.]</w:t>
+        <w:t>"). The Merchant Agreement, not these Terms, governs your transactions, including settlement and funding, chargebacks, reserves, underwriting, card-network rules (including PCI DSS), the term of the agreement and any early-termination fees, and account closure. Those decisions belong to the Payment Processor, and we are not responsible for them. [ATTORNEY REVIEW: no template covers a referral-partner (ISV/sub-rep) arrangement. Confirm this description against Chexbill's ISR agreement and whether the Payment Processor requires specific disclosures or pass-through terms.]</w:t>
       </w:r>
     </w:p>
     <w:p>
@@ -899,10 +745,10 @@
         <w:rPr>
           <w:b/>
         </w:rPr>
-        <w:t>Onboarding Information.</w:t>
+        <w:t>Application Information.</w:t>
       </w:r>
       <w:r>
-        <w:t xml:space="preserve"> When you apply for Chexbill Payments, we collect business, ownership, identification, and banking information required by the Payment Processor for underwriting and identity verification and transmit it to the Payment Processor. We collect and handle this information on our own behalf as described in our Privacy Policy; it is not Customer Data under Section 5, and we delete it from our systems once your onboarding with the Payment Processor is complete. You represent that all information you provide is accurate and complete and that you are authorized to provide it.</w:t>
+        <w:t xml:space="preserve"> When you apply, we collect the business, ownership, identity, and bank information the Payment Processor needs for underwriting and identity verification, and we send it to them. We handle this information under our Privacy Policy (it is not Customer Data), and we delete it once your onboarding is complete. You confirm that it is accurate and that you are authorized to provide it.</w:t>
       </w:r>
     </w:p>
     <w:p>
@@ -913,10 +759,10 @@
         <w:rPr>
           <w:b/>
         </w:rPr>
-        <w:t>Fees.</w:t>
+        <w:t>Fees and Equipment.</w:t>
       </w:r>
       <w:r>
-        <w:t xml:space="preserve"> The processing rates and other fees for Chexbill Payments are those set out in the pricing schedule and merchant application provided to your Organization when you apply (the "</w:t>
+        <w:t xml:space="preserve"> Chexbill Payments fees are set out in the pricing schedule and merchant application you receive when you apply (the "</w:t>
       </w:r>
       <w:r>
         <w:rPr>
@@ -925,7 +771,7 @@
         <w:t>Pricing Schedule</w:t>
       </w:r>
       <w:r>
-        <w:t>"), as updated from time to time on notice to you. Processing fees and recurring fees appear on your merchant statement and are collected by the Payment Processor, including by deduction from your settlements or debit of your designated bank account, in accordance with the Merchant Agreement. Payment terminals and other equipment sold or rented to you by Company are billed by Company separately, either in full at the time of order or in monthly installments for the period stated in your order, and are non-refundable.</w:t>
+        <w:t>"), as updated on notice to you. The Payment Processor collects them from your settlements or bank account under the Merchant Agreement. Terminals and other equipment we sell or rent to you are billed by us, in full or in monthly installments as stated in your order, and are non-refundable.</w:t>
       </w:r>
     </w:p>
     <w:p>
@@ -936,10 +782,10 @@
         <w:rPr>
           <w:b/>
         </w:rPr>
-        <w:t>Your Obligations.</w:t>
+        <w:t>Your Responsibilities.</w:t>
       </w:r>
       <w:r>
-        <w:t xml:space="preserve"> You will use Chexbill Payments only for bona fide sales of goods or services by your Organization to its customers, in compliance with the Merchant Agreement, applicable card-network rules, and applicable law. You will not use Chexbill Payments for any business or transaction type prohibited by the Payment Processor or the card networks. You are solely responsible for all transactions processed through your merchant account, for all chargebacks, refunds, fines, and penalties relating to those transactions, and for providing the goods and services you sell.</w:t>
+        <w:t xml:space="preserve"> Use Chexbill Payments only for genuine sales of your own goods or services, in compliance with the Merchant Agreement, card-network rules, and the law, and not for any business the Payment Processor or card networks prohibit. You are responsible for all transactions on your merchant account, including chargebacks, refunds, fines, and penalties.</w:t>
       </w:r>
     </w:p>
     <w:p>
@@ -953,16 +799,16 @@
         <w:t>Payors.</w:t>
       </w:r>
       <w:r>
-        <w:t xml:space="preserve"> Individuals and businesses who pay your invoices through the Service (each, a "</w:t>
+        <w:t xml:space="preserve"> People and businesses who pay your invoices through the Service ("</w:t>
       </w:r>
       <w:r>
         <w:rPr>
           <w:b/>
         </w:rPr>
-        <w:t>Payor</w:t>
+        <w:t>Payors</w:t>
       </w:r>
       <w:r>
-        <w:t>") are your customers, not ours. You are solely responsible for your relationship with each Payor, including the sale, delivery, returns, refunds, and any dispute concerning the goods or services for which payment is made. Company is not a party to any transaction between you and a Payor. A Payor's use of a payment page or payment link is subject to these Terms to the extent applicable to that use, and the information we collect from Payors is described in our Privacy Policy.</w:t>
+        <w:t>") are your customers, not ours. You are responsible for your relationship and any disputes with them, and we are not a party to those transactions. A Payor's use of a payment page is subject to these Terms to the extent they apply, and our Privacy Policy describes what we collect from Payors.</w:t>
       </w:r>
     </w:p>
     <w:p>
@@ -970,7 +816,7 @@
         <w:pStyle w:val="Heading2"/>
       </w:pPr>
       <w:r>
-        <w:t>8. Third-Party Services and Connected Accounts</w:t>
+        <w:t>8. Third-Party Services</w:t>
       </w:r>
     </w:p>
     <w:p>
@@ -978,7 +824,7 @@
         <w:rPr>
           <w:i/>
         </w:rPr>
-        <w:t>We are not responsible for third-party services, including bank connections through Plaid, or for your dealings with other users and the people who pay your invoices.</w:t>
+        <w:t>Other companies' services that work with Chexbill, such as Plaid bank connections, have their own terms, and we are not responsible for them or for your dealings with other users.</w:t>
       </w:r>
     </w:p>
     <w:p>
@@ -992,7 +838,7 @@
         <w:t>Third-Party Services.</w:t>
       </w:r>
       <w:r>
-        <w:t xml:space="preserve"> The Service may include links to or integrations with third-party websites or services (collectively, "</w:t>
+        <w:t xml:space="preserve"> The Service links to or works with services provided by others, such as the Payment Processor, bank-connection services, and tax-filing services ("</w:t>
       </w:r>
       <w:r>
         <w:rPr>
@@ -1001,7 +847,7 @@
         <w:t>Third-Party Services</w:t>
       </w:r>
       <w:r>
-        <w:t>"), including the Payment Processor, bank-connection services, and tax-filing services. We do not control, endorse, or take responsibility for any Third-Party Services. You use all Third-Party Services at your own risk, and you acknowledge and agree that the applicable third party's own terms and privacy practices will apply to such use.</w:t>
+        <w:t>"). Their own terms and privacy practices apply, and we are not responsible for them.</w:t>
       </w:r>
     </w:p>
     <w:p>
@@ -1012,10 +858,10 @@
         <w:rPr>
           <w:b/>
         </w:rPr>
-        <w:t>Connected Bank Accounts.</w:t>
+        <w:t>Bank Connections.</w:t>
       </w:r>
       <w:r>
-        <w:t xml:space="preserve"> The Service lets you connect bank and financial accounts through Plaid Inc. ("</w:t>
+        <w:t xml:space="preserve"> You can connect bank and financial accounts through Plaid Inc. ("</w:t>
       </w:r>
       <w:r>
         <w:rPr>
@@ -1024,7 +870,7 @@
         <w:t>Plaid</w:t>
       </w:r>
       <w:r>
-        <w:t>") so that transactions can be imported for reconciliation. By connecting an account, you represent and warrant that you are entitled to grant Company and Plaid access to that account and the data in it and that you are in good standing with respect to that account, and you acknowledge that we may access and use the data retrieved from it in accordance with these Terms and our Privacy Policy. Your use of Plaid is subject to the Plaid End User Privacy Policy. Each connected account, including access to and use of it and the availability and accuracy of its data, is solely determined by the applicable financial institution and Plaid. Company will have no liability for any unavailability, inaccuracy, or delay of connected-account data, or for any third party's decision to discontinue, suspend, or terminate a connected account.</w:t>
+        <w:t>") to import transactions. By connecting an account, you confirm that you are entitled to give us and Plaid access to it, and your use of Plaid is subject to the Plaid End User Privacy Policy. Your financial institution and Plaid control access to the account and its data, and we are not liable if connected-account data is unavailable, inaccurate, delayed, or discontinued.</w:t>
       </w:r>
     </w:p>
     <w:p>
@@ -1038,21 +884,7 @@
         <w:t>Other Users.</w:t>
       </w:r>
       <w:r>
-        <w:t xml:space="preserve"> Your interactions with other users of the Service, including Payors and the other Authorized Users of your Organization, are solely between you and those users. We are not responsible for any loss or harm resulting from those interactions, and we reserve the right, but have no obligation, to get involved in disputes between users.</w:t>
-      </w:r>
-    </w:p>
-    <w:p>
-      <w:r>
-        <w:t xml:space="preserve">8.4 </w:t>
-      </w:r>
-      <w:r>
-        <w:rPr>
-          <w:b/>
-        </w:rPr>
-        <w:t>Release.</w:t>
-      </w:r>
-      <w:r>
-        <w:t xml:space="preserve"> To the fullest extent permitted by law, you release Company and its officers, employees, agents, successors, and assigns from all claims, demands, and damages of any kind arising out of or related to the Service, other users, Payors, or Third-Party Services. If you are a California resident, you waive California Civil Code Section 1542, which provides: "A general release does not extend to claims which the creditor or releasing party does not know or suspect to exist in his or her favor at the time of executing the release, which if known by him or her must have materially affected his or her settlement with the debtor or released party."</w:t>
+        <w:t xml:space="preserve"> Your dealings with other users, including Payors and your Organization's other Authorized Users, are between you and them. We are not responsible for them, although we may choose to help with disputes.</w:t>
       </w:r>
     </w:p>
     <w:p>
@@ -1060,7 +892,7 @@
         <w:pStyle w:val="Heading2"/>
       </w:pPr>
       <w:r>
-        <w:t>9. Copyright Complaints</w:t>
+        <w:t>9. Termination and Data Retention</w:t>
       </w:r>
     </w:p>
     <w:p>
@@ -1068,12 +900,35 @@
         <w:rPr>
           <w:i/>
         </w:rPr>
-        <w:t>If you believe content on the Service infringes your copyright, you can send us a notice.</w:t>
+        <w:t>You can leave at any time. We can suspend or close accounts, but for paying Organizations we will try to give notice and a chance to fix the problem first. An Organization without a subscription for 365 days may be deleted after 60 days' email notice.</w:t>
       </w:r>
     </w:p>
     <w:p>
       <w:r>
-        <w:t>If you believe that content available through the Service infringes your copyright, please send a notice to legal@chexbill.com that identifies the copyrighted work, identifies the material you believe is infringing and where it is located on the Service, provides your contact information, and includes a statement that you have a good-faith belief that the use is not authorized by the copyright owner, its agent, or the law. We may remove or disable access to material that we determine to be infringing. [ATTORNEY REVIEW: the templates contain no copyright-complaint clause; registering a designated agent with the U.S. Copyright Office is required for the DMCA safe harbor.]</w:t>
+        <w:t xml:space="preserve">9.1 </w:t>
+      </w:r>
+      <w:r>
+        <w:rPr>
+          <w:b/>
+        </w:rPr>
+        <w:t>Termination.</w:t>
+      </w:r>
+      <w:r>
+        <w:t xml:space="preserve"> You can stop using the Service and delete your account or Organization at any time (see Sections 1.1 and 9.2). We may suspend or terminate your access, including by deleting your account or Organization, at any time and for any reason, including if we believe you have broken these Terms. For an Organization with an active paid subscription, we will make reasonable efforts to give you notice and a chance to fix the problem first, except in cases of suspected fraud, abuse, non-payment, legal or security risk, or harm to the Service or others. We are not liable for any suspension or termination. The Payment Processor may also suspend or end Chexbill Payments under the Merchant Agreement. Sections 2.2 through 2.4 and Sections 3 through 13 survive termination.</w:t>
+      </w:r>
+    </w:p>
+    <w:p>
+      <w:r>
+        <w:t xml:space="preserve">9.2 </w:t>
+      </w:r>
+      <w:r>
+        <w:rPr>
+          <w:b/>
+        </w:rPr>
+        <w:t>Data Retention and Deletion.</w:t>
+      </w:r>
+      <w:r>
+        <w:t xml:space="preserve"> Customer Data stays available while your Organization is active. Before you delete an Organization, we will prompt you to export its data, and we may ask you to settle any balance owed first. If you delete your user account, you must delete or transfer the Organizations you administer. If an Organization has no active subscription for 365 consecutive days, we may delete it and its Customer Data after emailing the Administrator at least 60 days in advance. A trial Organization that never subscribes may be deleted 90 days after the trial ends. Deleted data may remain in backups for a limited period [TBD — needs attorney/founder decision: state the backup retention window], and we may keep data where the law requires. [ATTORNEY REVIEW: reconcile this deletion schedule with record-retention requirements for tax forms filed through the Service.]</w:t>
       </w:r>
     </w:p>
     <w:p>
@@ -1081,7 +936,7 @@
         <w:pStyle w:val="Heading2"/>
       </w:pPr>
       <w:r>
-        <w:t>10. Term, Termination, and Data Retention</w:t>
+        <w:t>10. Disclaimers, Liability, and Indemnity</w:t>
       </w:r>
     </w:p>
     <w:p>
@@ -1089,7 +944,7 @@
         <w:rPr>
           <w:i/>
         </w:rPr>
-        <w:t>You can stop using the Service at any time. We can suspend or end your access, but for paying Organizations we will make reasonable efforts to give notice and a chance to fix the problem first, except in cases such as fraud or non-payment. An Organization without an active subscription for 365 days may be deleted after at least 60 days' email notice, so export anything you want to keep.</w:t>
+        <w:t>The Service is provided "as is." Our liability is capped at the greater of $100 or what you paid us in the last 12 months, and you cover claims arising from your use of the Service, your data, and your payments.</w:t>
       </w:r>
     </w:p>
     <w:p>
@@ -1100,10 +955,10 @@
         <w:rPr>
           <w:b/>
         </w:rPr>
-        <w:t>Term and Termination.</w:t>
+        <w:t>Disclaimers.</w:t>
       </w:r>
       <w:r>
-        <w:t xml:space="preserve"> These Terms remain in effect while you use the Service. We may suspend or terminate your access (including suspending access to or deleting your account or Organization) at any time and for any reason, including if we believe you have violated these Terms. Where an Organization has an active paid subscription, and except where we suspend or terminate for suspected fraud, abuse, non-payment, legal or security risk, or harm to the Service or others, we will make reasonable efforts to notify you and give you an opportunity to cure the issue before terminating. We are not liable to you for any such suspension or termination. Access to Chexbill Payments may also be suspended or terminated by the Payment Processor under the Merchant Agreement. You may stop using the Service and delete your account or Organization at any time as described in Sections 1.1 and 10.2. Upon termination, Sections 2.2 through 2.7 and Sections 3 through 16 will survive.</w:t>
+        <w:t xml:space="preserve"> THE SERVICE IS PROVIDED "AS IS" AND "AS AVAILABLE." TO THE FULLEST EXTENT PERMITTED BY LAW, WE AND OUR SUPPLIERS DISCLAIM ALL WARRANTIES, EXPRESS OR IMPLIED, INCLUDING WARRANTIES OF MERCHANTABILITY, FITNESS FOR A PARTICULAR PURPOSE, TITLE, AND NON-INFRINGEMENT. WE DO NOT WARRANT THAT THE SERVICE WILL BE UNINTERRUPTED, ERROR-FREE, SECURE, OR FREE OF HARMFUL CODE, OR THAT ANY REPORT, CALCULATION, DATA EXTRACTION, OR TAX FORM WILL BE ACCURATE OR COMPLETE. WE MAKE NO WARRANTY ABOUT THIRD-PARTY SERVICES. WHERE THE LAW REQUIRES A WARRANTY, IT IS LIMITED TO 90 DAYS FROM YOUR FIRST USE.</w:t>
       </w:r>
     </w:p>
     <w:p>
@@ -1114,10 +969,24 @@
         <w:rPr>
           <w:b/>
         </w:rPr>
-        <w:t>Data Retention and Deletion.</w:t>
+        <w:t>Limitation of Liability.</w:t>
       </w:r>
       <w:r>
-        <w:t xml:space="preserve"> Customer Data remains available for as long as your Organization is active. If you delete your user account, you will be asked to either delete the Organizations you administer or transfer them to another user. If you delete your Organization, we will prompt you to export your Customer Data before deletion, and we may require that any outstanding balance owed to us be settled first. If an Organization has no active subscription for 365 consecutive days, we may delete the Organization and its Customer Data; we will notify the Administrator by email at least 60 days before doing so. An Organization created during a free trial that does not subscribe to a paid plan may be deleted 90 days after the trial ends. Following deletion, copies of Customer Data may persist in backups for a limited period [TBD — needs attorney/founder decision: state the backup retention window] and we may retain Customer Data to the extent required by applicable law, as described in our Privacy Policy. [ATTORNEY REVIEW: reconcile this deletion schedule with record-retention requirements for tax forms filed through the Service.]</w:t>
+        <w:t xml:space="preserve"> TO THE MAXIMUM EXTENT PERMITTED BY LAW: (A) WE AND OUR SUPPLIERS ARE NOT LIABLE FOR LOST PROFITS, LOST DATA, COSTS OF SUBSTITUTE PRODUCTS, TAX PENALTIES OR INTEREST, CHARGEBACKS, FINES, OR PROCESSING LOSSES, OR FOR ANY INDIRECT, CONSEQUENTIAL, INCIDENTAL, SPECIAL, EXEMPLARY, OR PUNITIVE DAMAGES, ARISING FROM THESE TERMS OR YOUR USE OF (OR INABILITY TO USE) THE SERVICE; AND (B) OUR TOTAL LIABILITY FOR ALL CLAIMS UNDER THESE TERMS IS LIMITED TO THE GREATER OF $100 OR THE AMOUNT YOU PAID US IN THE 12 MONTHS BEFORE THE EVENT GIVING RISE TO THE CLAIM.</w:t>
+      </w:r>
+    </w:p>
+    <w:p>
+      <w:r>
+        <w:t xml:space="preserve">10.3 </w:t>
+      </w:r>
+      <w:r>
+        <w:rPr>
+          <w:b/>
+        </w:rPr>
+        <w:t>Indemnity.</w:t>
+      </w:r>
+      <w:r>
+        <w:t xml:space="preserve"> You will defend, indemnify, and hold harmless Chexbill and its officers, employees, and agents from any claims, and related reasonable costs and attorneys' fees, arising from (i) your use of the Service, (ii) your breach of these Terms or of any law, (iii) Customer Data, or (iv) if you use Chexbill Payments, transactions on your merchant account, chargebacks, and your compliance with the Merchant Agreement and card-network rules. We may control the defense at your expense, and you may not settle a claim without our written consent. We will tell you promptly about any claim we become aware of.</w:t>
       </w:r>
     </w:p>
     <w:p>
@@ -1125,7 +994,7 @@
         <w:pStyle w:val="Heading2"/>
       </w:pPr>
       <w:r>
-        <w:t>11. Disclaimers, Liability, and Indemnity</w:t>
+        <w:t>11. Dispute Resolution</w:t>
       </w:r>
     </w:p>
     <w:p>
@@ -1133,7 +1002,15 @@
         <w:rPr>
           <w:i/>
         </w:rPr>
-        <w:t>The Service is provided "as is." Our total liability to you is capped at the greater of $100 or the amount you paid us in the previous 12 months, and you agree to cover certain claims arising from your use of the Service, your data, and your payments activity.</w:t>
+        <w:t>Disputes go to individual arbitration with JAMS, not court, after we first try to resolve them informally. You waive jury trials and class actions, but you can opt out within 30 days.</w:t>
+      </w:r>
+    </w:p>
+    <w:p>
+      <w:r>
+        <w:rPr>
+          <w:b/>
+        </w:rPr>
+        <w:t>Please read this section carefully. It affects your legal rights, including your right to go to court and to have a jury trial.</w:t>
       </w:r>
     </w:p>
     <w:p>
@@ -1144,10 +1021,10 @@
         <w:rPr>
           <w:b/>
         </w:rPr>
-        <w:t>Disclaimers.</w:t>
+        <w:t>Arbitration.</w:t>
       </w:r>
       <w:r>
-        <w:t xml:space="preserve"> THE SERVICE IS PROVIDED "AS IS" AND "AS AVAILABLE." TO THE FULLEST EXTENT PERMITTED BY LAW, COMPANY AND ITS SUPPLIERS DISCLAIM ALL WARRANTIES, EXPRESS OR IMPLIED, INCLUDING WARRANTIES OF MERCHANTABILITY, FITNESS FOR A PARTICULAR PURPOSE, TITLE, AND NON-INFRINGEMENT. WE DO NOT WARRANT THAT THE SERVICE WILL BE UNINTERRUPTED, ERROR-FREE, SECURE, OR FREE OF VIRUSES OR HARMFUL CODE, OR THAT ANY REPORT, CALCULATION, DATA EXTRACTION, OR TAX FORM GENERATED BY THE SERVICE WILL BE ACCURATE, COMPLETE, OR SUFFICIENT FOR YOUR PURPOSES. COMPANY, NOT BEING THE OWNER, OPERATOR, SUPPLIER, OR PRODUCER OF ANY THIRD-PARTY SERVICE NOR ITS AGENT, DOES NOT ENDORSE ANY THIRD-PARTY SERVICE AND MAKES NO EXPRESS OR IMPLIED WARRANTY OF ANY KIND WHATSOEVER WITH RESPECT TO THIRD-PARTY SERVICES. WHERE APPLICABLE LAW REQUIRES WARRANTIES, THEY ARE LIMITED TO 90 DAYS FROM YOUR FIRST USE.</w:t>
+        <w:t xml:space="preserve"> You and we agree to resolve any dispute relating to the Service or these Terms, including disputes that arose before you accepted these Terms, through binding individual arbitration instead of in court. Either party may instead bring an individual claim in small claims court, or ask a court for equitable relief to protect intellectual property.</w:t>
       </w:r>
     </w:p>
     <w:p>
@@ -1158,10 +1035,10 @@
         <w:rPr>
           <w:b/>
         </w:rPr>
-        <w:t>Limitation of Liability.</w:t>
+        <w:t>Try to Resolve It First.</w:t>
       </w:r>
       <w:r>
-        <w:t xml:space="preserve"> TO THE MAXIMUM EXTENT PERMITTED BY LAW: (A) COMPANY AND ITS SUPPLIERS WILL NOT BE LIABLE FOR ANY LOST PROFITS, LOST DATA, COSTS OF SUBSTITUTE PRODUCTS, TAX PENALTIES OR INTEREST, CHARGEBACKS, FINES, OR PROCESSING LOSSES, OR ANY INDIRECT, CONSEQUENTIAL, INCIDENTAL, SPECIAL, EXEMPLARY, OR PUNITIVE DAMAGES ARISING FROM OR RELATED TO THESE TERMS OR YOUR USE OF (OR INABILITY TO USE) THE SERVICE; AND (B) OUR TOTAL LIABILITY TO YOU FOR ANY CLAIM ARISING UNDER THESE TERMS IS CAPPED AT THE GREATER OF (i) $100 USD AND (ii) THE AMOUNT PAID TO COMPANY BY YOU UNDER THESE TERMS IN THE TWELVE MONTHS PRIOR TO THE INCIDENT GIVING RISE TO THE CLAIM. THE EXISTENCE OF MULTIPLE CLAIMS DOES NOT INCREASE THIS CAP.</w:t>
+        <w:t xml:space="preserve"> Before starting arbitration, the party raising the dispute must send written notice to the other. Our address for notices is legal@chexbill.com or Chexbill LLC, 257 Chapman Rd #208, Newark, DE 19702. Within 45 days of the notice, the parties will meet by phone or video to try in good faith to resolve the dispute. If it is not resolved within 60 days, either party may start arbitration.</w:t>
       </w:r>
     </w:p>
     <w:p>
@@ -1172,10 +1049,66 @@
         <w:rPr>
           <w:b/>
         </w:rPr>
-        <w:t>Indemnification.</w:t>
+        <w:t>How Arbitration Works.</w:t>
       </w:r>
       <w:r>
-        <w:t xml:space="preserve"> You agree to defend, indemnify, and hold harmless Company and its officers, employees, and agents from any claims and reasonable costs or attorneys' fees arising out of (i) your use of the Service, (ii) your violation of these Terms, (iii) your violation of any applicable law or regulation, (iv) Customer Data, or (v) if you use Chexbill Payments, transactions processed through your merchant account, chargebacks, and your compliance with the Merchant Agreement and card-network rules. We may assume control of the defense of any such claim at your expense, and you agree to cooperate with our defense. You agree not to settle any such claim without our prior written consent. We will make reasonable efforts to notify you promptly of any claim we become aware of.</w:t>
+        <w:t xml:space="preserve"> JAMS (www.jamsadr.com) will administer the arbitration under its Streamlined Arbitration Rules for claims under $250,000 (excluding fees and interest) and its Comprehensive Arbitration Rules for larger claims. Unless the parties agree otherwise, the arbitration will take place in the county where you live and will be confidential. The arbitrator decides all issues, except that a court decides disputes about the class action waiver, arbitration fees, whether the informal resolution step was completed, and which version of this Section 11 applies. The arbitrator's award is final and may be entered in any court with jurisdiction. Each party pays its own attorneys' fees unless the arbitrator finds a claim frivolous or brought for an improper purpose.</w:t>
+      </w:r>
+    </w:p>
+    <w:p>
+      <w:r>
+        <w:t xml:space="preserve">11.4 </w:t>
+      </w:r>
+      <w:r>
+        <w:rPr>
+          <w:b/>
+        </w:rPr>
+        <w:t>Jury Trial and Class Action Waiver.</w:t>
+      </w:r>
+      <w:r>
+        <w:t xml:space="preserve"> YOU AND WE WAIVE THE RIGHT TO A TRIAL BY JUDGE OR JURY. ALL CLAIMS MUST BE BROUGHT INDIVIDUALLY, NOT AS A PLAINTIFF OR CLASS MEMBER IN ANY CLASS, COLLECTIVE, OR REPRESENTATIVE PROCEEDING, AND THE ARBITRATOR MAY AWARD RELIEF ONLY ON AN INDIVIDUAL BASIS. If a court finds this waiver unenforceable for a particular claim, that claim will be decided in a state or federal court in Delaware, and all other claims remain in arbitration.</w:t>
+      </w:r>
+    </w:p>
+    <w:p>
+      <w:r>
+        <w:t xml:space="preserve">11.5 </w:t>
+      </w:r>
+      <w:r>
+        <w:rPr>
+          <w:b/>
+        </w:rPr>
+        <w:t>Mass Arbitration.</w:t>
+      </w:r>
+      <w:r>
+        <w:t xml:space="preserve"> If 100 or more similar arbitration demands are filed against us within 30 days by the same law firm or coordinated group, JAMS will administer them in batches of 100, with one arbitrator and one set of fees for each batch.</w:t>
+      </w:r>
+    </w:p>
+    <w:p>
+      <w:r>
+        <w:t xml:space="preserve">11.6 </w:t>
+      </w:r>
+      <w:r>
+        <w:rPr>
+          <w:b/>
+        </w:rPr>
+        <w:t>Opt-Out.</w:t>
+      </w:r>
+      <w:r>
+        <w:t xml:space="preserve"> You may opt out of this Section 11 within 30 days of first accepting these Terms by emailing legal@chexbill.com or writing to the address in Section 11.2. Include your name, address, and a clear statement that you want to opt out. Opting out does not affect the rest of these Terms.</w:t>
+      </w:r>
+    </w:p>
+    <w:p>
+      <w:r>
+        <w:t xml:space="preserve">11.7 </w:t>
+      </w:r>
+      <w:r>
+        <w:rPr>
+          <w:b/>
+        </w:rPr>
+        <w:t>Severability.</w:t>
+      </w:r>
+      <w:r>
+        <w:t xml:space="preserve"> If any part of this Section 11 is found invalid, it will be modified only as much as needed to make it enforceable, and the rest stays in effect.</w:t>
       </w:r>
     </w:p>
     <w:p>
@@ -1183,7 +1116,7 @@
         <w:pStyle w:val="Heading2"/>
       </w:pPr>
       <w:r>
-        <w:t>12. Dispute Resolution</w:t>
+        <w:t>12. General</w:t>
       </w:r>
     </w:p>
     <w:p>
@@ -1191,15 +1124,7 @@
         <w:rPr>
           <w:i/>
         </w:rPr>
-        <w:t>Most disputes must be resolved through individual arbitration with JAMS rather than in court, after we first try to resolve them informally. You give up your right to a jury trial and to take part in a class action, but you can opt out of arbitration within 30 days of first accepting these Terms.</w:t>
-      </w:r>
-    </w:p>
-    <w:p>
-      <w:r>
-        <w:rPr>
-          <w:b/>
-        </w:rPr>
-        <w:t>Please read this section carefully. It affects your legal rights, including your right to sue in court and your right to a jury trial.</w:t>
+        <w:t>How we may change these Terms, which law applies, and other legal details.</w:t>
       </w:r>
     </w:p>
     <w:p>
@@ -1210,10 +1135,10 @@
         <w:rPr>
           <w:b/>
         </w:rPr>
-        <w:t>Applicability.</w:t>
+        <w:t>Changes to These Terms.</w:t>
       </w:r>
       <w:r>
-        <w:t xml:space="preserve"> Except as described below, you and Company agree to resolve all disputes arising out of or relating to the Service, its services, or these Terms through binding individual arbitration -- not in court. Exceptions include: (i) claims that qualify for small claims court, brought on an individual basis; and (ii) requests for equitable relief related to intellectual property (such as trademarks, trade secrets, or copyrights). This arbitration agreement applies to all claims, including those that arose before you agreed to these Terms.</w:t>
+        <w:t xml:space="preserve"> We may update these Terms from time to time. If we make material changes, we may notify you by email or by a prominent notice in the Service. If you keep using the Service after that notice, you accept the updated Terms.</w:t>
       </w:r>
     </w:p>
     <w:p>
@@ -1224,10 +1149,10 @@
         <w:rPr>
           <w:b/>
         </w:rPr>
-        <w:t>Try to Resolve First.</w:t>
+        <w:t>Governing Law and Courts.</w:t>
       </w:r>
       <w:r>
-        <w:t xml:space="preserve"> Before starting arbitration, the parties agree to try to resolve the dispute informally. The party raising the dispute must send written notice (an "Informal Notice") to the other party. Within 45 days of receiving that Informal Notice, the parties will meet by phone or video in good faith to try to work things out. Company's notice address: legal@chexbill.com or Chexbill LLC, 257 Chapman Rd #208, Newark, DE 19702. If the informal dispute resolution process doesn't resolve the dispute within 60 days, either party may start arbitration.</w:t>
+        <w:t xml:space="preserve"> Delaware law governs these Terms, without regard to its conflict-of-law rules. Any dispute that is not arbitrated under Section 11 will be decided exclusively by the state or federal courts in New Castle County, Delaware, except that either party may seek equitable relief to protect its intellectual property in any court with jurisdiction, and either party may bring an individual claim in small claims court.</w:t>
       </w:r>
     </w:p>
     <w:p>
@@ -1238,10 +1163,10 @@
         <w:rPr>
           <w:b/>
         </w:rPr>
-        <w:t>Arbitration Rules.</w:t>
+        <w:t>Electronic Notices.</w:t>
       </w:r>
       <w:r>
-        <w:t xml:space="preserve"> Arbitrations will be administered by JAMS (www.jamsadr.com). Claims under $250,000 (excluding fees and interest) will use JAMS' Streamlined Arbitration Rules; larger claims will use JAMS' Comprehensive Arbitration Rules. Unless the parties agree otherwise, arbitration will be conducted in the county where you live. All arbitration materials and documents are confidential.</w:t>
+        <w:t xml:space="preserve"> You agree to receive communications from us electronically, by email or in the Service, and these satisfy any requirement for written notice.</w:t>
       </w:r>
     </w:p>
     <w:p>
@@ -1252,108 +1177,10 @@
         <w:rPr>
           <w:b/>
         </w:rPr>
-        <w:t>Arbitration Request.</w:t>
+        <w:t>Entire Agreement.</w:t>
       </w:r>
       <w:r>
-        <w:t xml:space="preserve"> The arbitration request must include: (i) your contact information and account username (if applicable); (ii) a description of the claims and supporting facts; (iii) the relief you're seeking and a good-faith damages estimate; (iv) confirmation that you completed the informal resolution process; and (v) proof of any required filing fee payment.</w:t>
-      </w:r>
-    </w:p>
-    <w:p>
-      <w:r>
-        <w:t xml:space="preserve">12.5 </w:t>
-      </w:r>
-      <w:r>
-        <w:rPr>
-          <w:b/>
-        </w:rPr>
-        <w:t>Authority of Arbitrator.</w:t>
-      </w:r>
-      <w:r>
-        <w:t xml:space="preserve"> The arbitrator has authority to resolve all arbitrable disputes, including questions about the scope and enforceability of this arbitration agreement -- except that courts (not arbitrators) will decide: (i) challenges to the class action waiver below; (ii) disputes about arbitration fees; (iii) whether a condition precedent to arbitration has been satisfied; and (iv) which version of this agreement applies. The arbitrator may award the same relief as a court, but on an individual basis only. The arbitrator's award is final and binding, and judgment may be entered in any court with jurisdiction.</w:t>
-      </w:r>
-    </w:p>
-    <w:p>
-      <w:r>
-        <w:t xml:space="preserve">12.6 </w:t>
-      </w:r>
-      <w:r>
-        <w:rPr>
-          <w:b/>
-        </w:rPr>
-        <w:t>Waiver of Jury Trial.</w:t>
-      </w:r>
-      <w:r>
-        <w:t xml:space="preserve"> BY AGREEING TO ARBITRATION, YOU AND COMPANY WAIVE THE RIGHT TO A TRIAL BY JUDGE OR JURY FOR ALL COVERED CLAIMS.</w:t>
-      </w:r>
-    </w:p>
-    <w:p>
-      <w:r>
-        <w:t xml:space="preserve">12.7 </w:t>
-      </w:r>
-      <w:r>
-        <w:rPr>
-          <w:b/>
-        </w:rPr>
-        <w:t>Waiver of Class Actions.</w:t>
-      </w:r>
-      <w:r>
-        <w:t xml:space="preserve"> ALL DISPUTES MUST BE BROUGHT ON AN INDIVIDUAL BASIS. NEITHER YOU NOR COMPANY MAY BRING CLAIMS AS A PLAINTIFF OR CLASS MEMBER IN ANY CLASS, REPRESENTATIVE, OR COLLECTIVE PROCEEDING. The arbitrator may only award relief on an individual basis. If a court finds this class action waiver unenforceable as to a specific claim, that claim may be litigated in state or federal court in Delaware; all other claims remain subject to arbitration.</w:t>
-      </w:r>
-    </w:p>
-    <w:p>
-      <w:r>
-        <w:t xml:space="preserve">12.8 </w:t>
-      </w:r>
-      <w:r>
-        <w:rPr>
-          <w:b/>
-        </w:rPr>
-        <w:t>Attorneys' Fees.</w:t>
-      </w:r>
-      <w:r>
-        <w:t xml:space="preserve"> Each party bears its own attorneys' fees unless the arbitrator finds a claim was frivolous or brought for an improper purpose.</w:t>
-      </w:r>
-    </w:p>
-    <w:p>
-      <w:r>
-        <w:t xml:space="preserve">12.9 </w:t>
-      </w:r>
-      <w:r>
-        <w:rPr>
-          <w:b/>
-        </w:rPr>
-        <w:t>Batch Arbitration.</w:t>
-      </w:r>
-      <w:r>
-        <w:t xml:space="preserve"> If 100 or more substantially similar arbitration demands are filed against Company within a 30-day period by the same law firm or coordinated group, JAMS will batch them into groups of 100 and appoint one arbitrator per batch, with one set of fees per batch.</w:t>
-      </w:r>
-    </w:p>
-    <w:p>
-      <w:r>
-        <w:t xml:space="preserve">12.10 </w:t>
-      </w:r>
-      <w:r>
-        <w:rPr>
-          <w:b/>
-        </w:rPr>
-        <w:t>Opt-Out.</w:t>
-      </w:r>
-      <w:r>
-        <w:t xml:space="preserve"> You may opt out of this arbitration agreement within 30 days of first accepting these Terms by sending written notice to: Chexbill LLC, 257 Chapman Rd #208, Newark, DE 19702 or legal@chexbill.com. Your notice must include your name, address, and a clear statement that you wish to opt out. Opting out does not affect any other part of these Terms.</w:t>
-      </w:r>
-    </w:p>
-    <w:p>
-      <w:r>
-        <w:t xml:space="preserve">12.11 </w:t>
-      </w:r>
-      <w:r>
-        <w:rPr>
-          <w:b/>
-        </w:rPr>
-        <w:t>Severability.</w:t>
-      </w:r>
-      <w:r>
-        <w:t xml:space="preserve"> If any part of this arbitration agreement is found invalid, it will be modified to the minimum extent necessary to make it enforceable; the rest of the agreement remains in effect.</w:t>
+        <w:t xml:space="preserve"> These Terms, together with the Privacy Policy, the Cookie Notice, the Data Processing Addendum where it applies, and any additional guidelines we post for particular features, are the entire agreement between you and us about the Service. If any provision is unenforceable, it will be modified as little as necessary and the rest stays in effect. Not enforcing a provision is not a waiver of it. "Including" means "including without limitation." You may not assign these Terms without our written consent; we may assign them freely.</w:t>
       </w:r>
     </w:p>
     <w:p>
@@ -1361,7 +1188,7 @@
         <w:pStyle w:val="Heading2"/>
       </w:pPr>
       <w:r>
-        <w:t>13. State-Specific Legal Notices</w:t>
+        <w:t>13. How to Contact Us</w:t>
       </w:r>
     </w:p>
     <w:p>
@@ -1369,235 +1196,36 @@
         <w:rPr>
           <w:i/>
         </w:rPr>
-        <w:t>Residents of some U.S. states have additional rights, which are summarized here.</w:t>
+        <w:t>Here is how to reach us.</w:t>
       </w:r>
     </w:p>
     <w:p>
       <w:r>
-        <w:t>The provisions in this Section 13 apply only to users to the extent such users are subject to the laws of the applicable states identified below. If a provision in this section conflicts with another provision of these Terms, the state-specific provision controls for users subject to that state's laws.</w:t>
-      </w:r>
-    </w:p>
-    <w:p>
-      <w:r>
-        <w:t xml:space="preserve">13.1 </w:t>
-      </w:r>
-      <w:r>
-        <w:rPr>
-          <w:b/>
-        </w:rPr>
-        <w:t>California.</w:t>
-      </w:r>
-      <w:r>
-        <w:t xml:space="preserve"> If you are a California resident, you may report complaints to the Complaint Assistance Unit of the Division of Consumer Services of the California Department of Consumer Affairs, at 1625 N. Market Blvd. Suite N112, Sacramento, CA 95834, or by phone at (800) 952-5210. Under California Civil Code Section 1789.3, California users of the Service are entitled to the following specific consumer rights notice: The provider of the Service is Chexbill LLC, 257 Chapman Rd #208, Newark, DE 19702. To file a complaint regarding the Service, or to receive further information regarding use of the Service, send a letter to the above address or contact us at legal@chexbill.com. You may also contact the Complaint Assistance Unit at the address and phone number above. If you are a California resident, you may have additional rights under the California Consumer Privacy Act (as amended by the California Privacy Rights Act), including the right to know what personal information we collect, the right to delete your personal information, the right to correct inaccurate personal information, and the right to opt out of the sale or sharing of your personal information. For details on how to exercise these rights, please see our Privacy Policy at https://chexbill.com/privacy.</w:t>
-      </w:r>
-    </w:p>
-    <w:p>
-      <w:r>
-        <w:t xml:space="preserve">13.2 </w:t>
-      </w:r>
-      <w:r>
-        <w:rPr>
-          <w:b/>
-        </w:rPr>
-        <w:t>Colorado.</w:t>
-      </w:r>
-      <w:r>
-        <w:t xml:space="preserve"> If you are a Colorado resident, you may have additional rights under the Colorado Privacy Act (CPA), including the right to opt out of the processing of your personal data for purposes of targeted advertising, the sale of personal data, and certain profiling. For details, please see our Privacy Policy.</w:t>
-      </w:r>
-    </w:p>
-    <w:p>
-      <w:r>
-        <w:t xml:space="preserve">13.3 </w:t>
-      </w:r>
-      <w:r>
-        <w:rPr>
-          <w:b/>
-        </w:rPr>
-        <w:t>Connecticut.</w:t>
-      </w:r>
-      <w:r>
-        <w:t xml:space="preserve"> If you are a Connecticut resident, you may have additional rights under the Connecticut Data Privacy Act (CTDPA), including rights of access, correction, deletion, and data portability, as well as the right to opt out of the sale of personal data, targeted advertising, and profiling. For details, please see our Privacy Policy.</w:t>
-      </w:r>
-    </w:p>
-    <w:p>
-      <w:r>
-        <w:t xml:space="preserve">13.4 </w:t>
-      </w:r>
-      <w:r>
-        <w:rPr>
-          <w:b/>
-        </w:rPr>
-        <w:t>Virginia.</w:t>
-      </w:r>
-      <w:r>
-        <w:t xml:space="preserve"> If you are a Virginia resident, you may have additional rights under the Virginia Consumer Data Protection Act (VCDPA), including the right to access, correct, delete, and obtain a copy of your personal data, and the right to opt out of the processing of your personal data for targeted advertising, sale, or profiling. For details, please see our Privacy Policy.</w:t>
-      </w:r>
-    </w:p>
-    <w:p>
-      <w:r>
-        <w:t xml:space="preserve">13.5 </w:t>
-      </w:r>
-      <w:r>
-        <w:rPr>
-          <w:b/>
-        </w:rPr>
-        <w:t>Nevada.</w:t>
-      </w:r>
-      <w:r>
-        <w:t xml:space="preserve"> If you are a Nevada resident, you have the right under Nevada Revised Statutes Chapter 603A to direct us not to sell certain information we have collected or will collect about you. To exercise this right, please contact us at privacy@chexbill.com.</w:t>
-      </w:r>
-    </w:p>
-    <w:p>
-      <w:r>
-        <w:t>[ATTORNEY REVIEW: the template notes that additional state-specific provisions may be required (e.g., Texas, Oregon, Montana, Utah, Iowa, Indiana, Tennessee, and others with comprehensive consumer privacy laws); review applicable state laws and add or prune provisions as necessary.]</w:t>
+        <w:t>Chexbill LLC, 257 Chapman Rd #208, Newark, DE 19702.</w:t>
       </w:r>
     </w:p>
     <w:p>
       <w:pPr>
-        <w:pStyle w:val="Heading2"/>
+        <w:pStyle w:val="ListBullet"/>
       </w:pPr>
       <w:r>
-        <w:t>14. Accessibility</w:t>
-      </w:r>
-    </w:p>
-    <w:p>
-      <w:r>
-        <w:rPr>
-          <w:i/>
-        </w:rPr>
-        <w:t>We aim to make the Service accessible to everyone. Tell us if something gets in your way.</w:t>
-      </w:r>
-    </w:p>
-    <w:p>
-      <w:r>
-        <w:t>Company is committed to making the Service accessible to all users, including individuals with disabilities. We endeavor to conform to the Web Content Accessibility Guidelines (WCAG) 2.1, Level AA, as published by the World Wide Web Consortium (W3C). If you experience any difficulty accessing or navigating the Service, or if you have suggestions for improving accessibility, please contact us at support@chexbill.com. We will make reasonable efforts to address accessibility concerns promptly.</w:t>
+        <w:t>Questions and support: support@chexbill.com</w:t>
       </w:r>
     </w:p>
     <w:p>
       <w:pPr>
-        <w:pStyle w:val="Heading2"/>
+        <w:pStyle w:val="ListBullet"/>
       </w:pPr>
       <w:r>
-        <w:t>15. General</w:t>
-      </w:r>
-    </w:p>
-    <w:p>
-      <w:r>
-        <w:rPr>
-          <w:i/>
-        </w:rPr>
-        <w:t>The remaining legal terms, including how we may change these Terms, which laws apply, and how we communicate with you.</w:t>
-      </w:r>
-    </w:p>
-    <w:p>
-      <w:r>
-        <w:t xml:space="preserve">15.1 </w:t>
-      </w:r>
-      <w:r>
-        <w:rPr>
-          <w:b/>
-        </w:rPr>
-        <w:t>Changes to Terms.</w:t>
-      </w:r>
-      <w:r>
-        <w:t xml:space="preserve"> We may update these Terms from time to time. If we make material changes, we may notify you by email (at the address on file) or by a prominent notice on the Service. Your continued use of the Service after notice of changes means you accept the updated Terms.</w:t>
-      </w:r>
-    </w:p>
-    <w:p>
-      <w:r>
-        <w:t xml:space="preserve">15.2 </w:t>
-      </w:r>
-      <w:r>
-        <w:rPr>
-          <w:b/>
-        </w:rPr>
-        <w:t>Governing Law.</w:t>
-      </w:r>
-      <w:r>
-        <w:t xml:space="preserve"> These Terms and any dispute arising out of or related to these Terms or the Service will be governed by and construed in accordance with the laws of the State of Delaware, without regard to its conflict-of-law principles. For any claim or dispute not subject to the arbitration provisions in Section 12, you and Company irrevocably consent to the exclusive jurisdiction and venue of the state and federal courts located in New Castle County, Delaware. Notwithstanding the foregoing: (a) either party may bring an action in any court of competent jurisdiction for injunctive or other equitable relief to protect its intellectual property rights (including patents, copyrights, trademarks, and trade secrets); and (b) either party may bring an individual action in small claims court for claims within that court's jurisdictional limits.</w:t>
-      </w:r>
-    </w:p>
-    <w:p>
-      <w:r>
-        <w:t xml:space="preserve">15.3 </w:t>
-      </w:r>
-      <w:r>
-        <w:rPr>
-          <w:b/>
-        </w:rPr>
-        <w:t>Export.</w:t>
-      </w:r>
-      <w:r>
-        <w:t xml:space="preserve"> You agree not to export, re-export, or transfer any technical data or products acquired from the Service in violation of U.S. export control laws or applicable regulations in other countries.</w:t>
-      </w:r>
-    </w:p>
-    <w:p>
-      <w:r>
-        <w:t xml:space="preserve">15.4 </w:t>
-      </w:r>
-      <w:r>
-        <w:rPr>
-          <w:b/>
-        </w:rPr>
-        <w:t>Electronic Communications.</w:t>
-      </w:r>
-      <w:r>
-        <w:t xml:space="preserve"> By using the Service, you consent to receiving communications from us electronically (by email or notices posted on the Service). These electronic communications satisfy any legal requirement for written notice.</w:t>
-      </w:r>
-    </w:p>
-    <w:p>
-      <w:r>
-        <w:t xml:space="preserve">15.5 </w:t>
-      </w:r>
-      <w:r>
-        <w:rPr>
-          <w:b/>
-        </w:rPr>
-        <w:t>Entire Agreement.</w:t>
-      </w:r>
-      <w:r>
-        <w:t xml:space="preserve"> These Terms (together with the Privacy Policy, the Cookie Notice, the Data Processing Addendum where applicable, and any other policies or guidelines referenced herein) are the entire agreement between you and Company regarding your use of the Service. If any provision of these Terms is found to be invalid or unenforceable, it will be modified to the minimum extent necessary to be valid, and the remaining provisions will continue in effect. Our failure to enforce any provision is not a waiver of that provision. The word "including" means "including without limitation." You may not assign these Terms without our prior written consent; we may assign them freely. These Terms bind any permitted assignees.</w:t>
-      </w:r>
-    </w:p>
-    <w:p>
-      <w:r>
-        <w:t xml:space="preserve">15.6 </w:t>
-      </w:r>
-      <w:r>
-        <w:rPr>
-          <w:b/>
-        </w:rPr>
-        <w:t>Copyright/Trademark.</w:t>
-      </w:r>
-      <w:r>
-        <w:t xml:space="preserve"> Copyright © 2026 Chexbill LLC. All rights reserved. Chexbill and Chexbill Payments are trademarks of Chexbill LLC. All other trademarks, logos, and service marks displayed on the Service are owned by Company or third parties. You may not use any of them without prior written consent from the owner.</w:t>
+        <w:t>Legal notices: legal@chexbill.com</w:t>
       </w:r>
     </w:p>
     <w:p>
       <w:pPr>
-        <w:pStyle w:val="Heading2"/>
+        <w:pStyle w:val="ListBullet"/>
       </w:pPr>
       <w:r>
-        <w:t>16. How to Contact Us</w:t>
-      </w:r>
-    </w:p>
-    <w:p>
-      <w:r>
-        <w:rPr>
-          <w:i/>
-        </w:rPr>
-        <w:t>Here is how to reach us with questions or legal notices.</w:t>
-      </w:r>
-    </w:p>
-    <w:p>
-      <w:r>
-        <w:rPr>
-          <w:b/>
-        </w:rPr>
-        <w:t>Contact Information.</w:t>
-      </w:r>
-      <w:r>
-        <w:t xml:space="preserve"> Chexbill LLC, 257 Chapman Rd #208, Newark, DE 19702. General inquiries: support@chexbill.com. Legal notices: legal@chexbill.com. Privacy requests: privacy@chexbill.com.</w:t>
+        <w:t>Privacy requests: privacy@chexbill.com</w:t>
       </w:r>
     </w:p>
     <w:p>

--- a/output/docx/terms-of-service.docx
+++ b/output/docx/terms-of-service.docx
@@ -582,7 +582,7 @@
         <w:t>Your Responsibilities.</w:t>
       </w:r>
       <w:r>
-        <w:t xml:space="preserve"> You are responsible for Customer Data, including its accuracy and legality, and for having all the rights, notices, and consents needed to submit it, including for personal information about your customers, vendors, and others. Customer Data must not infringe anyone's rights, be unlawful, defamatory, or deceptive, or contain malicious code, and we may block any use of the Service that we believe breaks this rule or the law. Keep your own copies of Customer Data; the Service has export tools for this.</w:t>
+        <w:t xml:space="preserve"> You are responsible for Customer Data, including its accuracy and legality. You represent and warrant that you have all the rights, notices, and consents needed to submit it, including for personal information about your customers, vendors, and others, and that Customer Data does not and will not infringe anyone's rights, violate (or cause us to violate) any law, be defamatory or deceptive, or contain malicious code. We may block any use of the Service that we believe breaks this rule or the law. Keep your own copies of Customer Data; the Service has export tools for this.</w:t>
       </w:r>
     </w:p>
     <w:p>
@@ -649,7 +649,7 @@
         <w:t>Not Professional Advice.</w:t>
       </w:r>
       <w:r>
-        <w:t xml:space="preserve"> We are not an accounting firm, tax advisor, law firm, or financial advisor, and nothing in the Service is accounting, tax, legal, or other professional advice. Reports, financial statements, and tax forms are only as accurate as the data you provide. You are responsible for reviewing them before you use or file them, and for meeting your filing deadlines and other legal obligations.</w:t>
+        <w:t xml:space="preserve"> We are not an accounting firm, tax advisor, law firm, or financial advisor, and nothing in the Service or any assistance we provide is accounting, tax, legal, or other professional advice. Reports, financial statements, and tax forms are only as accurate as the data you provide. You are responsible for reviewing them before you use or file them, and for meeting your filing deadlines and other legal obligations.</w:t>
       </w:r>
     </w:p>
     <w:p>
@@ -870,7 +870,7 @@
         <w:t>Plaid</w:t>
       </w:r>
       <w:r>
-        <w:t>") to import transactions. By connecting an account, you confirm that you are entitled to give us and Plaid access to it, and your use of Plaid is subject to the Plaid End User Privacy Policy. Your financial institution and Plaid control access to the account and its data, and we are not liable if connected-account data is unavailable, inaccurate, delayed, or discontinued.</w:t>
+        <w:t>") to import transactions. By connecting an account, you confirm that you are entitled to give us and Plaid access to it and that you are in good standing with that account, and your use of Plaid is subject to the Plaid End User Privacy Policy. Your financial institution and Plaid control access to the account and its data, and we are not liable if connected-account data is unavailable, inaccurate, delayed, or discontinued.</w:t>
       </w:r>
     </w:p>
     <w:p>
@@ -900,7 +900,7 @@
         <w:rPr>
           <w:i/>
         </w:rPr>
-        <w:t>You can leave at any time. We can suspend or close accounts, but for paying Organizations we will try to give notice and a chance to fix the problem first. An Organization without a subscription for 365 days may be deleted after 60 days' email notice.</w:t>
+        <w:t>You can leave at any time. We can suspend or close accounts, but before closing a paying Organization's account we will try to give notice and a chance to fix the problem, except in cases such as fraud or non-payment. An Organization without a subscription for 365 days may be deleted after 60 days' email notice, and an unconverted trial 90 days after it ends.</w:t>
       </w:r>
     </w:p>
     <w:p>
@@ -914,7 +914,7 @@
         <w:t>Termination.</w:t>
       </w:r>
       <w:r>
-        <w:t xml:space="preserve"> You can stop using the Service and delete your account or Organization at any time (see Sections 1.1 and 9.2). We may suspend or terminate your access, including by deleting your account or Organization, at any time and for any reason, including if we believe you have broken these Terms. For an Organization with an active paid subscription, we will make reasonable efforts to give you notice and a chance to fix the problem first, except in cases of suspected fraud, abuse, non-payment, legal or security risk, or harm to the Service or others. We are not liable for any suspension or termination. The Payment Processor may also suspend or end Chexbill Payments under the Merchant Agreement. Sections 2.2 through 2.4 and Sections 3 through 13 survive termination.</w:t>
+        <w:t xml:space="preserve"> You can stop using the Service and delete your account or Organization at any time (see Sections 1.1 and 9.2). We may suspend or terminate your access, including by deleting your account or Organization, at any time and for any reason, including if we believe you have broken these Terms. For an Organization with an active paid subscription, we will make reasonable efforts to give you notice and a chance to fix the problem before terminating, except in cases of suspected fraud, abuse, non-payment, legal or security risk, or harm to the Service or others. We are not liable for any suspension or termination. The Payment Processor may also suspend or end Chexbill Payments under the Merchant Agreement. Sections 2.2 through 2.4 and Sections 3 through 13 survive termination.</w:t>
       </w:r>
     </w:p>
     <w:p>
@@ -944,7 +944,7 @@
         <w:rPr>
           <w:i/>
         </w:rPr>
-        <w:t>The Service is provided "as is." Our liability is capped at the greater of $100 or what you paid us in the last 12 months, and you cover claims arising from your use of the Service, your data, and your payments.</w:t>
+        <w:t>The Service is provided "as is." Our liability is capped at the greater of $100 or what you paid us in the 12 months before the claim, and you cover claims arising from your use of the Service, your data, and your payments.</w:t>
       </w:r>
     </w:p>
     <w:p>
@@ -986,7 +986,7 @@
         <w:t>Indemnity.</w:t>
       </w:r>
       <w:r>
-        <w:t xml:space="preserve"> You will defend, indemnify, and hold harmless Chexbill and its officers, employees, and agents from any claims, and related reasonable costs and attorneys' fees, arising from (i) your use of the Service, (ii) your breach of these Terms or of any law, (iii) Customer Data, or (iv) if you use Chexbill Payments, transactions on your merchant account, chargebacks, and your compliance with the Merchant Agreement and card-network rules. We may control the defense at your expense, and you may not settle a claim without our written consent. We will tell you promptly about any claim we become aware of.</w:t>
+        <w:t xml:space="preserve"> You will defend, indemnify, and hold harmless Chexbill and its officers, employees, and agents from any claims, and related reasonable costs and attorneys' fees, arising from (i) your use of the Service, (ii) your breach of these Terms or of any law, (iii) Customer Data, or (iv) if you use Chexbill Payments, transactions on your merchant account, chargebacks, and your compliance with the Merchant Agreement and card-network rules. We may control the defense at your expense, and you will cooperate with our defense. You may not settle a claim without our written consent. We will make reasonable efforts to notify you promptly of any claim we become aware of.</w:t>
       </w:r>
     </w:p>
     <w:p>
@@ -1002,7 +1002,7 @@
         <w:rPr>
           <w:i/>
         </w:rPr>
-        <w:t>Disputes go to individual arbitration with JAMS, not court, after we first try to resolve them informally. You waive jury trials and class actions, but you can opt out within 30 days.</w:t>
+        <w:t>Most disputes go to individual arbitration with JAMS, not court, after we first try to resolve them informally. You waive jury trials and class actions, but you can opt out within 30 days.</w:t>
       </w:r>
     </w:p>
     <w:p>
@@ -1052,7 +1052,7 @@
         <w:t>How Arbitration Works.</w:t>
       </w:r>
       <w:r>
-        <w:t xml:space="preserve"> JAMS (www.jamsadr.com) will administer the arbitration under its Streamlined Arbitration Rules for claims under $250,000 (excluding fees and interest) and its Comprehensive Arbitration Rules for larger claims. Unless the parties agree otherwise, the arbitration will take place in the county where you live and will be confidential. The arbitrator decides all issues, except that a court decides disputes about the class action waiver, arbitration fees, whether the informal resolution step was completed, and which version of this Section 11 applies. The arbitrator's award is final and may be entered in any court with jurisdiction. Each party pays its own attorneys' fees unless the arbitrator finds a claim frivolous or brought for an improper purpose.</w:t>
+        <w:t xml:space="preserve"> JAMS (www.jamsadr.com) will administer the arbitration under its Streamlined Arbitration Rules for claims under $250,000 (excluding fees and interest) and its Comprehensive Arbitration Rules for larger claims. Unless the parties agree otherwise, the arbitration will take place in the county where you live and will be confidential. The arbitrator decides all issues, including the scope and enforceability of this Section 11, and may award the same relief as a court on an individual basis, except that a court decides disputes about the class action waiver, arbitration fees, whether the informal resolution step was completed, and which version of this Section 11 applies. The arbitrator's award is final and may be entered in any court with jurisdiction. Each party pays its own attorneys' fees unless the arbitrator finds a claim frivolous or brought for an improper purpose.</w:t>
       </w:r>
     </w:p>
     <w:p>
@@ -1066,7 +1066,7 @@
         <w:t>Jury Trial and Class Action Waiver.</w:t>
       </w:r>
       <w:r>
-        <w:t xml:space="preserve"> YOU AND WE WAIVE THE RIGHT TO A TRIAL BY JUDGE OR JURY. ALL CLAIMS MUST BE BROUGHT INDIVIDUALLY, NOT AS A PLAINTIFF OR CLASS MEMBER IN ANY CLASS, COLLECTIVE, OR REPRESENTATIVE PROCEEDING, AND THE ARBITRATOR MAY AWARD RELIEF ONLY ON AN INDIVIDUAL BASIS. If a court finds this waiver unenforceable for a particular claim, that claim will be decided in a state or federal court in Delaware, and all other claims remain in arbitration.</w:t>
+        <w:t xml:space="preserve"> YOU AND WE WAIVE THE RIGHT TO A TRIAL BY JUDGE OR JURY FOR ALL CLAIMS COVERED BY THIS SECTION 11. ALL CLAIMS MUST BE BROUGHT INDIVIDUALLY, NOT AS A PLAINTIFF OR CLASS MEMBER IN ANY CLASS, COLLECTIVE, OR REPRESENTATIVE PROCEEDING, AND THE ARBITRATOR MAY AWARD RELIEF ONLY ON AN INDIVIDUAL BASIS. If a court finds this waiver unenforceable for a particular claim, that claim will be decided in a state or federal court in Delaware, and all other claims remain in arbitration.</w:t>
       </w:r>
     </w:p>
     <w:p>
@@ -1152,7 +1152,7 @@
         <w:t>Governing Law and Courts.</w:t>
       </w:r>
       <w:r>
-        <w:t xml:space="preserve"> Delaware law governs these Terms, without regard to its conflict-of-law rules. Any dispute that is not arbitrated under Section 11 will be decided exclusively by the state or federal courts in New Castle County, Delaware, except that either party may seek equitable relief to protect its intellectual property in any court with jurisdiction, and either party may bring an individual claim in small claims court.</w:t>
+        <w:t xml:space="preserve"> Delaware law governs these Terms and any dispute relating to them or the Service, without regard to its conflict-of-law rules. For any dispute that is not arbitrated under Section 11, you and we irrevocably consent to the exclusive jurisdiction of the state and federal courts in New Castle County, Delaware, except that either party may seek equitable relief to protect its intellectual property in any court with jurisdiction, and either party may bring an individual claim in small claims court.</w:t>
       </w:r>
     </w:p>
     <w:p>
